--- a/SO/Lab3/Report_Anastasiia.docx
+++ b/SO/Lab3/Report_Anastasiia.docx
@@ -320,30 +320,37 @@
         </w:rPr>
         <w:t xml:space="preserve"> 2304: </w:t>
       </w:r>
-      <w:proofErr w:type="spellStart"/>
       <w:r>
         <w:rPr>
           <w:b/>
           <w:sz w:val="32"/>
           <w:szCs w:val="32"/>
         </w:rPr>
-        <w:t>Шелестян</w:t>
-      </w:r>
-      <w:proofErr w:type="spellEnd"/>
-      <w:r>
-        <w:rPr>
-          <w:b/>
+        <w:t>Шелестян А.</w:t>
+      </w:r>
+      <w:r>
+        <w:rPr>
           <w:sz w:val="32"/>
           <w:szCs w:val="32"/>
         </w:rPr>
-        <w:t xml:space="preserve"> А.</w:t>
-      </w:r>
-      <w:r>
+        <w:t xml:space="preserve"> </w:t>
+      </w:r>
+    </w:p>
+    <w:p>
+      <w:pPr>
+        <w:ind w:left="3600"/>
+        <w:jc w:val="right"/>
         <w:rPr>
           <w:sz w:val="32"/>
           <w:szCs w:val="32"/>
         </w:rPr>
-        <w:t xml:space="preserve"> </w:t>
+      </w:pPr>
+      <w:r>
+        <w:rPr>
+          <w:sz w:val="32"/>
+          <w:szCs w:val="32"/>
+        </w:rPr>
+        <w:t>Проверил преподаватель:</w:t>
       </w:r>
     </w:p>
     <w:p>
@@ -351,6 +358,7 @@
         <w:ind w:left="3600"/>
         <w:jc w:val="right"/>
         <w:rPr>
+          <w:b/>
           <w:sz w:val="32"/>
           <w:szCs w:val="32"/>
         </w:rPr>
@@ -360,44 +368,40 @@
           <w:sz w:val="32"/>
           <w:szCs w:val="32"/>
         </w:rPr>
-        <w:t>Проверил преподаватель:</w:t>
-      </w:r>
-    </w:p>
-    <w:p>
-      <w:pPr>
-        <w:ind w:left="3600"/>
-        <w:jc w:val="right"/>
+        <w:t xml:space="preserve"> </w:t>
+      </w:r>
+      <w:r>
         <w:rPr>
           <w:b/>
           <w:sz w:val="32"/>
           <w:szCs w:val="32"/>
         </w:rPr>
-      </w:pPr>
-      <w:r>
+        <w:t>Препелица А.</w:t>
+      </w:r>
+    </w:p>
+    <w:p>
+      <w:pPr>
         <w:rPr>
           <w:sz w:val="32"/>
           <w:szCs w:val="32"/>
         </w:rPr>
-        <w:t xml:space="preserve"> </w:t>
-      </w:r>
-      <w:proofErr w:type="spellStart"/>
-      <w:r>
-        <w:rPr>
-          <w:b/>
+      </w:pPr>
+    </w:p>
+    <w:p>
+      <w:pPr>
+        <w:rPr>
           <w:sz w:val="32"/>
           <w:szCs w:val="32"/>
         </w:rPr>
-        <w:t>Препелица</w:t>
-      </w:r>
-      <w:proofErr w:type="spellEnd"/>
-      <w:r>
-        <w:rPr>
-          <w:b/>
+      </w:pPr>
+    </w:p>
+    <w:p>
+      <w:pPr>
+        <w:rPr>
           <w:sz w:val="32"/>
           <w:szCs w:val="32"/>
         </w:rPr>
-        <w:t xml:space="preserve"> А.</w:t>
-      </w:r>
+      </w:pPr>
     </w:p>
     <w:p>
       <w:pPr>
@@ -425,51 +429,18 @@
     </w:p>
     <w:p>
       <w:pPr>
+        <w:jc w:val="center"/>
         <w:rPr>
           <w:sz w:val="32"/>
           <w:szCs w:val="32"/>
         </w:rPr>
       </w:pPr>
-    </w:p>
-    <w:p>
-      <w:pPr>
+      <w:r>
         <w:rPr>
           <w:sz w:val="32"/>
           <w:szCs w:val="32"/>
         </w:rPr>
-      </w:pPr>
-    </w:p>
-    <w:p>
-      <w:pPr>
-        <w:rPr>
-          <w:sz w:val="32"/>
-          <w:szCs w:val="32"/>
-        </w:rPr>
-      </w:pPr>
-    </w:p>
-    <w:p>
-      <w:pPr>
-        <w:jc w:val="center"/>
-        <w:rPr>
-          <w:sz w:val="32"/>
-          <w:szCs w:val="32"/>
-        </w:rPr>
-      </w:pPr>
-      <w:proofErr w:type="spellStart"/>
-      <w:r>
-        <w:rPr>
-          <w:sz w:val="32"/>
-          <w:szCs w:val="32"/>
-        </w:rPr>
-        <w:t>Кишинэу</w:t>
-      </w:r>
-      <w:proofErr w:type="spellEnd"/>
-      <w:r>
-        <w:rPr>
-          <w:sz w:val="32"/>
-          <w:szCs w:val="32"/>
-        </w:rPr>
-        <w:t>, 2023</w:t>
+        <w:t>Кишинэу, 2023</w:t>
       </w:r>
       <w:r>
         <w:rPr>
@@ -524,12 +495,11 @@
         <w:p>
           <w:pPr>
             <w:pStyle w:val="11"/>
-            <w:shd w:val="clear" w:color="auto" w:fill="FFFFFF" w:themeFill="background1"/>
             <w:tabs>
               <w:tab w:val="right" w:leader="dot" w:pos="9345"/>
             </w:tabs>
             <w:rPr>
-              <w:rFonts w:eastAsiaTheme="minorEastAsia"/>
+              <w:rFonts w:asciiTheme="minorHAnsi" w:eastAsiaTheme="minorEastAsia" w:hAnsiTheme="minorHAnsi" w:cstheme="minorBidi"/>
               <w:noProof/>
               <w:kern w:val="2"/>
               <w:sz w:val="22"/>
@@ -558,7 +528,7 @@
             </w:rPr>
             <w:fldChar w:fldCharType="separate"/>
           </w:r>
-          <w:hyperlink w:anchor="_Toc147443194" w:history="1">
+          <w:hyperlink w:anchor="_Toc148096178" w:history="1">
             <w:r>
               <w:rPr>
                 <w:rStyle w:val="a5"/>
@@ -586,7 +556,7 @@
                 <w:noProof/>
                 <w:webHidden/>
               </w:rPr>
-              <w:instrText xml:space="preserve"> PAGEREF _Toc147443194 \h </w:instrText>
+              <w:instrText xml:space="preserve"> PAGEREF _Toc148096178 \h </w:instrText>
             </w:r>
             <w:r>
               <w:rPr>
@@ -620,12 +590,11 @@
         <w:p>
           <w:pPr>
             <w:pStyle w:val="11"/>
-            <w:shd w:val="clear" w:color="auto" w:fill="FFFFFF" w:themeFill="background1"/>
             <w:tabs>
               <w:tab w:val="right" w:leader="dot" w:pos="9345"/>
             </w:tabs>
             <w:rPr>
-              <w:rFonts w:eastAsiaTheme="minorEastAsia"/>
+              <w:rFonts w:asciiTheme="minorHAnsi" w:eastAsiaTheme="minorEastAsia" w:hAnsiTheme="minorHAnsi" w:cstheme="minorBidi"/>
               <w:noProof/>
               <w:kern w:val="2"/>
               <w:sz w:val="22"/>
@@ -633,7 +602,7 @@
               <w14:ligatures w14:val="standardContextual"/>
             </w:rPr>
           </w:pPr>
-          <w:hyperlink w:anchor="_Toc147443195" w:history="1">
+          <w:hyperlink w:anchor="_Toc148096179" w:history="1">
             <w:r>
               <w:rPr>
                 <w:rStyle w:val="a5"/>
@@ -649,7 +618,7 @@
                 <w:noProof/>
                 <w:lang w:val="ro-RO"/>
               </w:rPr>
-              <w:t>SORT, FIND, MORE</w:t>
+              <w:t>Echo, Rem, MORE</w:t>
             </w:r>
             <w:r>
               <w:rPr>
@@ -678,7 +647,7 @@
                 <w:noProof/>
                 <w:webHidden/>
               </w:rPr>
-              <w:instrText xml:space="preserve"> PAGEREF _Toc147443195 \h </w:instrText>
+              <w:instrText xml:space="preserve"> PAGEREF _Toc148096179 \h </w:instrText>
             </w:r>
             <w:r>
               <w:rPr>
@@ -712,12 +681,11 @@
         <w:p>
           <w:pPr>
             <w:pStyle w:val="11"/>
-            <w:shd w:val="clear" w:color="auto" w:fill="FFFFFF" w:themeFill="background1"/>
             <w:tabs>
               <w:tab w:val="right" w:leader="dot" w:pos="9345"/>
             </w:tabs>
             <w:rPr>
-              <w:rFonts w:eastAsiaTheme="minorEastAsia"/>
+              <w:rFonts w:asciiTheme="minorHAnsi" w:eastAsiaTheme="minorEastAsia" w:hAnsiTheme="minorHAnsi" w:cstheme="minorBidi"/>
               <w:noProof/>
               <w:kern w:val="2"/>
               <w:sz w:val="22"/>
@@ -725,23 +693,43 @@
               <w14:ligatures w14:val="standardContextual"/>
             </w:rPr>
           </w:pPr>
-          <w:hyperlink w:anchor="_Toc147443196" w:history="1">
+          <w:hyperlink w:anchor="_Toc148096180" w:history="1">
             <w:r>
               <w:rPr>
                 <w:rStyle w:val="a5"/>
-                <w:b/>
-                <w:noProof/>
-              </w:rPr>
-              <w:t xml:space="preserve">1. Команда </w:t>
+                <w:bCs/>
+                <w:noProof/>
+                <w14:shadow w14:blurRad="38100" w14:dist="19050" w14:dir="2700000" w14:sx="100000" w14:sy="100000" w14:kx="0" w14:ky="0" w14:algn="tl">
+                  <w14:schemeClr w14:val="dk1">
+                    <w14:alpha w14:val="60000"/>
+                  </w14:schemeClr>
+                </w14:shadow>
+                <w14:textOutline w14:w="0" w14:cap="flat" w14:cmpd="sng" w14:algn="ctr">
+                  <w14:noFill/>
+                  <w14:prstDash w14:val="solid"/>
+                  <w14:round/>
+                </w14:textOutline>
+              </w:rPr>
+              <w:t xml:space="preserve">Команда </w:t>
             </w:r>
             <w:r>
               <w:rPr>
                 <w:rStyle w:val="a5"/>
-                <w:b/>
+                <w:bCs/>
                 <w:noProof/>
                 <w:lang w:val="en-US"/>
-              </w:rPr>
-              <w:t>SORT</w:t>
+                <w14:shadow w14:blurRad="38100" w14:dist="19050" w14:dir="2700000" w14:sx="100000" w14:sy="100000" w14:kx="0" w14:ky="0" w14:algn="tl">
+                  <w14:schemeClr w14:val="dk1">
+                    <w14:alpha w14:val="60000"/>
+                  </w14:schemeClr>
+                </w14:shadow>
+                <w14:textOutline w14:w="0" w14:cap="flat" w14:cmpd="sng" w14:algn="ctr">
+                  <w14:noFill/>
+                  <w14:prstDash w14:val="solid"/>
+                  <w14:round/>
+                </w14:textOutline>
+              </w:rPr>
+              <w:t>echo</w:t>
             </w:r>
             <w:r>
               <w:rPr>
@@ -762,7 +750,7 @@
                 <w:noProof/>
                 <w:webHidden/>
               </w:rPr>
-              <w:instrText xml:space="preserve"> PAGEREF _Toc147443196 \h </w:instrText>
+              <w:instrText xml:space="preserve"> PAGEREF _Toc148096180 \h </w:instrText>
             </w:r>
             <w:r>
               <w:rPr>
@@ -795,13 +783,12 @@
         </w:p>
         <w:p>
           <w:pPr>
-            <w:pStyle w:val="21"/>
-            <w:shd w:val="clear" w:color="auto" w:fill="FFFFFF" w:themeFill="background1"/>
+            <w:pStyle w:val="11"/>
             <w:tabs>
               <w:tab w:val="right" w:leader="dot" w:pos="9345"/>
             </w:tabs>
             <w:rPr>
-              <w:rFonts w:eastAsiaTheme="minorEastAsia"/>
+              <w:rFonts w:asciiTheme="minorHAnsi" w:eastAsiaTheme="minorEastAsia" w:hAnsiTheme="minorHAnsi" w:cstheme="minorBidi"/>
               <w:noProof/>
               <w:kern w:val="2"/>
               <w:sz w:val="22"/>
@@ -809,21 +796,45 @@
               <w14:ligatures w14:val="standardContextual"/>
             </w:rPr>
           </w:pPr>
-          <w:hyperlink w:anchor="_Toc147443197" w:history="1">
+          <w:hyperlink w:anchor="_Toc148096181" w:history="1">
             <w:r>
               <w:rPr>
                 <w:rStyle w:val="a5"/>
-                <w:noProof/>
-              </w:rPr>
-              <w:t>/</w:t>
+                <w:b/>
+                <w:bCs/>
+                <w:noProof/>
+                <w14:shadow w14:blurRad="38100" w14:dist="19050" w14:dir="2700000" w14:sx="100000" w14:sy="100000" w14:kx="0" w14:ky="0" w14:algn="tl">
+                  <w14:schemeClr w14:val="dk1">
+                    <w14:alpha w14:val="60000"/>
+                  </w14:schemeClr>
+                </w14:shadow>
+                <w14:textOutline w14:w="0" w14:cap="flat" w14:cmpd="sng" w14:algn="ctr">
+                  <w14:noFill/>
+                  <w14:prstDash w14:val="solid"/>
+                  <w14:round/>
+                </w14:textOutline>
+              </w:rPr>
+              <w:t xml:space="preserve">Команда </w:t>
             </w:r>
             <w:r>
               <w:rPr>
                 <w:rStyle w:val="a5"/>
+                <w:b/>
+                <w:bCs/>
                 <w:noProof/>
                 <w:lang w:val="en-US"/>
-              </w:rPr>
-              <w:t>r</w:t>
+                <w14:shadow w14:blurRad="38100" w14:dist="19050" w14:dir="2700000" w14:sx="100000" w14:sy="100000" w14:kx="0" w14:ky="0" w14:algn="tl">
+                  <w14:schemeClr w14:val="dk1">
+                    <w14:alpha w14:val="60000"/>
+                  </w14:schemeClr>
+                </w14:shadow>
+                <w14:textOutline w14:w="0" w14:cap="flat" w14:cmpd="sng" w14:algn="ctr">
+                  <w14:noFill/>
+                  <w14:prstDash w14:val="solid"/>
+                  <w14:round/>
+                </w14:textOutline>
+              </w:rPr>
+              <w:t>rem</w:t>
             </w:r>
             <w:r>
               <w:rPr>
@@ -844,7 +855,7 @@
                 <w:noProof/>
                 <w:webHidden/>
               </w:rPr>
-              <w:instrText xml:space="preserve"> PAGEREF _Toc147443197 \h </w:instrText>
+              <w:instrText xml:space="preserve"> PAGEREF _Toc148096181 \h </w:instrText>
             </w:r>
             <w:r>
               <w:rPr>
@@ -864,7 +875,7 @@
                 <w:noProof/>
                 <w:webHidden/>
               </w:rPr>
-              <w:t>5</w:t>
+              <w:t>4</w:t>
             </w:r>
             <w:r>
               <w:rPr>
@@ -878,12 +889,11 @@
         <w:p>
           <w:pPr>
             <w:pStyle w:val="21"/>
-            <w:shd w:val="clear" w:color="auto" w:fill="FFFFFF" w:themeFill="background1"/>
             <w:tabs>
               <w:tab w:val="right" w:leader="dot" w:pos="9345"/>
             </w:tabs>
             <w:rPr>
-              <w:rFonts w:eastAsiaTheme="minorEastAsia"/>
+              <w:rFonts w:asciiTheme="minorHAnsi" w:eastAsiaTheme="minorEastAsia" w:hAnsiTheme="minorHAnsi" w:cstheme="minorBidi"/>
               <w:noProof/>
               <w:kern w:val="2"/>
               <w:sz w:val="22"/>
@@ -891,21 +901,16 @@
               <w14:ligatures w14:val="standardContextual"/>
             </w:rPr>
           </w:pPr>
-          <w:hyperlink w:anchor="_Toc147443198" w:history="1">
+          <w:hyperlink w:anchor="_Toc148096182" w:history="1">
             <w:r>
               <w:rPr>
                 <w:rStyle w:val="a5"/>
-                <w:noProof/>
-              </w:rPr>
-              <w:t>/+</w:t>
-            </w:r>
-            <w:r>
-              <w:rPr>
-                <w:rStyle w:val="a5"/>
+                <w:b/>
+                <w:bCs/>
                 <w:noProof/>
                 <w:lang w:val="en-US"/>
               </w:rPr>
-              <w:t>n</w:t>
+              <w:t>Echo off rem</w:t>
             </w:r>
             <w:r>
               <w:rPr>
@@ -926,7 +931,7 @@
                 <w:noProof/>
                 <w:webHidden/>
               </w:rPr>
-              <w:instrText xml:space="preserve"> PAGEREF _Toc147443198 \h </w:instrText>
+              <w:instrText xml:space="preserve"> PAGEREF _Toc148096182 \h </w:instrText>
             </w:r>
             <w:r>
               <w:rPr>
@@ -959,13 +964,12 @@
         </w:p>
         <w:p>
           <w:pPr>
-            <w:pStyle w:val="21"/>
-            <w:shd w:val="clear" w:color="auto" w:fill="FFFFFF" w:themeFill="background1"/>
+            <w:pStyle w:val="11"/>
             <w:tabs>
               <w:tab w:val="right" w:leader="dot" w:pos="9345"/>
             </w:tabs>
             <w:rPr>
-              <w:rFonts w:eastAsiaTheme="minorEastAsia"/>
+              <w:rFonts w:asciiTheme="minorHAnsi" w:eastAsiaTheme="minorEastAsia" w:hAnsiTheme="minorHAnsi" w:cstheme="minorBidi"/>
               <w:noProof/>
               <w:kern w:val="2"/>
               <w:sz w:val="22"/>
@@ -973,13 +977,32 @@
               <w14:ligatures w14:val="standardContextual"/>
             </w:rPr>
           </w:pPr>
-          <w:hyperlink w:anchor="_Toc147443199" w:history="1">
+          <w:hyperlink w:anchor="_Toc148096183" w:history="1">
             <w:r>
               <w:rPr>
                 <w:rStyle w:val="a5"/>
-                <w:noProof/>
-              </w:rPr>
-              <w:t>/O</w:t>
+                <w:b/>
+                <w:noProof/>
+                <w:lang w:val="en-US"/>
+              </w:rPr>
+              <w:t>2.</w:t>
+            </w:r>
+            <w:r>
+              <w:rPr>
+                <w:rStyle w:val="a5"/>
+                <w:b/>
+                <w:noProof/>
+              </w:rPr>
+              <w:t xml:space="preserve"> Команда</w:t>
+            </w:r>
+            <w:r>
+              <w:rPr>
+                <w:rStyle w:val="a5"/>
+                <w:b/>
+                <w:noProof/>
+                <w:lang w:val="en-US"/>
+              </w:rPr>
+              <w:t xml:space="preserve"> MORE</w:t>
             </w:r>
             <w:r>
               <w:rPr>
@@ -1000,7 +1023,7 @@
                 <w:noProof/>
                 <w:webHidden/>
               </w:rPr>
-              <w:instrText xml:space="preserve"> PAGEREF _Toc147443199 \h </w:instrText>
+              <w:instrText xml:space="preserve"> PAGEREF _Toc148096183 \h </w:instrText>
             </w:r>
             <w:r>
               <w:rPr>
@@ -1020,7 +1043,7 @@
                 <w:noProof/>
                 <w:webHidden/>
               </w:rPr>
-              <w:t>6</w:t>
+              <w:t>12</w:t>
             </w:r>
             <w:r>
               <w:rPr>
@@ -1033,13 +1056,12 @@
         </w:p>
         <w:p>
           <w:pPr>
-            <w:pStyle w:val="11"/>
-            <w:shd w:val="clear" w:color="auto" w:fill="FFFFFF" w:themeFill="background1"/>
+            <w:pStyle w:val="21"/>
             <w:tabs>
               <w:tab w:val="right" w:leader="dot" w:pos="9345"/>
             </w:tabs>
             <w:rPr>
-              <w:rFonts w:eastAsiaTheme="minorEastAsia"/>
+              <w:rFonts w:asciiTheme="minorHAnsi" w:eastAsiaTheme="minorEastAsia" w:hAnsiTheme="minorHAnsi" w:cstheme="minorBidi"/>
               <w:noProof/>
               <w:kern w:val="2"/>
               <w:sz w:val="22"/>
@@ -1047,23 +1069,14 @@
               <w14:ligatures w14:val="standardContextual"/>
             </w:rPr>
           </w:pPr>
-          <w:hyperlink w:anchor="_Toc147443200" w:history="1">
+          <w:hyperlink w:anchor="_Toc148096184" w:history="1">
             <w:r>
               <w:rPr>
                 <w:rStyle w:val="a5"/>
-                <w:b/>
-                <w:noProof/>
-              </w:rPr>
-              <w:t xml:space="preserve">2. Команда </w:t>
-            </w:r>
-            <w:r>
-              <w:rPr>
-                <w:rStyle w:val="a5"/>
-                <w:b/>
                 <w:noProof/>
                 <w:lang w:val="en-US"/>
               </w:rPr>
-              <w:t>Find</w:t>
+              <w:t>/s</w:t>
             </w:r>
             <w:r>
               <w:rPr>
@@ -1084,7 +1097,7 @@
                 <w:noProof/>
                 <w:webHidden/>
               </w:rPr>
-              <w:instrText xml:space="preserve"> PAGEREF _Toc147443200 \h </w:instrText>
+              <w:instrText xml:space="preserve"> PAGEREF _Toc148096184 \h </w:instrText>
             </w:r>
             <w:r>
               <w:rPr>
@@ -1104,7 +1117,7 @@
                 <w:noProof/>
                 <w:webHidden/>
               </w:rPr>
-              <w:t>6</w:t>
+              <w:t>14</w:t>
             </w:r>
             <w:r>
               <w:rPr>
@@ -1118,12 +1131,11 @@
         <w:p>
           <w:pPr>
             <w:pStyle w:val="21"/>
-            <w:shd w:val="clear" w:color="auto" w:fill="FFFFFF" w:themeFill="background1"/>
             <w:tabs>
               <w:tab w:val="right" w:leader="dot" w:pos="9345"/>
             </w:tabs>
             <w:rPr>
-              <w:rFonts w:eastAsiaTheme="minorEastAsia"/>
+              <w:rFonts w:asciiTheme="minorHAnsi" w:eastAsiaTheme="minorEastAsia" w:hAnsiTheme="minorHAnsi" w:cstheme="minorBidi"/>
               <w:noProof/>
               <w:kern w:val="2"/>
               <w:sz w:val="22"/>
@@ -1131,13 +1143,21 @@
               <w14:ligatures w14:val="standardContextual"/>
             </w:rPr>
           </w:pPr>
-          <w:hyperlink w:anchor="_Toc147443201" w:history="1">
+          <w:hyperlink w:anchor="_Toc148096185" w:history="1">
             <w:r>
               <w:rPr>
                 <w:rStyle w:val="a5"/>
                 <w:noProof/>
               </w:rPr>
-              <w:t>/v</w:t>
+              <w:t>/+</w:t>
+            </w:r>
+            <w:r>
+              <w:rPr>
+                <w:rStyle w:val="a5"/>
+                <w:noProof/>
+                <w:lang w:val="en-US"/>
+              </w:rPr>
+              <w:t>n</w:t>
             </w:r>
             <w:r>
               <w:rPr>
@@ -1158,7 +1178,7 @@
                 <w:noProof/>
                 <w:webHidden/>
               </w:rPr>
-              <w:instrText xml:space="preserve"> PAGEREF _Toc147443201 \h </w:instrText>
+              <w:instrText xml:space="preserve"> PAGEREF _Toc148096185 \h </w:instrText>
             </w:r>
             <w:r>
               <w:rPr>
@@ -1178,7 +1198,7 @@
                 <w:noProof/>
                 <w:webHidden/>
               </w:rPr>
-              <w:t>7</w:t>
+              <w:t>15</w:t>
             </w:r>
             <w:r>
               <w:rPr>
@@ -1192,12 +1212,11 @@
         <w:p>
           <w:pPr>
             <w:pStyle w:val="21"/>
-            <w:shd w:val="clear" w:color="auto" w:fill="FFFFFF" w:themeFill="background1"/>
             <w:tabs>
               <w:tab w:val="right" w:leader="dot" w:pos="9345"/>
             </w:tabs>
             <w:rPr>
-              <w:rFonts w:eastAsiaTheme="minorEastAsia"/>
+              <w:rFonts w:asciiTheme="minorHAnsi" w:eastAsiaTheme="minorEastAsia" w:hAnsiTheme="minorHAnsi" w:cstheme="minorBidi"/>
               <w:noProof/>
               <w:kern w:val="2"/>
               <w:sz w:val="22"/>
@@ -1205,13 +1224,13 @@
               <w14:ligatures w14:val="standardContextual"/>
             </w:rPr>
           </w:pPr>
-          <w:hyperlink w:anchor="_Toc147443202" w:history="1">
+          <w:hyperlink w:anchor="_Toc148096186" w:history="1">
             <w:r>
               <w:rPr>
                 <w:rStyle w:val="a5"/>
                 <w:noProof/>
               </w:rPr>
-              <w:t xml:space="preserve">При вводе команды </w:t>
+              <w:t>/</w:t>
             </w:r>
             <w:r>
               <w:rPr>
@@ -1219,59 +1238,7 @@
                 <w:noProof/>
                 <w:lang w:val="en-US"/>
               </w:rPr>
-              <w:t>find</w:t>
-            </w:r>
-            <w:r>
-              <w:rPr>
-                <w:rStyle w:val="a5"/>
-                <w:noProof/>
-              </w:rPr>
-              <w:t xml:space="preserve"> с дополнительным ключом /</w:t>
-            </w:r>
-            <w:r>
-              <w:rPr>
-                <w:rStyle w:val="a5"/>
-                <w:noProof/>
-                <w:lang w:val="en-US"/>
-              </w:rPr>
-              <w:t>v</w:t>
-            </w:r>
-            <w:r>
-              <w:rPr>
-                <w:rStyle w:val="a5"/>
-                <w:noProof/>
-              </w:rPr>
-              <w:t xml:space="preserve"> выводит все строки текстового файла КРОМЕ заданного в стоке. В данном случае ищет все дни недели кроме «</w:t>
-            </w:r>
-            <w:r>
-              <w:rPr>
-                <w:rStyle w:val="a5"/>
-                <w:noProof/>
-                <w:lang w:val="en-US"/>
-              </w:rPr>
-              <w:t>Tuesday</w:t>
-            </w:r>
-            <w:r>
-              <w:rPr>
-                <w:rStyle w:val="a5"/>
-                <w:noProof/>
-              </w:rPr>
-              <w:t>». Во втором случае все дни недели, которые не содержат букву «</w:t>
-            </w:r>
-            <w:r>
-              <w:rPr>
-                <w:rStyle w:val="a5"/>
-                <w:noProof/>
-                <w:lang w:val="en-US"/>
-              </w:rPr>
-              <w:t>t</w:t>
-            </w:r>
-            <w:r>
-              <w:rPr>
-                <w:rStyle w:val="a5"/>
-                <w:noProof/>
-              </w:rPr>
-              <w:t>».</w:t>
+              <w:t>tn</w:t>
             </w:r>
             <w:r>
               <w:rPr>
@@ -1292,7 +1259,7 @@
                 <w:noProof/>
                 <w:webHidden/>
               </w:rPr>
-              <w:instrText xml:space="preserve"> PAGEREF _Toc147443202 \h </w:instrText>
+              <w:instrText xml:space="preserve"> PAGEREF _Toc148096186 \h </w:instrText>
             </w:r>
             <w:r>
               <w:rPr>
@@ -1312,7 +1279,7 @@
                 <w:noProof/>
                 <w:webHidden/>
               </w:rPr>
-              <w:t>7</w:t>
+              <w:t>15</w:t>
             </w:r>
             <w:r>
               <w:rPr>
@@ -1325,13 +1292,12 @@
         </w:p>
         <w:p>
           <w:pPr>
-            <w:pStyle w:val="21"/>
-            <w:shd w:val="clear" w:color="auto" w:fill="FFFFFF" w:themeFill="background1"/>
+            <w:pStyle w:val="11"/>
             <w:tabs>
               <w:tab w:val="right" w:leader="dot" w:pos="9345"/>
             </w:tabs>
             <w:rPr>
-              <w:rFonts w:eastAsiaTheme="minorEastAsia"/>
+              <w:rFonts w:asciiTheme="minorHAnsi" w:eastAsiaTheme="minorEastAsia" w:hAnsiTheme="minorHAnsi" w:cstheme="minorBidi"/>
               <w:noProof/>
               <w:kern w:val="2"/>
               <w:sz w:val="22"/>
@@ -1339,21 +1305,15 @@
               <w14:ligatures w14:val="standardContextual"/>
             </w:rPr>
           </w:pPr>
-          <w:hyperlink w:anchor="_Toc147443203" w:history="1">
+          <w:hyperlink w:anchor="_Toc148096187" w:history="1">
             <w:r>
               <w:rPr>
                 <w:rStyle w:val="a5"/>
-                <w:noProof/>
-              </w:rPr>
-              <w:t>/</w:t>
-            </w:r>
-            <w:r>
-              <w:rPr>
-                <w:rStyle w:val="a5"/>
-                <w:noProof/>
-                <w:lang w:val="en-US"/>
-              </w:rPr>
-              <w:t>i</w:t>
+                <w:b/>
+                <w:bCs/>
+                <w:noProof/>
+              </w:rPr>
+              <w:t>Перенаправление стандартных операций ввода/вывода: «&lt;», «&gt;», «&gt;&gt;». Использование  pipe каналов «|».</w:t>
             </w:r>
             <w:r>
               <w:rPr>
@@ -1374,7 +1334,7 @@
                 <w:noProof/>
                 <w:webHidden/>
               </w:rPr>
-              <w:instrText xml:space="preserve"> PAGEREF _Toc147443203 \h </w:instrText>
+              <w:instrText xml:space="preserve"> PAGEREF _Toc148096187 \h </w:instrText>
             </w:r>
             <w:r>
               <w:rPr>
@@ -1394,7 +1354,7 @@
                 <w:noProof/>
                 <w:webHidden/>
               </w:rPr>
-              <w:t>7</w:t>
+              <w:t>16</w:t>
             </w:r>
             <w:r>
               <w:rPr>
@@ -1408,12 +1368,11 @@
         <w:p>
           <w:pPr>
             <w:pStyle w:val="21"/>
-            <w:shd w:val="clear" w:color="auto" w:fill="FFFFFF" w:themeFill="background1"/>
             <w:tabs>
               <w:tab w:val="right" w:leader="dot" w:pos="9345"/>
             </w:tabs>
             <w:rPr>
-              <w:rFonts w:eastAsiaTheme="minorEastAsia"/>
+              <w:rFonts w:asciiTheme="minorHAnsi" w:eastAsiaTheme="minorEastAsia" w:hAnsiTheme="minorHAnsi" w:cstheme="minorBidi"/>
               <w:noProof/>
               <w:kern w:val="2"/>
               <w:sz w:val="22"/>
@@ -1421,13 +1380,13 @@
               <w14:ligatures w14:val="standardContextual"/>
             </w:rPr>
           </w:pPr>
-          <w:hyperlink w:anchor="_Toc147443204" w:history="1">
+          <w:hyperlink w:anchor="_Toc148096188" w:history="1">
             <w:r>
               <w:rPr>
                 <w:rStyle w:val="a5"/>
                 <w:noProof/>
               </w:rPr>
-              <w:t>/c</w:t>
+              <w:t>&lt; - перенаправление ввода. Данные считываются не с клавиатуры, а из файла или другого устройства.</w:t>
             </w:r>
             <w:r>
               <w:rPr>
@@ -1448,7 +1407,7 @@
                 <w:noProof/>
                 <w:webHidden/>
               </w:rPr>
-              <w:instrText xml:space="preserve"> PAGEREF _Toc147443204 \h </w:instrText>
+              <w:instrText xml:space="preserve"> PAGEREF _Toc148096188 \h </w:instrText>
             </w:r>
             <w:r>
               <w:rPr>
@@ -1468,7 +1427,7 @@
                 <w:noProof/>
                 <w:webHidden/>
               </w:rPr>
-              <w:t>8</w:t>
+              <w:t>16</w:t>
             </w:r>
             <w:r>
               <w:rPr>
@@ -1481,13 +1440,12 @@
         </w:p>
         <w:p>
           <w:pPr>
-            <w:pStyle w:val="21"/>
-            <w:shd w:val="clear" w:color="auto" w:fill="FFFFFF" w:themeFill="background1"/>
+            <w:pStyle w:val="11"/>
             <w:tabs>
               <w:tab w:val="right" w:leader="dot" w:pos="9345"/>
             </w:tabs>
             <w:rPr>
-              <w:rFonts w:eastAsiaTheme="minorEastAsia"/>
+              <w:rFonts w:asciiTheme="minorHAnsi" w:eastAsiaTheme="minorEastAsia" w:hAnsiTheme="minorHAnsi" w:cstheme="minorBidi"/>
               <w:noProof/>
               <w:kern w:val="2"/>
               <w:sz w:val="22"/>
@@ -1495,21 +1453,25 @@
               <w14:ligatures w14:val="standardContextual"/>
             </w:rPr>
           </w:pPr>
-          <w:hyperlink w:anchor="_Toc147443205" w:history="1">
+          <w:hyperlink w:anchor="_Toc148096189" w:history="1">
             <w:r>
               <w:rPr>
                 <w:rStyle w:val="a5"/>
-                <w:noProof/>
-              </w:rPr>
-              <w:t>/</w:t>
+                <w:b/>
+                <w:bCs/>
+                <w:noProof/>
+              </w:rPr>
+              <w:t>III</w:t>
             </w:r>
             <w:r>
               <w:rPr>
                 <w:rStyle w:val="a5"/>
+                <w:b/>
+                <w:bCs/>
                 <w:noProof/>
                 <w:lang w:val="en-US"/>
               </w:rPr>
-              <w:t>n</w:t>
+              <w:t>.</w:t>
             </w:r>
             <w:r>
               <w:rPr>
@@ -1530,7 +1492,7 @@
                 <w:noProof/>
                 <w:webHidden/>
               </w:rPr>
-              <w:instrText xml:space="preserve"> PAGEREF _Toc147443205 \h </w:instrText>
+              <w:instrText xml:space="preserve"> PAGEREF _Toc148096189 \h </w:instrText>
             </w:r>
             <w:r>
               <w:rPr>
@@ -1550,7 +1512,7 @@
                 <w:noProof/>
                 <w:webHidden/>
               </w:rPr>
-              <w:t>8</w:t>
+              <w:t>21</w:t>
             </w:r>
             <w:r>
               <w:rPr>
@@ -1564,12 +1526,11 @@
         <w:p>
           <w:pPr>
             <w:pStyle w:val="11"/>
-            <w:shd w:val="clear" w:color="auto" w:fill="FFFFFF" w:themeFill="background1"/>
             <w:tabs>
               <w:tab w:val="right" w:leader="dot" w:pos="9345"/>
             </w:tabs>
             <w:rPr>
-              <w:rFonts w:eastAsiaTheme="minorEastAsia"/>
+              <w:rFonts w:asciiTheme="minorHAnsi" w:eastAsiaTheme="minorEastAsia" w:hAnsiTheme="minorHAnsi" w:cstheme="minorBidi"/>
               <w:noProof/>
               <w:kern w:val="2"/>
               <w:sz w:val="22"/>
@@ -1577,32 +1538,15 @@
               <w14:ligatures w14:val="standardContextual"/>
             </w:rPr>
           </w:pPr>
-          <w:hyperlink w:anchor="_Toc147443206" w:history="1">
+          <w:hyperlink w:anchor="_Toc148096190" w:history="1">
             <w:r>
               <w:rPr>
                 <w:rStyle w:val="a5"/>
                 <w:b/>
-                <w:noProof/>
-                <w:lang w:val="en-US"/>
-              </w:rPr>
-              <w:t>3.</w:t>
-            </w:r>
-            <w:r>
-              <w:rPr>
-                <w:rStyle w:val="a5"/>
-                <w:b/>
-                <w:noProof/>
-              </w:rPr>
-              <w:t xml:space="preserve"> Команда</w:t>
-            </w:r>
-            <w:r>
-              <w:rPr>
-                <w:rStyle w:val="a5"/>
-                <w:b/>
-                <w:noProof/>
-                <w:lang w:val="en-US"/>
-              </w:rPr>
-              <w:t xml:space="preserve"> MORE</w:t>
+                <w:bCs/>
+                <w:noProof/>
+              </w:rPr>
+              <w:t>Выводы</w:t>
             </w:r>
             <w:r>
               <w:rPr>
@@ -1623,7 +1567,7 @@
                 <w:noProof/>
                 <w:webHidden/>
               </w:rPr>
-              <w:instrText xml:space="preserve"> PAGEREF _Toc147443206 \h </w:instrText>
+              <w:instrText xml:space="preserve"> PAGEREF _Toc148096190 \h </w:instrText>
             </w:r>
             <w:r>
               <w:rPr>
@@ -1643,7 +1587,7 @@
                 <w:noProof/>
                 <w:webHidden/>
               </w:rPr>
-              <w:t>9</w:t>
+              <w:t>23</w:t>
             </w:r>
             <w:r>
               <w:rPr>
@@ -1656,13 +1600,12 @@
         </w:p>
         <w:p>
           <w:pPr>
-            <w:pStyle w:val="21"/>
-            <w:shd w:val="clear" w:color="auto" w:fill="FFFFFF" w:themeFill="background1"/>
+            <w:pStyle w:val="11"/>
             <w:tabs>
               <w:tab w:val="right" w:leader="dot" w:pos="9345"/>
             </w:tabs>
             <w:rPr>
-              <w:rFonts w:eastAsiaTheme="minorEastAsia"/>
+              <w:rFonts w:asciiTheme="minorHAnsi" w:eastAsiaTheme="minorEastAsia" w:hAnsiTheme="minorHAnsi" w:cstheme="minorBidi"/>
               <w:noProof/>
               <w:kern w:val="2"/>
               <w:sz w:val="22"/>
@@ -1670,246 +1613,7 @@
               <w14:ligatures w14:val="standardContextual"/>
             </w:rPr>
           </w:pPr>
-          <w:hyperlink w:anchor="_Toc147443207" w:history="1">
-            <w:r>
-              <w:rPr>
-                <w:rStyle w:val="a5"/>
-                <w:noProof/>
-                <w:lang w:val="en-US"/>
-              </w:rPr>
-              <w:t>/s</w:t>
-            </w:r>
-            <w:r>
-              <w:rPr>
-                <w:noProof/>
-                <w:webHidden/>
-              </w:rPr>
-              <w:tab/>
-            </w:r>
-            <w:r>
-              <w:rPr>
-                <w:noProof/>
-                <w:webHidden/>
-              </w:rPr>
-              <w:fldChar w:fldCharType="begin"/>
-            </w:r>
-            <w:r>
-              <w:rPr>
-                <w:noProof/>
-                <w:webHidden/>
-              </w:rPr>
-              <w:instrText xml:space="preserve"> PAGEREF _Toc147443207 \h </w:instrText>
-            </w:r>
-            <w:r>
-              <w:rPr>
-                <w:noProof/>
-                <w:webHidden/>
-              </w:rPr>
-            </w:r>
-            <w:r>
-              <w:rPr>
-                <w:noProof/>
-                <w:webHidden/>
-              </w:rPr>
-              <w:fldChar w:fldCharType="separate"/>
-            </w:r>
-            <w:r>
-              <w:rPr>
-                <w:noProof/>
-                <w:webHidden/>
-              </w:rPr>
-              <w:t>10</w:t>
-            </w:r>
-            <w:r>
-              <w:rPr>
-                <w:noProof/>
-                <w:webHidden/>
-              </w:rPr>
-              <w:fldChar w:fldCharType="end"/>
-            </w:r>
-          </w:hyperlink>
-        </w:p>
-        <w:p>
-          <w:pPr>
-            <w:pStyle w:val="21"/>
-            <w:shd w:val="clear" w:color="auto" w:fill="FFFFFF" w:themeFill="background1"/>
-            <w:tabs>
-              <w:tab w:val="right" w:leader="dot" w:pos="9345"/>
-            </w:tabs>
-            <w:rPr>
-              <w:rFonts w:eastAsiaTheme="minorEastAsia"/>
-              <w:noProof/>
-              <w:kern w:val="2"/>
-              <w:sz w:val="22"/>
-              <w:szCs w:val="22"/>
-              <w14:ligatures w14:val="standardContextual"/>
-            </w:rPr>
-          </w:pPr>
-          <w:hyperlink w:anchor="_Toc147443208" w:history="1">
-            <w:r>
-              <w:rPr>
-                <w:rStyle w:val="a5"/>
-                <w:noProof/>
-              </w:rPr>
-              <w:t>/+</w:t>
-            </w:r>
-            <w:r>
-              <w:rPr>
-                <w:rStyle w:val="a5"/>
-                <w:noProof/>
-                <w:lang w:val="en-US"/>
-              </w:rPr>
-              <w:t>n</w:t>
-            </w:r>
-            <w:r>
-              <w:rPr>
-                <w:noProof/>
-                <w:webHidden/>
-              </w:rPr>
-              <w:tab/>
-            </w:r>
-            <w:r>
-              <w:rPr>
-                <w:noProof/>
-                <w:webHidden/>
-              </w:rPr>
-              <w:fldChar w:fldCharType="begin"/>
-            </w:r>
-            <w:r>
-              <w:rPr>
-                <w:noProof/>
-                <w:webHidden/>
-              </w:rPr>
-              <w:instrText xml:space="preserve"> PAGEREF _Toc147443208 \h </w:instrText>
-            </w:r>
-            <w:r>
-              <w:rPr>
-                <w:noProof/>
-                <w:webHidden/>
-              </w:rPr>
-            </w:r>
-            <w:r>
-              <w:rPr>
-                <w:noProof/>
-                <w:webHidden/>
-              </w:rPr>
-              <w:fldChar w:fldCharType="separate"/>
-            </w:r>
-            <w:r>
-              <w:rPr>
-                <w:noProof/>
-                <w:webHidden/>
-              </w:rPr>
-              <w:t>11</w:t>
-            </w:r>
-            <w:r>
-              <w:rPr>
-                <w:noProof/>
-                <w:webHidden/>
-              </w:rPr>
-              <w:fldChar w:fldCharType="end"/>
-            </w:r>
-          </w:hyperlink>
-        </w:p>
-        <w:p>
-          <w:pPr>
-            <w:pStyle w:val="21"/>
-            <w:shd w:val="clear" w:color="auto" w:fill="FFFFFF" w:themeFill="background1"/>
-            <w:tabs>
-              <w:tab w:val="right" w:leader="dot" w:pos="9345"/>
-            </w:tabs>
-            <w:rPr>
-              <w:rFonts w:eastAsiaTheme="minorEastAsia"/>
-              <w:noProof/>
-              <w:kern w:val="2"/>
-              <w:sz w:val="22"/>
-              <w:szCs w:val="22"/>
-              <w14:ligatures w14:val="standardContextual"/>
-            </w:rPr>
-          </w:pPr>
-          <w:hyperlink w:anchor="_Toc147443209" w:history="1">
-            <w:r>
-              <w:rPr>
-                <w:rStyle w:val="a5"/>
-                <w:noProof/>
-              </w:rPr>
-              <w:t>/</w:t>
-            </w:r>
-            <w:r>
-              <w:rPr>
-                <w:rStyle w:val="a5"/>
-                <w:noProof/>
-                <w:lang w:val="en-US"/>
-              </w:rPr>
-              <w:t>tn</w:t>
-            </w:r>
-            <w:r>
-              <w:rPr>
-                <w:noProof/>
-                <w:webHidden/>
-              </w:rPr>
-              <w:tab/>
-            </w:r>
-            <w:r>
-              <w:rPr>
-                <w:noProof/>
-                <w:webHidden/>
-              </w:rPr>
-              <w:fldChar w:fldCharType="begin"/>
-            </w:r>
-            <w:r>
-              <w:rPr>
-                <w:noProof/>
-                <w:webHidden/>
-              </w:rPr>
-              <w:instrText xml:space="preserve"> PAGEREF _Toc147443209 \h </w:instrText>
-            </w:r>
-            <w:r>
-              <w:rPr>
-                <w:noProof/>
-                <w:webHidden/>
-              </w:rPr>
-            </w:r>
-            <w:r>
-              <w:rPr>
-                <w:noProof/>
-                <w:webHidden/>
-              </w:rPr>
-              <w:fldChar w:fldCharType="separate"/>
-            </w:r>
-            <w:r>
-              <w:rPr>
-                <w:noProof/>
-                <w:webHidden/>
-              </w:rPr>
-              <w:t>11</w:t>
-            </w:r>
-            <w:r>
-              <w:rPr>
-                <w:noProof/>
-                <w:webHidden/>
-              </w:rPr>
-              <w:fldChar w:fldCharType="end"/>
-            </w:r>
-          </w:hyperlink>
-        </w:p>
-        <w:p>
-          <w:pPr>
-            <w:pStyle w:val="11"/>
-            <w:shd w:val="clear" w:color="auto" w:fill="FFFFFF" w:themeFill="background1"/>
-            <w:tabs>
-              <w:tab w:val="right" w:leader="dot" w:pos="9345"/>
-            </w:tabs>
-            <w:rPr>
-              <w:rFonts w:eastAsiaTheme="minorEastAsia"/>
-              <w:noProof/>
-              <w:kern w:val="2"/>
-              <w:sz w:val="22"/>
-              <w:szCs w:val="22"/>
-              <w14:ligatures w14:val="standardContextual"/>
-            </w:rPr>
-          </w:pPr>
-          <w:hyperlink w:anchor="_Toc147443210" w:history="1">
+          <w:hyperlink w:anchor="_Toc148096191" w:history="1">
             <w:r>
               <w:rPr>
                 <w:rStyle w:val="a5"/>
@@ -1917,7 +1621,7 @@
                 <w:bCs/>
                 <w:noProof/>
               </w:rPr>
-              <w:t>Перенаправление стандартных операций ввода/вывода: «&lt;», «&gt;», «&gt;&gt;». Использование  pipe каналов «|».</w:t>
+              <w:t>ЛИТЕРАТУРА</w:t>
             </w:r>
             <w:r>
               <w:rPr>
@@ -1938,7 +1642,7 @@
                 <w:noProof/>
                 <w:webHidden/>
               </w:rPr>
-              <w:instrText xml:space="preserve"> PAGEREF _Toc147443210 \h </w:instrText>
+              <w:instrText xml:space="preserve"> PAGEREF _Toc148096191 \h </w:instrText>
             </w:r>
             <w:r>
               <w:rPr>
@@ -1958,548 +1662,7 @@
                 <w:noProof/>
                 <w:webHidden/>
               </w:rPr>
-              <w:t>12</w:t>
-            </w:r>
-            <w:r>
-              <w:rPr>
-                <w:noProof/>
-                <w:webHidden/>
-              </w:rPr>
-              <w:fldChar w:fldCharType="end"/>
-            </w:r>
-          </w:hyperlink>
-        </w:p>
-        <w:p>
-          <w:pPr>
-            <w:pStyle w:val="21"/>
-            <w:shd w:val="clear" w:color="auto" w:fill="FFFFFF" w:themeFill="background1"/>
-            <w:tabs>
-              <w:tab w:val="right" w:leader="dot" w:pos="9345"/>
-            </w:tabs>
-            <w:rPr>
-              <w:rFonts w:eastAsiaTheme="minorEastAsia"/>
-              <w:noProof/>
-              <w:kern w:val="2"/>
-              <w:sz w:val="22"/>
-              <w:szCs w:val="22"/>
-              <w14:ligatures w14:val="standardContextual"/>
-            </w:rPr>
-          </w:pPr>
-          <w:hyperlink w:anchor="_Toc147443211" w:history="1">
-            <w:r>
-              <w:rPr>
-                <w:rStyle w:val="a5"/>
-                <w:noProof/>
-              </w:rPr>
-              <w:t>&lt; - перенаправление ввода. Данные считываются не с клавиатуры, а из файла или другого устройства.</w:t>
-            </w:r>
-            <w:r>
-              <w:rPr>
-                <w:noProof/>
-                <w:webHidden/>
-              </w:rPr>
-              <w:tab/>
-            </w:r>
-            <w:r>
-              <w:rPr>
-                <w:noProof/>
-                <w:webHidden/>
-              </w:rPr>
-              <w:fldChar w:fldCharType="begin"/>
-            </w:r>
-            <w:r>
-              <w:rPr>
-                <w:noProof/>
-                <w:webHidden/>
-              </w:rPr>
-              <w:instrText xml:space="preserve"> PAGEREF _Toc147443211 \h </w:instrText>
-            </w:r>
-            <w:r>
-              <w:rPr>
-                <w:noProof/>
-                <w:webHidden/>
-              </w:rPr>
-            </w:r>
-            <w:r>
-              <w:rPr>
-                <w:noProof/>
-                <w:webHidden/>
-              </w:rPr>
-              <w:fldChar w:fldCharType="separate"/>
-            </w:r>
-            <w:r>
-              <w:rPr>
-                <w:noProof/>
-                <w:webHidden/>
-              </w:rPr>
-              <w:t>12</w:t>
-            </w:r>
-            <w:r>
-              <w:rPr>
-                <w:noProof/>
-                <w:webHidden/>
-              </w:rPr>
-              <w:fldChar w:fldCharType="end"/>
-            </w:r>
-          </w:hyperlink>
-        </w:p>
-        <w:p>
-          <w:pPr>
-            <w:pStyle w:val="21"/>
-            <w:shd w:val="clear" w:color="auto" w:fill="FFFFFF" w:themeFill="background1"/>
-            <w:tabs>
-              <w:tab w:val="right" w:leader="dot" w:pos="9345"/>
-            </w:tabs>
-            <w:rPr>
-              <w:rFonts w:eastAsiaTheme="minorEastAsia"/>
-              <w:noProof/>
-              <w:kern w:val="2"/>
-              <w:sz w:val="22"/>
-              <w:szCs w:val="22"/>
-              <w14:ligatures w14:val="standardContextual"/>
-            </w:rPr>
-          </w:pPr>
-          <w:hyperlink w:anchor="_Toc147443212" w:history="1">
-            <w:r>
-              <w:rPr>
-                <w:rStyle w:val="a5"/>
-                <w:b/>
-                <w:bCs/>
-                <w:noProof/>
-              </w:rPr>
-              <w:t>&gt;, &gt;&gt;</w:t>
-            </w:r>
-            <w:r>
-              <w:rPr>
-                <w:noProof/>
-                <w:webHidden/>
-              </w:rPr>
-              <w:tab/>
-            </w:r>
-            <w:r>
-              <w:rPr>
-                <w:noProof/>
-                <w:webHidden/>
-              </w:rPr>
-              <w:fldChar w:fldCharType="begin"/>
-            </w:r>
-            <w:r>
-              <w:rPr>
-                <w:noProof/>
-                <w:webHidden/>
-              </w:rPr>
-              <w:instrText xml:space="preserve"> PAGEREF _Toc147443212 \h </w:instrText>
-            </w:r>
-            <w:r>
-              <w:rPr>
-                <w:noProof/>
-                <w:webHidden/>
-              </w:rPr>
-            </w:r>
-            <w:r>
-              <w:rPr>
-                <w:noProof/>
-                <w:webHidden/>
-              </w:rPr>
-              <w:fldChar w:fldCharType="separate"/>
-            </w:r>
-            <w:r>
-              <w:rPr>
-                <w:noProof/>
-                <w:webHidden/>
-              </w:rPr>
-              <w:t>13</w:t>
-            </w:r>
-            <w:r>
-              <w:rPr>
-                <w:noProof/>
-                <w:webHidden/>
-              </w:rPr>
-              <w:fldChar w:fldCharType="end"/>
-            </w:r>
-          </w:hyperlink>
-        </w:p>
-        <w:p>
-          <w:pPr>
-            <w:pStyle w:val="21"/>
-            <w:shd w:val="clear" w:color="auto" w:fill="FFFFFF" w:themeFill="background1"/>
-            <w:tabs>
-              <w:tab w:val="right" w:leader="dot" w:pos="9345"/>
-            </w:tabs>
-            <w:rPr>
-              <w:rFonts w:eastAsiaTheme="minorEastAsia"/>
-              <w:noProof/>
-              <w:kern w:val="2"/>
-              <w:sz w:val="22"/>
-              <w:szCs w:val="22"/>
-              <w14:ligatures w14:val="standardContextual"/>
-            </w:rPr>
-          </w:pPr>
-          <w:hyperlink w:anchor="_Toc147443213" w:history="1">
-            <w:r>
-              <w:rPr>
-                <w:rStyle w:val="a5"/>
-                <w:b/>
-                <w:bCs/>
-                <w:noProof/>
-              </w:rPr>
-              <w:t>|</w:t>
-            </w:r>
-            <w:r>
-              <w:rPr>
-                <w:noProof/>
-                <w:webHidden/>
-              </w:rPr>
-              <w:tab/>
-            </w:r>
-            <w:r>
-              <w:rPr>
-                <w:noProof/>
-                <w:webHidden/>
-              </w:rPr>
-              <w:fldChar w:fldCharType="begin"/>
-            </w:r>
-            <w:r>
-              <w:rPr>
-                <w:noProof/>
-                <w:webHidden/>
-              </w:rPr>
-              <w:instrText xml:space="preserve"> PAGEREF _Toc147443213 \h </w:instrText>
-            </w:r>
-            <w:r>
-              <w:rPr>
-                <w:noProof/>
-                <w:webHidden/>
-              </w:rPr>
-            </w:r>
-            <w:r>
-              <w:rPr>
-                <w:noProof/>
-                <w:webHidden/>
-              </w:rPr>
-              <w:fldChar w:fldCharType="separate"/>
-            </w:r>
-            <w:r>
-              <w:rPr>
-                <w:noProof/>
-                <w:webHidden/>
-              </w:rPr>
-              <w:t>14</w:t>
-            </w:r>
-            <w:r>
-              <w:rPr>
-                <w:noProof/>
-                <w:webHidden/>
-              </w:rPr>
-              <w:fldChar w:fldCharType="end"/>
-            </w:r>
-          </w:hyperlink>
-        </w:p>
-        <w:p>
-          <w:pPr>
-            <w:pStyle w:val="11"/>
-            <w:shd w:val="clear" w:color="auto" w:fill="FFFFFF" w:themeFill="background1"/>
-            <w:tabs>
-              <w:tab w:val="right" w:leader="dot" w:pos="9345"/>
-            </w:tabs>
-            <w:rPr>
-              <w:rFonts w:eastAsiaTheme="minorEastAsia"/>
-              <w:noProof/>
-              <w:kern w:val="2"/>
-              <w:sz w:val="22"/>
-              <w:szCs w:val="22"/>
-              <w14:ligatures w14:val="standardContextual"/>
-            </w:rPr>
-          </w:pPr>
-          <w:hyperlink w:anchor="_Toc147443214" w:history="1">
-            <w:r>
-              <w:rPr>
-                <w:rStyle w:val="a5"/>
-                <w:b/>
-                <w:bCs/>
-                <w:noProof/>
-                <w:lang w:val="en-US"/>
-              </w:rPr>
-              <w:t>II.</w:t>
-            </w:r>
-            <w:r>
-              <w:rPr>
-                <w:noProof/>
-                <w:webHidden/>
-              </w:rPr>
-              <w:tab/>
-            </w:r>
-            <w:r>
-              <w:rPr>
-                <w:noProof/>
-                <w:webHidden/>
-              </w:rPr>
-              <w:fldChar w:fldCharType="begin"/>
-            </w:r>
-            <w:r>
-              <w:rPr>
-                <w:noProof/>
-                <w:webHidden/>
-              </w:rPr>
-              <w:instrText xml:space="preserve"> PAGEREF _Toc147443214 \h </w:instrText>
-            </w:r>
-            <w:r>
-              <w:rPr>
-                <w:noProof/>
-                <w:webHidden/>
-              </w:rPr>
-            </w:r>
-            <w:r>
-              <w:rPr>
-                <w:noProof/>
-                <w:webHidden/>
-              </w:rPr>
-              <w:fldChar w:fldCharType="separate"/>
-            </w:r>
-            <w:r>
-              <w:rPr>
-                <w:noProof/>
-                <w:webHidden/>
-              </w:rPr>
-              <w:t>14</w:t>
-            </w:r>
-            <w:r>
-              <w:rPr>
-                <w:noProof/>
-                <w:webHidden/>
-              </w:rPr>
-              <w:fldChar w:fldCharType="end"/>
-            </w:r>
-          </w:hyperlink>
-        </w:p>
-        <w:p>
-          <w:pPr>
-            <w:pStyle w:val="11"/>
-            <w:shd w:val="clear" w:color="auto" w:fill="FFFFFF" w:themeFill="background1"/>
-            <w:tabs>
-              <w:tab w:val="right" w:leader="dot" w:pos="9345"/>
-            </w:tabs>
-            <w:rPr>
-              <w:rFonts w:eastAsiaTheme="minorEastAsia"/>
-              <w:noProof/>
-              <w:kern w:val="2"/>
-              <w:sz w:val="22"/>
-              <w:szCs w:val="22"/>
-              <w14:ligatures w14:val="standardContextual"/>
-            </w:rPr>
-          </w:pPr>
-          <w:hyperlink w:anchor="_Toc147443215" w:history="1">
-            <w:r>
-              <w:rPr>
-                <w:rStyle w:val="a5"/>
-                <w:b/>
-                <w:bCs/>
-                <w:noProof/>
-              </w:rPr>
-              <w:t>III</w:t>
-            </w:r>
-            <w:r>
-              <w:rPr>
-                <w:rStyle w:val="a5"/>
-                <w:b/>
-                <w:bCs/>
-                <w:noProof/>
-                <w:lang w:val="en-US"/>
-              </w:rPr>
-              <w:t>.</w:t>
-            </w:r>
-            <w:r>
-              <w:rPr>
-                <w:noProof/>
-                <w:webHidden/>
-              </w:rPr>
-              <w:tab/>
-            </w:r>
-            <w:r>
-              <w:rPr>
-                <w:noProof/>
-                <w:webHidden/>
-              </w:rPr>
-              <w:fldChar w:fldCharType="begin"/>
-            </w:r>
-            <w:r>
-              <w:rPr>
-                <w:noProof/>
-                <w:webHidden/>
-              </w:rPr>
-              <w:instrText xml:space="preserve"> PAGEREF _Toc147443215 \h </w:instrText>
-            </w:r>
-            <w:r>
-              <w:rPr>
-                <w:noProof/>
-                <w:webHidden/>
-              </w:rPr>
-            </w:r>
-            <w:r>
-              <w:rPr>
-                <w:noProof/>
-                <w:webHidden/>
-              </w:rPr>
-              <w:fldChar w:fldCharType="separate"/>
-            </w:r>
-            <w:r>
-              <w:rPr>
-                <w:noProof/>
-                <w:webHidden/>
-              </w:rPr>
-              <w:t>16</w:t>
-            </w:r>
-            <w:r>
-              <w:rPr>
-                <w:noProof/>
-                <w:webHidden/>
-              </w:rPr>
-              <w:fldChar w:fldCharType="end"/>
-            </w:r>
-          </w:hyperlink>
-        </w:p>
-        <w:p>
-          <w:pPr>
-            <w:pStyle w:val="11"/>
-            <w:shd w:val="clear" w:color="auto" w:fill="FFFFFF" w:themeFill="background1"/>
-            <w:tabs>
-              <w:tab w:val="right" w:leader="dot" w:pos="9345"/>
-            </w:tabs>
-            <w:rPr>
-              <w:rFonts w:eastAsiaTheme="minorEastAsia"/>
-              <w:noProof/>
-              <w:kern w:val="2"/>
-              <w:sz w:val="22"/>
-              <w:szCs w:val="22"/>
-              <w14:ligatures w14:val="standardContextual"/>
-            </w:rPr>
-          </w:pPr>
-          <w:hyperlink w:anchor="_Toc147443216" w:history="1">
-            <w:r>
-              <w:rPr>
-                <w:rStyle w:val="a5"/>
-                <w:b/>
-                <w:bCs/>
-                <w:noProof/>
-              </w:rPr>
-              <w:t>Выводы</w:t>
-            </w:r>
-            <w:r>
-              <w:rPr>
-                <w:noProof/>
-                <w:webHidden/>
-              </w:rPr>
-              <w:tab/>
-            </w:r>
-            <w:r>
-              <w:rPr>
-                <w:noProof/>
-                <w:webHidden/>
-              </w:rPr>
-              <w:fldChar w:fldCharType="begin"/>
-            </w:r>
-            <w:r>
-              <w:rPr>
-                <w:noProof/>
-                <w:webHidden/>
-              </w:rPr>
-              <w:instrText xml:space="preserve"> PAGEREF _Toc147443216 \h </w:instrText>
-            </w:r>
-            <w:r>
-              <w:rPr>
-                <w:noProof/>
-                <w:webHidden/>
-              </w:rPr>
-            </w:r>
-            <w:r>
-              <w:rPr>
-                <w:noProof/>
-                <w:webHidden/>
-              </w:rPr>
-              <w:fldChar w:fldCharType="separate"/>
-            </w:r>
-            <w:r>
-              <w:rPr>
-                <w:noProof/>
-                <w:webHidden/>
-              </w:rPr>
-              <w:t>18</w:t>
-            </w:r>
-            <w:r>
-              <w:rPr>
-                <w:noProof/>
-                <w:webHidden/>
-              </w:rPr>
-              <w:fldChar w:fldCharType="end"/>
-            </w:r>
-          </w:hyperlink>
-        </w:p>
-        <w:p>
-          <w:pPr>
-            <w:pStyle w:val="11"/>
-            <w:shd w:val="clear" w:color="auto" w:fill="FFFFFF" w:themeFill="background1"/>
-            <w:tabs>
-              <w:tab w:val="right" w:leader="dot" w:pos="9345"/>
-            </w:tabs>
-            <w:rPr>
-              <w:rFonts w:eastAsiaTheme="minorEastAsia"/>
-              <w:noProof/>
-              <w:kern w:val="2"/>
-              <w:sz w:val="22"/>
-              <w:szCs w:val="22"/>
-              <w14:ligatures w14:val="standardContextual"/>
-            </w:rPr>
-          </w:pPr>
-          <w:hyperlink w:anchor="_Toc147443217" w:history="1">
-            <w:r>
-              <w:rPr>
-                <w:rStyle w:val="a5"/>
-                <w:b/>
-                <w:bCs/>
-                <w:noProof/>
-              </w:rPr>
-              <w:t>ЛИТЕРАТУРА</w:t>
-            </w:r>
-            <w:r>
-              <w:rPr>
-                <w:noProof/>
-                <w:webHidden/>
-              </w:rPr>
-              <w:tab/>
-            </w:r>
-            <w:r>
-              <w:rPr>
-                <w:noProof/>
-                <w:webHidden/>
-              </w:rPr>
-              <w:fldChar w:fldCharType="begin"/>
-            </w:r>
-            <w:r>
-              <w:rPr>
-                <w:noProof/>
-                <w:webHidden/>
-              </w:rPr>
-              <w:instrText xml:space="preserve"> PAGEREF _Toc147443217 \h </w:instrText>
-            </w:r>
-            <w:r>
-              <w:rPr>
-                <w:noProof/>
-                <w:webHidden/>
-              </w:rPr>
-            </w:r>
-            <w:r>
-              <w:rPr>
-                <w:noProof/>
-                <w:webHidden/>
-              </w:rPr>
-              <w:fldChar w:fldCharType="separate"/>
-            </w:r>
-            <w:r>
-              <w:rPr>
-                <w:noProof/>
-                <w:webHidden/>
-              </w:rPr>
-              <w:t>19</w:t>
+              <w:t>24</w:t>
             </w:r>
             <w:r>
               <w:rPr>
@@ -2554,7 +1717,7 @@
           <w:szCs w:val="32"/>
         </w:rPr>
       </w:pPr>
-      <w:bookmarkStart w:id="0" w:name="_Toc147443194"/>
+      <w:bookmarkStart w:id="0" w:name="_Toc148096178"/>
       <w:r>
         <w:rPr>
           <w:b/>
@@ -2638,43 +1801,7 @@
           <w:szCs w:val="28"/>
           <w:lang w:val="en-US"/>
         </w:rPr>
-        <w:t xml:space="preserve">Call, echo (on/off), rem, exit (/b), for (/L, /D, /R, /F), </w:t>
-      </w:r>
-      <w:proofErr w:type="spellStart"/>
-      <w:r>
-        <w:rPr>
-          <w:sz w:val="28"/>
-          <w:szCs w:val="28"/>
-          <w:lang w:val="en-US"/>
-        </w:rPr>
-        <w:t>goto</w:t>
-      </w:r>
-      <w:proofErr w:type="spellEnd"/>
-      <w:r>
-        <w:rPr>
-          <w:sz w:val="28"/>
-          <w:szCs w:val="28"/>
-          <w:lang w:val="en-US"/>
-        </w:rPr>
-        <w:t xml:space="preserve">, if (str1==str2, exist, </w:t>
-      </w:r>
-      <w:proofErr w:type="spellStart"/>
-      <w:r>
-        <w:rPr>
-          <w:sz w:val="28"/>
-          <w:szCs w:val="28"/>
-          <w:lang w:val="en-US"/>
-        </w:rPr>
-        <w:t>errorlevel</w:t>
-      </w:r>
-      <w:proofErr w:type="spellEnd"/>
-      <w:r>
-        <w:rPr>
-          <w:sz w:val="28"/>
-          <w:szCs w:val="28"/>
-          <w:lang w:val="en-US"/>
-        </w:rPr>
-        <w:t>), pause, set (/p, /a), shift (/n), choice (/m, /n, /cs, /c, /d, /t).</w:t>
+        <w:t>Call, echo (on/off), rem, exit (/b), for (/L, /D, /R, /F), goto, if (str1==str2, exist, errorlevel), pause, set (/p, /a), shift (/n), choice (/m, /n, /cs, /c, /d, /t).</w:t>
       </w:r>
     </w:p>
     <w:p>
@@ -2693,12 +1820,14 @@
         <w:rPr>
           <w:sz w:val="28"/>
           <w:szCs w:val="28"/>
-        </w:rPr>
-      </w:pPr>
-      <w:r>
-        <w:rPr>
-          <w:sz w:val="28"/>
-          <w:szCs w:val="28"/>
+          <w:lang w:val="en-US"/>
+        </w:rPr>
+      </w:pPr>
+      <w:r>
+        <w:rPr>
+          <w:sz w:val="28"/>
+          <w:szCs w:val="28"/>
+          <w:lang w:val="en-US"/>
         </w:rPr>
         <w:br w:type="page"/>
       </w:r>
@@ -2716,7 +1845,7 @@
         </w:rPr>
       </w:pPr>
       <w:bookmarkStart w:id="1" w:name="_Toc146284874"/>
-      <w:bookmarkStart w:id="2" w:name="_Toc147443195"/>
+      <w:bookmarkStart w:id="2" w:name="_Toc148096179"/>
       <w:r>
         <w:rPr>
           <w:b/>
@@ -2733,7 +1862,34 @@
           <w:szCs w:val="32"/>
           <w:lang w:val="ro-RO"/>
         </w:rPr>
-        <w:t>SORT, FIND, MORE</w:t>
+        <w:t>Echo</w:t>
+      </w:r>
+      <w:r>
+        <w:rPr>
+          <w:b/>
+          <w:sz w:val="32"/>
+          <w:szCs w:val="32"/>
+          <w:lang w:val="ro-RO"/>
+        </w:rPr>
+        <w:t>,</w:t>
+      </w:r>
+      <w:r>
+        <w:rPr>
+          <w:b/>
+          <w:sz w:val="32"/>
+          <w:szCs w:val="32"/>
+          <w:lang w:val="ro-RO"/>
+        </w:rPr>
+        <w:t xml:space="preserve"> Rem</w:t>
+      </w:r>
+      <w:r>
+        <w:rPr>
+          <w:b/>
+          <w:sz w:val="32"/>
+          <w:szCs w:val="32"/>
+          <w:lang w:val="ro-RO"/>
+        </w:rPr>
+        <w:t>, MORE</w:t>
       </w:r>
       <w:r>
         <w:rPr>
@@ -2769,47 +1925,63 @@
     </w:p>
     <w:p>
       <w:pPr>
-        <w:pStyle w:val="a4"/>
-        <w:numPr>
-          <w:ilvl w:val="0"/>
-          <w:numId w:val="1"/>
-        </w:numPr>
-        <w:ind w:firstLine="709"/>
+        <w:pStyle w:val="1"/>
         <w:jc w:val="both"/>
-        <w:outlineLvl w:val="0"/>
-        <w:rPr>
-          <w:b/>
-          <w:sz w:val="28"/>
-          <w:szCs w:val="28"/>
-        </w:rPr>
-      </w:pPr>
-      <w:bookmarkStart w:id="3" w:name="_Toc147443196"/>
-      <w:r>
-        <w:rPr>
-          <w:b/>
-          <w:sz w:val="28"/>
-          <w:szCs w:val="28"/>
+        <w:rPr>
+          <w:rFonts w:ascii="Times New Roman" w:hAnsi="Times New Roman" w:cs="Times New Roman"/>
+          <w:bCs/>
+          <w:color w:val="000000" w:themeColor="text1"/>
+          <w14:shadow w14:blurRad="38100" w14:dist="19050" w14:dir="2700000" w14:sx="100000" w14:sy="100000" w14:kx="0" w14:ky="0" w14:algn="tl">
+            <w14:schemeClr w14:val="dk1">
+              <w14:alpha w14:val="60000"/>
+            </w14:schemeClr>
+          </w14:shadow>
+          <w14:textOutline w14:w="0" w14:cap="flat" w14:cmpd="sng" w14:algn="ctr">
+            <w14:noFill/>
+            <w14:prstDash w14:val="solid"/>
+            <w14:round/>
+          </w14:textOutline>
+        </w:rPr>
+      </w:pPr>
+      <w:bookmarkStart w:id="3" w:name="_Toc148096180"/>
+      <w:r>
+        <w:rPr>
+          <w:rFonts w:ascii="Times New Roman" w:hAnsi="Times New Roman" w:cs="Times New Roman"/>
+          <w:bCs/>
+          <w:color w:val="000000" w:themeColor="text1"/>
+          <w14:shadow w14:blurRad="38100" w14:dist="19050" w14:dir="2700000" w14:sx="100000" w14:sy="100000" w14:kx="0" w14:ky="0" w14:algn="tl">
+            <w14:schemeClr w14:val="dk1">
+              <w14:alpha w14:val="60000"/>
+            </w14:schemeClr>
+          </w14:shadow>
+          <w14:textOutline w14:w="0" w14:cap="flat" w14:cmpd="sng" w14:algn="ctr">
+            <w14:noFill/>
+            <w14:prstDash w14:val="solid"/>
+            <w14:round/>
+          </w14:textOutline>
         </w:rPr>
         <w:t xml:space="preserve">Команда </w:t>
       </w:r>
       <w:r>
         <w:rPr>
-          <w:b/>
-          <w:sz w:val="28"/>
-          <w:szCs w:val="28"/>
-          <w:lang w:val="en-US"/>
-        </w:rPr>
-        <w:t>SORT</w:t>
+          <w:rFonts w:ascii="Times New Roman" w:hAnsi="Times New Roman" w:cs="Times New Roman"/>
+          <w:bCs/>
+          <w:color w:val="000000" w:themeColor="text1"/>
+          <w:lang w:val="en-US"/>
+          <w14:shadow w14:blurRad="38100" w14:dist="19050" w14:dir="2700000" w14:sx="100000" w14:sy="100000" w14:kx="0" w14:ky="0" w14:algn="tl">
+            <w14:schemeClr w14:val="dk1">
+              <w14:alpha w14:val="60000"/>
+            </w14:schemeClr>
+          </w14:shadow>
+          <w14:textOutline w14:w="0" w14:cap="flat" w14:cmpd="sng" w14:algn="ctr">
+            <w14:noFill/>
+            <w14:prstDash w14:val="solid"/>
+            <w14:round/>
+          </w14:textOutline>
+        </w:rPr>
+        <w:t>echo</w:t>
       </w:r>
       <w:bookmarkEnd w:id="3"/>
-      <w:r>
-        <w:rPr>
-          <w:b/>
-          <w:sz w:val="28"/>
-          <w:szCs w:val="28"/>
-        </w:rPr>
-        <w:t xml:space="preserve"> </w:t>
-      </w:r>
     </w:p>
     <w:p>
       <w:pPr>
@@ -2834,58 +2006,6 @@
           <w:szCs w:val="28"/>
         </w:rPr>
       </w:pPr>
-      <w:r>
-        <w:rPr>
-          <w:shd w:val="clear" w:color="auto" w:fill="FFFFFF"/>
-        </w:rPr>
-        <w:t xml:space="preserve">Это команда для вывода текстовых строк в определенном порядке. Проще говоря, для сортировки. Ее можно использовать для сортировки текста из одного или нескольких файлов или c помощью нее может быть выполнена сортировка вывода </w:t>
-      </w:r>
-      <w:proofErr w:type="spellStart"/>
-      <w:r>
-        <w:rPr>
-          <w:shd w:val="clear" w:color="auto" w:fill="FFFFFF"/>
-        </w:rPr>
-        <w:t>linux</w:t>
-      </w:r>
-      <w:proofErr w:type="spellEnd"/>
-      <w:r>
-        <w:rPr>
-          <w:shd w:val="clear" w:color="auto" w:fill="FFFFFF"/>
-        </w:rPr>
-        <w:t xml:space="preserve"> для какой-либо команды. Это может быть полезно во многих случаях. Например, отсортировать файлы по размеру в выводе команды </w:t>
-      </w:r>
-      <w:proofErr w:type="spellStart"/>
-      <w:r>
-        <w:rPr>
-          <w:shd w:val="clear" w:color="auto" w:fill="FFFFFF"/>
-        </w:rPr>
-        <w:t>du</w:t>
-      </w:r>
-      <w:proofErr w:type="spellEnd"/>
-      <w:r>
-        <w:rPr>
-          <w:shd w:val="clear" w:color="auto" w:fill="FFFFFF"/>
-        </w:rPr>
-        <w:t xml:space="preserve"> или собрать частотность использования команд из истории</w:t>
-      </w:r>
-      <w:r>
-        <w:rPr>
-          <w:sz w:val="28"/>
-          <w:szCs w:val="28"/>
-        </w:rPr>
-        <w:t>.</w:t>
-      </w:r>
-    </w:p>
-    <w:p>
-      <w:pPr>
-        <w:pStyle w:val="a4"/>
-        <w:spacing w:after="160" w:line="259" w:lineRule="auto"/>
-        <w:ind w:left="0"/>
-        <w:rPr>
-          <w:sz w:val="28"/>
-          <w:szCs w:val="28"/>
-        </w:rPr>
-      </w:pPr>
     </w:p>
     <w:p>
       <w:pPr>
@@ -2901,10 +2021,10 @@
           <w:szCs w:val="28"/>
         </w:rPr>
         <w:drawing>
-          <wp:inline distT="0" distB="0" distL="0" distR="0" wp14:anchorId="2EA7FA41" wp14:editId="2986125A">
-            <wp:extent cx="5940425" cy="4377690"/>
-            <wp:effectExtent l="0" t="0" r="3175" b="3810"/>
-            <wp:docPr id="2031562617" name="Рисунок 1"/>
+          <wp:inline distT="0" distB="0" distL="0" distR="0" wp14:anchorId="37C4A9F8" wp14:editId="359F9A30">
+            <wp:extent cx="5940425" cy="1280160"/>
+            <wp:effectExtent l="0" t="0" r="3175" b="0"/>
+            <wp:docPr id="1435628889" name="Рисунок 1"/>
             <wp:cNvGraphicFramePr>
               <a:graphicFrameLocks xmlns:a="http://schemas.openxmlformats.org/drawingml/2006/main" noChangeAspect="1"/>
             </wp:cNvGraphicFramePr>
@@ -2912,7 +2032,7 @@
               <a:graphicData uri="http://schemas.openxmlformats.org/drawingml/2006/picture">
                 <pic:pic xmlns:pic="http://schemas.openxmlformats.org/drawingml/2006/picture">
                   <pic:nvPicPr>
-                    <pic:cNvPr id="2031562617" name=""/>
+                    <pic:cNvPr id="1435628889" name=""/>
                     <pic:cNvPicPr/>
                   </pic:nvPicPr>
                   <pic:blipFill>
@@ -2924,7 +2044,7 @@
                   <pic:spPr>
                     <a:xfrm>
                       <a:off x="0" y="0"/>
-                      <a:ext cx="5940425" cy="4377690"/>
+                      <a:ext cx="5940425" cy="1280160"/>
                     </a:xfrm>
                     <a:prstGeom prst="rect">
                       <a:avLst/>
@@ -2947,35 +2067,92 @@
     </w:p>
     <w:p>
       <w:pPr>
-        <w:jc w:val="center"/>
-        <w:rPr>
-          <w:b/>
-          <w:sz w:val="28"/>
-          <w:szCs w:val="28"/>
-        </w:rPr>
-      </w:pPr>
-    </w:p>
-    <w:p>
-      <w:pPr>
-        <w:jc w:val="center"/>
-        <w:rPr>
-          <w:b/>
-          <w:sz w:val="28"/>
-          <w:szCs w:val="28"/>
-        </w:rPr>
-      </w:pPr>
-      <w:r>
-        <w:rPr>
-          <w:b/>
+        <w:pStyle w:val="1"/>
+        <w:rPr>
+          <w:b/>
+          <w:bCs/>
+          <w:color w:val="000000" w:themeColor="text1"/>
+          <w:lang w:val="en-US"/>
+          <w14:shadow w14:blurRad="38100" w14:dist="19050" w14:dir="2700000" w14:sx="100000" w14:sy="100000" w14:kx="0" w14:ky="0" w14:algn="tl">
+            <w14:schemeClr w14:val="dk1">
+              <w14:alpha w14:val="60000"/>
+            </w14:schemeClr>
+          </w14:shadow>
+          <w14:textOutline w14:w="0" w14:cap="flat" w14:cmpd="sng" w14:algn="ctr">
+            <w14:noFill/>
+            <w14:prstDash w14:val="solid"/>
+            <w14:round/>
+          </w14:textOutline>
+        </w:rPr>
+      </w:pPr>
+      <w:bookmarkStart w:id="4" w:name="_Toc148096181"/>
+      <w:r>
+        <w:rPr>
+          <w:b/>
+          <w:bCs/>
+          <w:color w:val="000000" w:themeColor="text1"/>
+          <w14:shadow w14:blurRad="38100" w14:dist="19050" w14:dir="2700000" w14:sx="100000" w14:sy="100000" w14:kx="0" w14:ky="0" w14:algn="tl">
+            <w14:schemeClr w14:val="dk1">
+              <w14:alpha w14:val="60000"/>
+            </w14:schemeClr>
+          </w14:shadow>
+          <w14:textOutline w14:w="0" w14:cap="flat" w14:cmpd="sng" w14:algn="ctr">
+            <w14:noFill/>
+            <w14:prstDash w14:val="solid"/>
+            <w14:round/>
+          </w14:textOutline>
+        </w:rPr>
+        <w:t xml:space="preserve">Команда </w:t>
+      </w:r>
+      <w:r>
+        <w:rPr>
+          <w:b/>
+          <w:bCs/>
+          <w:color w:val="000000" w:themeColor="text1"/>
+          <w:lang w:val="en-US"/>
+          <w14:shadow w14:blurRad="38100" w14:dist="19050" w14:dir="2700000" w14:sx="100000" w14:sy="100000" w14:kx="0" w14:ky="0" w14:algn="tl">
+            <w14:schemeClr w14:val="dk1">
+              <w14:alpha w14:val="60000"/>
+            </w14:schemeClr>
+          </w14:shadow>
+          <w14:textOutline w14:w="0" w14:cap="flat" w14:cmpd="sng" w14:algn="ctr">
+            <w14:noFill/>
+            <w14:prstDash w14:val="solid"/>
+            <w14:round/>
+          </w14:textOutline>
+        </w:rPr>
+        <w:t>rem</w:t>
+      </w:r>
+      <w:bookmarkEnd w:id="4"/>
+    </w:p>
+    <w:p>
+      <w:pPr>
+        <w:rPr>
+          <w:sz w:val="28"/>
+          <w:szCs w:val="28"/>
+        </w:rPr>
+      </w:pPr>
+    </w:p>
+    <w:p>
+      <w:pPr>
+        <w:rPr>
+          <w:sz w:val="28"/>
+          <w:szCs w:val="28"/>
+          <w:lang w:val="en-US"/>
+        </w:rPr>
+      </w:pPr>
+      <w:r>
+        <w:rPr>
           <w:noProof/>
           <w:sz w:val="28"/>
           <w:szCs w:val="28"/>
+          <w:lang w:val="en-US"/>
         </w:rPr>
         <w:drawing>
-          <wp:inline distT="0" distB="0" distL="0" distR="0" wp14:anchorId="3419A2D2" wp14:editId="56882635">
-            <wp:extent cx="4972306" cy="1308167"/>
-            <wp:effectExtent l="0" t="0" r="0" b="6350"/>
-            <wp:docPr id="1349204252" name="Рисунок 1"/>
+          <wp:inline distT="0" distB="0" distL="0" distR="0" wp14:anchorId="6EB9D8B1" wp14:editId="6ABAF523">
+            <wp:extent cx="5404128" cy="1403422"/>
+            <wp:effectExtent l="0" t="0" r="6350" b="6350"/>
+            <wp:docPr id="189020588" name="Рисунок 1"/>
             <wp:cNvGraphicFramePr>
               <a:graphicFrameLocks xmlns:a="http://schemas.openxmlformats.org/drawingml/2006/main" noChangeAspect="1"/>
             </wp:cNvGraphicFramePr>
@@ -2983,7 +2160,7 @@
               <a:graphicData uri="http://schemas.openxmlformats.org/drawingml/2006/picture">
                 <pic:pic xmlns:pic="http://schemas.openxmlformats.org/drawingml/2006/picture">
                   <pic:nvPicPr>
-                    <pic:cNvPr id="1349204252" name=""/>
+                    <pic:cNvPr id="189020588" name=""/>
                     <pic:cNvPicPr/>
                   </pic:nvPicPr>
                   <pic:blipFill>
@@ -2995,7 +2172,7 @@
                   <pic:spPr>
                     <a:xfrm>
                       <a:off x="0" y="0"/>
-                      <a:ext cx="4972306" cy="1308167"/>
+                      <a:ext cx="5404128" cy="1403422"/>
                     </a:xfrm>
                     <a:prstGeom prst="rect">
                       <a:avLst/>
@@ -3010,42 +2187,14 @@
     </w:p>
     <w:p>
       <w:pPr>
-        <w:jc w:val="both"/>
-        <w:rPr>
-          <w:bCs/>
-          <w:sz w:val="28"/>
-          <w:szCs w:val="28"/>
-        </w:rPr>
-      </w:pPr>
-      <w:r>
-        <w:rPr>
-          <w:bCs/>
-          <w:sz w:val="28"/>
-          <w:szCs w:val="28"/>
-        </w:rPr>
-        <w:t xml:space="preserve">При вводе команды </w:t>
-      </w:r>
-      <w:r>
-        <w:rPr>
-          <w:bCs/>
-          <w:sz w:val="28"/>
-          <w:szCs w:val="28"/>
-          <w:lang w:val="en-US"/>
-        </w:rPr>
-        <w:t>sort</w:t>
-      </w:r>
-      <w:r>
-        <w:rPr>
-          <w:bCs/>
-          <w:sz w:val="28"/>
-          <w:szCs w:val="28"/>
-        </w:rPr>
-        <w:t xml:space="preserve"> мы сортируем строки в текстовом документе. </w:t>
-      </w:r>
-    </w:p>
-    <w:p>
-      <w:pPr>
-        <w:jc w:val="both"/>
+        <w:rPr>
+          <w:sz w:val="28"/>
+          <w:szCs w:val="28"/>
+        </w:rPr>
+      </w:pPr>
+    </w:p>
+    <w:p>
+      <w:pPr>
         <w:rPr>
           <w:b/>
           <w:sz w:val="28"/>
@@ -3060,8 +2209,18 @@
           <w:b/>
           <w:sz w:val="28"/>
           <w:szCs w:val="28"/>
-        </w:rPr>
-      </w:pPr>
+          <w:lang w:val="en-US"/>
+        </w:rPr>
+      </w:pPr>
+      <w:r>
+        <w:rPr>
+          <w:b/>
+          <w:sz w:val="28"/>
+          <w:szCs w:val="28"/>
+          <w:lang w:val="en-US"/>
+        </w:rPr>
+        <w:t>Echo on rem</w:t>
+      </w:r>
     </w:p>
     <w:p>
       <w:pPr>
@@ -3070,50 +2229,14 @@
           <w:b/>
           <w:sz w:val="28"/>
           <w:szCs w:val="28"/>
-        </w:rPr>
-      </w:pPr>
-    </w:p>
-    <w:p>
-      <w:pPr>
-        <w:pStyle w:val="2"/>
+          <w:lang w:val="en-US"/>
+        </w:rPr>
+      </w:pPr>
+    </w:p>
+    <w:p>
+      <w:pPr>
         <w:jc w:val="center"/>
         <w:rPr>
-          <w:rFonts w:ascii="Times New Roman" w:hAnsi="Times New Roman" w:cs="Times New Roman"/>
-          <w:color w:val="auto"/>
-        </w:rPr>
-      </w:pPr>
-      <w:bookmarkStart w:id="4" w:name="_Toc147443197"/>
-      <w:r>
-        <w:rPr>
-          <w:rFonts w:ascii="Times New Roman" w:hAnsi="Times New Roman" w:cs="Times New Roman"/>
-          <w:color w:val="auto"/>
-        </w:rPr>
-        <w:t>/</w:t>
-      </w:r>
-      <w:r>
-        <w:rPr>
-          <w:rFonts w:ascii="Times New Roman" w:hAnsi="Times New Roman" w:cs="Times New Roman"/>
-          <w:color w:val="auto"/>
-          <w:lang w:val="en-US"/>
-        </w:rPr>
-        <w:t>r</w:t>
-      </w:r>
-      <w:bookmarkEnd w:id="4"/>
-    </w:p>
-    <w:p>
-      <w:pPr>
-        <w:jc w:val="center"/>
-        <w:rPr>
-          <w:b/>
-          <w:sz w:val="28"/>
-          <w:szCs w:val="28"/>
-        </w:rPr>
-      </w:pPr>
-    </w:p>
-    <w:p>
-      <w:pPr>
-        <w:jc w:val="center"/>
-        <w:rPr>
           <w:b/>
           <w:sz w:val="28"/>
           <w:szCs w:val="28"/>
@@ -3127,10 +2250,10 @@
           <w:szCs w:val="28"/>
         </w:rPr>
         <w:drawing>
-          <wp:inline distT="0" distB="0" distL="0" distR="0" wp14:anchorId="402EA9E1" wp14:editId="5937E26C">
-            <wp:extent cx="5785147" cy="1371670"/>
-            <wp:effectExtent l="0" t="0" r="6350" b="0"/>
-            <wp:docPr id="943602398" name="Рисунок 1"/>
+          <wp:inline distT="0" distB="0" distL="0" distR="0" wp14:anchorId="426147F6" wp14:editId="151E917A">
+            <wp:extent cx="5940425" cy="2905125"/>
+            <wp:effectExtent l="0" t="0" r="3175" b="9525"/>
+            <wp:docPr id="386402581" name="Рисунок 1"/>
             <wp:cNvGraphicFramePr>
               <a:graphicFrameLocks xmlns:a="http://schemas.openxmlformats.org/drawingml/2006/main" noChangeAspect="1"/>
             </wp:cNvGraphicFramePr>
@@ -3138,7 +2261,7 @@
               <a:graphicData uri="http://schemas.openxmlformats.org/drawingml/2006/picture">
                 <pic:pic xmlns:pic="http://schemas.openxmlformats.org/drawingml/2006/picture">
                   <pic:nvPicPr>
-                    <pic:cNvPr id="943602398" name=""/>
+                    <pic:cNvPr id="386402581" name=""/>
                     <pic:cNvPicPr/>
                   </pic:nvPicPr>
                   <pic:blipFill>
@@ -3150,7 +2273,7 @@
                   <pic:spPr>
                     <a:xfrm>
                       <a:off x="0" y="0"/>
-                      <a:ext cx="5785147" cy="1371670"/>
+                      <a:ext cx="5940425" cy="2905125"/>
                     </a:xfrm>
                     <a:prstGeom prst="rect">
                       <a:avLst/>
@@ -3167,69 +2290,41 @@
       <w:pPr>
         <w:jc w:val="both"/>
         <w:rPr>
-          <w:bCs/>
-          <w:sz w:val="28"/>
-          <w:szCs w:val="28"/>
-        </w:rPr>
-      </w:pPr>
-      <w:r>
-        <w:rPr>
-          <w:bCs/>
-          <w:sz w:val="28"/>
-          <w:szCs w:val="28"/>
-        </w:rPr>
-        <w:t xml:space="preserve">При вводе команды </w:t>
-      </w:r>
-      <w:r>
-        <w:rPr>
-          <w:bCs/>
-          <w:sz w:val="28"/>
-          <w:szCs w:val="28"/>
-          <w:lang w:val="en-US"/>
-        </w:rPr>
-        <w:t>sort</w:t>
-      </w:r>
-      <w:r>
-        <w:rPr>
-          <w:bCs/>
-          <w:sz w:val="28"/>
-          <w:szCs w:val="28"/>
-        </w:rPr>
-        <w:t xml:space="preserve"> с дополнительным ключом /</w:t>
-      </w:r>
-      <w:r>
-        <w:rPr>
-          <w:bCs/>
-          <w:sz w:val="28"/>
-          <w:szCs w:val="28"/>
-          <w:lang w:val="en-US"/>
-        </w:rPr>
-        <w:t>r</w:t>
-      </w:r>
-      <w:r>
-        <w:rPr>
-          <w:bCs/>
-          <w:sz w:val="28"/>
-          <w:szCs w:val="28"/>
-        </w:rPr>
-        <w:t xml:space="preserve"> мы можем отсортировать </w:t>
-      </w:r>
-      <w:r>
-        <w:rPr>
-          <w:bCs/>
-          <w:sz w:val="28"/>
-          <w:szCs w:val="28"/>
-        </w:rPr>
-        <w:t>файл в</w:t>
-      </w:r>
-      <w:r>
-        <w:rPr>
-          <w:bCs/>
-          <w:sz w:val="28"/>
-          <w:szCs w:val="28"/>
-        </w:rPr>
-        <w:t xml:space="preserve"> обратном порядке.</w:t>
-      </w:r>
+          <w:b/>
+          <w:sz w:val="28"/>
+          <w:szCs w:val="28"/>
+        </w:rPr>
+      </w:pPr>
+    </w:p>
+    <w:p>
+      <w:pPr>
+        <w:jc w:val="center"/>
+        <w:rPr>
+          <w:b/>
+          <w:sz w:val="28"/>
+          <w:szCs w:val="28"/>
+        </w:rPr>
+      </w:pPr>
+    </w:p>
+    <w:p>
+      <w:pPr>
+        <w:jc w:val="center"/>
+        <w:rPr>
+          <w:b/>
+          <w:sz w:val="28"/>
+          <w:szCs w:val="28"/>
+        </w:rPr>
+      </w:pPr>
+    </w:p>
+    <w:p>
+      <w:pPr>
+        <w:jc w:val="center"/>
+        <w:rPr>
+          <w:b/>
+          <w:sz w:val="28"/>
+          <w:szCs w:val="28"/>
+        </w:rPr>
+      </w:pPr>
     </w:p>
     <w:p>
       <w:pPr>
@@ -3247,24 +2342,22 @@
         <w:jc w:val="center"/>
         <w:rPr>
           <w:rFonts w:ascii="Times New Roman" w:hAnsi="Times New Roman" w:cs="Times New Roman"/>
+          <w:b/>
+          <w:bCs/>
           <w:color w:val="auto"/>
-        </w:rPr>
-      </w:pPr>
-      <w:bookmarkStart w:id="5" w:name="_Toc147443198"/>
+          <w:lang w:val="en-US"/>
+        </w:rPr>
+      </w:pPr>
+      <w:bookmarkStart w:id="5" w:name="_Toc148096182"/>
       <w:r>
         <w:rPr>
           <w:rFonts w:ascii="Times New Roman" w:hAnsi="Times New Roman" w:cs="Times New Roman"/>
+          <w:b/>
+          <w:bCs/>
           <w:color w:val="auto"/>
-        </w:rPr>
-        <w:t>/+</w:t>
-      </w:r>
-      <w:r>
-        <w:rPr>
-          <w:rFonts w:ascii="Times New Roman" w:hAnsi="Times New Roman" w:cs="Times New Roman"/>
-          <w:color w:val="auto"/>
-          <w:lang w:val="en-US"/>
-        </w:rPr>
-        <w:t>n</w:t>
+          <w:lang w:val="en-US"/>
+        </w:rPr>
+        <w:t>Echo off rem</w:t>
       </w:r>
       <w:bookmarkEnd w:id="5"/>
     </w:p>
@@ -3275,7 +2368,16 @@
           <w:b/>
           <w:sz w:val="28"/>
           <w:szCs w:val="28"/>
-          <w:lang w:val="en-US"/>
+        </w:rPr>
+      </w:pPr>
+    </w:p>
+    <w:p>
+      <w:pPr>
+        <w:jc w:val="center"/>
+        <w:rPr>
+          <w:b/>
+          <w:sz w:val="28"/>
+          <w:szCs w:val="28"/>
         </w:rPr>
       </w:pPr>
       <w:r>
@@ -3284,13 +2386,12 @@
           <w:noProof/>
           <w:sz w:val="28"/>
           <w:szCs w:val="28"/>
-          <w:lang w:val="en-US"/>
         </w:rPr>
         <w:drawing>
-          <wp:inline distT="0" distB="0" distL="0" distR="0" wp14:anchorId="14360834" wp14:editId="74196E7E">
-            <wp:extent cx="5940425" cy="3090545"/>
-            <wp:effectExtent l="0" t="0" r="3175" b="0"/>
-            <wp:docPr id="678458221" name="Рисунок 1"/>
+          <wp:inline distT="0" distB="0" distL="0" distR="0" wp14:anchorId="1F452FD8" wp14:editId="3C4922EC">
+            <wp:extent cx="4553184" cy="2673487"/>
+            <wp:effectExtent l="0" t="0" r="0" b="0"/>
+            <wp:docPr id="1166189831" name="Рисунок 1"/>
             <wp:cNvGraphicFramePr>
               <a:graphicFrameLocks xmlns:a="http://schemas.openxmlformats.org/drawingml/2006/main" noChangeAspect="1"/>
             </wp:cNvGraphicFramePr>
@@ -3298,7 +2399,7 @@
               <a:graphicData uri="http://schemas.openxmlformats.org/drawingml/2006/picture">
                 <pic:pic xmlns:pic="http://schemas.openxmlformats.org/drawingml/2006/picture">
                   <pic:nvPicPr>
-                    <pic:cNvPr id="678458221" name=""/>
+                    <pic:cNvPr id="1166189831" name=""/>
                     <pic:cNvPicPr/>
                   </pic:nvPicPr>
                   <pic:blipFill>
@@ -3310,7 +2411,7 @@
                   <pic:spPr>
                     <a:xfrm>
                       <a:off x="0" y="0"/>
-                      <a:ext cx="5940425" cy="3090545"/>
+                      <a:ext cx="4553184" cy="2673487"/>
                     </a:xfrm>
                     <a:prstGeom prst="rect">
                       <a:avLst/>
@@ -3325,125 +2426,65 @@
     </w:p>
     <w:p>
       <w:pPr>
-        <w:jc w:val="both"/>
-        <w:rPr>
-          <w:bCs/>
-          <w:sz w:val="28"/>
-          <w:szCs w:val="28"/>
-        </w:rPr>
-      </w:pPr>
-      <w:r>
-        <w:rPr>
-          <w:bCs/>
-          <w:sz w:val="28"/>
-          <w:szCs w:val="28"/>
-        </w:rPr>
-        <w:t xml:space="preserve">При вводе команды </w:t>
-      </w:r>
-      <w:r>
-        <w:rPr>
-          <w:bCs/>
-          <w:sz w:val="28"/>
-          <w:szCs w:val="28"/>
-          <w:lang w:val="en-US"/>
-        </w:rPr>
-        <w:t>sort</w:t>
-      </w:r>
-      <w:r>
-        <w:rPr>
-          <w:bCs/>
-          <w:sz w:val="28"/>
-          <w:szCs w:val="28"/>
-        </w:rPr>
-        <w:t xml:space="preserve"> с дополнительным ключом /+</w:t>
-      </w:r>
-      <w:r>
-        <w:rPr>
-          <w:bCs/>
-          <w:sz w:val="28"/>
-          <w:szCs w:val="28"/>
-          <w:lang w:val="en-US"/>
-        </w:rPr>
-        <w:t>n</w:t>
-      </w:r>
-      <w:r>
-        <w:rPr>
-          <w:bCs/>
-          <w:sz w:val="28"/>
-          <w:szCs w:val="28"/>
-        </w:rPr>
-        <w:t xml:space="preserve"> (вместо </w:t>
-      </w:r>
-      <w:r>
-        <w:rPr>
-          <w:bCs/>
-          <w:sz w:val="28"/>
-          <w:szCs w:val="28"/>
-          <w:lang w:val="en-US"/>
-        </w:rPr>
-        <w:t>n</w:t>
-      </w:r>
-      <w:r>
-        <w:rPr>
-          <w:bCs/>
-          <w:sz w:val="28"/>
-          <w:szCs w:val="28"/>
-        </w:rPr>
-        <w:t xml:space="preserve"> мы прописываем любое целое число)</w:t>
-      </w:r>
-      <w:r>
-        <w:rPr>
-          <w:bCs/>
-          <w:sz w:val="28"/>
-          <w:szCs w:val="28"/>
-        </w:rPr>
-        <w:t xml:space="preserve"> мы сортируем </w:t>
-      </w:r>
-      <w:r>
-        <w:rPr>
-          <w:bCs/>
-          <w:sz w:val="28"/>
-          <w:szCs w:val="28"/>
-        </w:rPr>
-        <w:t xml:space="preserve">начиная с определенного символа в каждой строке </w:t>
-      </w:r>
-      <w:r>
-        <w:rPr>
-          <w:bCs/>
-          <w:sz w:val="28"/>
-          <w:szCs w:val="28"/>
-        </w:rPr>
-        <w:t>в текстовом документе. В данном случае с 2 символа.</w:t>
-      </w:r>
+        <w:rPr>
+          <w:b/>
+          <w:sz w:val="28"/>
+          <w:szCs w:val="28"/>
+        </w:rPr>
+      </w:pPr>
+    </w:p>
+    <w:p>
+      <w:pPr>
+        <w:pStyle w:val="a4"/>
+        <w:numPr>
+          <w:ilvl w:val="0"/>
+          <w:numId w:val="1"/>
+        </w:numPr>
+        <w:rPr>
+          <w:b/>
+          <w:sz w:val="28"/>
+          <w:szCs w:val="28"/>
+        </w:rPr>
+      </w:pPr>
+      <w:r>
+        <w:rPr>
+          <w:b/>
+          <w:sz w:val="28"/>
+          <w:szCs w:val="28"/>
+        </w:rPr>
+        <w:t xml:space="preserve">Команда </w:t>
+      </w:r>
+      <w:r>
+        <w:rPr>
+          <w:b/>
+          <w:sz w:val="28"/>
+          <w:szCs w:val="28"/>
+          <w:lang w:val="en-US"/>
+        </w:rPr>
+        <w:t>exit</w:t>
+      </w:r>
+    </w:p>
+    <w:p>
+      <w:pPr>
+        <w:pStyle w:val="a4"/>
+        <w:ind w:left="0"/>
+        <w:rPr>
+          <w:b/>
+          <w:sz w:val="28"/>
+          <w:szCs w:val="28"/>
+        </w:rPr>
+      </w:pPr>
     </w:p>
     <w:p>
       <w:pPr>
         <w:jc w:val="center"/>
         <w:rPr>
-          <w:rStyle w:val="20"/>
-          <w:rFonts w:ascii="Times New Roman" w:hAnsi="Times New Roman" w:cs="Times New Roman"/>
-          <w:color w:val="auto"/>
-        </w:rPr>
-      </w:pPr>
-      <w:bookmarkStart w:id="6" w:name="_Toc147443199"/>
-      <w:r>
-        <w:rPr>
-          <w:rStyle w:val="20"/>
-          <w:rFonts w:ascii="Times New Roman" w:hAnsi="Times New Roman" w:cs="Times New Roman"/>
-          <w:color w:val="auto"/>
-        </w:rPr>
-        <w:lastRenderedPageBreak/>
-        <w:t>/O</w:t>
-      </w:r>
-      <w:bookmarkEnd w:id="6"/>
-      <w:r>
-        <w:rPr>
-          <w:b/>
-          <w:sz w:val="28"/>
-          <w:szCs w:val="28"/>
-        </w:rPr>
-        <w:br/>
-      </w:r>
+          <w:b/>
+          <w:sz w:val="28"/>
+          <w:szCs w:val="28"/>
+          <w:lang w:val="en-US"/>
+        </w:rPr>
+      </w:pPr>
       <w:r>
         <w:rPr>
           <w:b/>
@@ -3453,10 +2494,10 @@
           <w:lang w:val="en-US"/>
         </w:rPr>
         <w:drawing>
-          <wp:inline distT="0" distB="0" distL="0" distR="0" wp14:anchorId="3A4D9885" wp14:editId="56222F6C">
-            <wp:extent cx="5940425" cy="3458845"/>
-            <wp:effectExtent l="0" t="0" r="3175" b="8255"/>
-            <wp:docPr id="770841006" name="Рисунок 1"/>
+          <wp:inline distT="0" distB="0" distL="0" distR="0" wp14:anchorId="3BE6200C" wp14:editId="0B07196B">
+            <wp:extent cx="5940425" cy="2221865"/>
+            <wp:effectExtent l="0" t="0" r="3175" b="6985"/>
+            <wp:docPr id="1998429519" name="Рисунок 1"/>
             <wp:cNvGraphicFramePr>
               <a:graphicFrameLocks xmlns:a="http://schemas.openxmlformats.org/drawingml/2006/main" noChangeAspect="1"/>
             </wp:cNvGraphicFramePr>
@@ -3464,7 +2505,7 @@
               <a:graphicData uri="http://schemas.openxmlformats.org/drawingml/2006/picture">
                 <pic:pic xmlns:pic="http://schemas.openxmlformats.org/drawingml/2006/picture">
                   <pic:nvPicPr>
-                    <pic:cNvPr id="770841006" name=""/>
+                    <pic:cNvPr id="1998429519" name=""/>
                     <pic:cNvPicPr/>
                   </pic:nvPicPr>
                   <pic:blipFill>
@@ -3476,7 +2517,7 @@
                   <pic:spPr>
                     <a:xfrm>
                       <a:off x="0" y="0"/>
-                      <a:ext cx="5940425" cy="3458845"/>
+                      <a:ext cx="5940425" cy="2221865"/>
                     </a:xfrm>
                     <a:prstGeom prst="rect">
                       <a:avLst/>
@@ -3491,201 +2532,12 @@
     </w:p>
     <w:p>
       <w:pPr>
-        <w:jc w:val="both"/>
-        <w:rPr>
-          <w:bCs/>
-          <w:sz w:val="28"/>
-          <w:szCs w:val="28"/>
-        </w:rPr>
-      </w:pPr>
-      <w:r>
-        <w:rPr>
-          <w:bCs/>
-          <w:sz w:val="28"/>
-          <w:szCs w:val="28"/>
-        </w:rPr>
-        <w:t xml:space="preserve">При вводе команды </w:t>
-      </w:r>
-      <w:r>
-        <w:rPr>
-          <w:bCs/>
-          <w:sz w:val="28"/>
-          <w:szCs w:val="28"/>
-          <w:lang w:val="en-US"/>
-        </w:rPr>
-        <w:t>sort</w:t>
-      </w:r>
-      <w:r>
-        <w:rPr>
-          <w:bCs/>
-          <w:sz w:val="28"/>
-          <w:szCs w:val="28"/>
-        </w:rPr>
-        <w:t xml:space="preserve"> с дополнительным ключом /</w:t>
-      </w:r>
-      <w:r>
-        <w:rPr>
-          <w:bCs/>
-          <w:sz w:val="28"/>
-          <w:szCs w:val="28"/>
-          <w:lang w:val="en-US"/>
-        </w:rPr>
-        <w:t>o</w:t>
-      </w:r>
-      <w:r>
-        <w:rPr>
-          <w:bCs/>
-          <w:sz w:val="28"/>
-          <w:szCs w:val="28"/>
-        </w:rPr>
-        <w:t xml:space="preserve"> мы </w:t>
-      </w:r>
-      <w:r>
-        <w:rPr>
-          <w:bCs/>
-          <w:sz w:val="28"/>
-          <w:szCs w:val="28"/>
-        </w:rPr>
-        <w:t>записываем отсортированный вывод в файл.</w:t>
-      </w:r>
-    </w:p>
-    <w:p>
-      <w:pPr>
-        <w:rPr>
-          <w:sz w:val="28"/>
-          <w:szCs w:val="28"/>
-        </w:rPr>
-      </w:pPr>
-    </w:p>
-    <w:p>
-      <w:pPr>
         <w:jc w:val="center"/>
         <w:rPr>
-          <w:sz w:val="28"/>
-          <w:szCs w:val="28"/>
-        </w:rPr>
-      </w:pPr>
-    </w:p>
-    <w:p>
-      <w:pPr>
-        <w:pStyle w:val="a4"/>
-        <w:numPr>
-          <w:ilvl w:val="0"/>
-          <w:numId w:val="1"/>
-        </w:numPr>
-        <w:ind w:firstLine="709"/>
-        <w:jc w:val="both"/>
-        <w:outlineLvl w:val="0"/>
-        <w:rPr>
-          <w:b/>
-          <w:sz w:val="28"/>
-          <w:szCs w:val="28"/>
-        </w:rPr>
-      </w:pPr>
-      <w:bookmarkStart w:id="7" w:name="_Toc147443200"/>
-      <w:r>
-        <w:rPr>
-          <w:b/>
-          <w:sz w:val="28"/>
-          <w:szCs w:val="28"/>
-        </w:rPr>
-        <w:t xml:space="preserve">Команда </w:t>
-      </w:r>
-      <w:r>
-        <w:rPr>
-          <w:b/>
-          <w:sz w:val="28"/>
-          <w:szCs w:val="28"/>
-          <w:lang w:val="en-US"/>
-        </w:rPr>
-        <w:t>Find</w:t>
-      </w:r>
-      <w:bookmarkEnd w:id="7"/>
-    </w:p>
-    <w:p>
-      <w:pPr>
-        <w:pStyle w:val="a4"/>
-        <w:spacing w:after="160" w:line="259" w:lineRule="auto"/>
-        <w:ind w:left="0"/>
-        <w:rPr>
-          <w:sz w:val="28"/>
-          <w:szCs w:val="28"/>
-        </w:rPr>
-      </w:pPr>
-    </w:p>
-    <w:p>
-      <w:pPr>
-        <w:pStyle w:val="a4"/>
-        <w:spacing w:after="160" w:line="259" w:lineRule="auto"/>
-        <w:ind w:left="0"/>
-        <w:rPr>
-          <w:sz w:val="28"/>
-          <w:szCs w:val="28"/>
-        </w:rPr>
-      </w:pPr>
-      <w:r>
-        <w:rPr>
-          <w:shd w:val="clear" w:color="auto" w:fill="FFFFFF"/>
-        </w:rPr>
-        <w:t xml:space="preserve">Команда </w:t>
-      </w:r>
-      <w:proofErr w:type="spellStart"/>
-      <w:r>
-        <w:rPr>
-          <w:b/>
-          <w:shd w:val="clear" w:color="auto" w:fill="FFFFFF"/>
-        </w:rPr>
-        <w:t>find</w:t>
-      </w:r>
-      <w:proofErr w:type="spellEnd"/>
-      <w:r>
-        <w:rPr>
-          <w:shd w:val="clear" w:color="auto" w:fill="FFFFFF"/>
-        </w:rPr>
-        <w:t xml:space="preserve"> </w:t>
-      </w:r>
-      <w:proofErr w:type="gramStart"/>
-      <w:r>
-        <w:rPr>
-          <w:shd w:val="clear" w:color="auto" w:fill="FFFFFF"/>
-        </w:rPr>
-        <w:t>- это</w:t>
-      </w:r>
-      <w:proofErr w:type="gramEnd"/>
-      <w:r>
-        <w:rPr>
-          <w:shd w:val="clear" w:color="auto" w:fill="FFFFFF"/>
-        </w:rPr>
-        <w:t xml:space="preserve"> одна из наиболее важных и часто используемых </w:t>
-      </w:r>
-      <w:r>
-        <w:rPr>
-          <w:shd w:val="clear" w:color="auto" w:fill="FFFFFF"/>
-        </w:rPr>
-        <w:t>команд</w:t>
-      </w:r>
-      <w:r>
-        <w:rPr>
-          <w:shd w:val="clear" w:color="auto" w:fill="FFFFFF"/>
-        </w:rPr>
-        <w:t xml:space="preserve"> системы Linux. Это команда для поиска файлов и каталогов на основе специальных условий. Ее можно использовать в различных обстоятельствах, например, для поиска файлов по разрешениям, владельцам, группам, типу, размеру и другим подобным критериям</w:t>
-      </w:r>
-      <w:r>
-        <w:rPr>
-          <w:sz w:val="28"/>
-          <w:szCs w:val="28"/>
-        </w:rPr>
-        <w:t>.</w:t>
-      </w:r>
-    </w:p>
-    <w:p>
-      <w:pPr>
-        <w:pStyle w:val="a4"/>
-        <w:ind w:left="0" w:firstLine="709"/>
-        <w:jc w:val="both"/>
-        <w:rPr>
-          <w:sz w:val="28"/>
-          <w:szCs w:val="28"/>
+          <w:b/>
+          <w:sz w:val="28"/>
+          <w:szCs w:val="28"/>
+          <w:lang w:val="en-US"/>
         </w:rPr>
       </w:pPr>
     </w:p>
@@ -3696,6 +2548,38 @@
           <w:b/>
           <w:sz w:val="28"/>
           <w:szCs w:val="28"/>
+          <w:lang w:val="en-US"/>
+        </w:rPr>
+      </w:pPr>
+      <w:r>
+        <w:rPr>
+          <w:b/>
+          <w:sz w:val="28"/>
+          <w:szCs w:val="28"/>
+          <w:lang w:val="en-US"/>
+        </w:rPr>
+        <w:t>/b</w:t>
+      </w:r>
+    </w:p>
+    <w:p>
+      <w:pPr>
+        <w:jc w:val="center"/>
+        <w:rPr>
+          <w:b/>
+          <w:sz w:val="28"/>
+          <w:szCs w:val="28"/>
+          <w:lang w:val="en-US"/>
+        </w:rPr>
+      </w:pPr>
+    </w:p>
+    <w:p>
+      <w:pPr>
+        <w:jc w:val="center"/>
+        <w:rPr>
+          <w:b/>
+          <w:sz w:val="28"/>
+          <w:szCs w:val="28"/>
+          <w:lang w:val="en-US"/>
         </w:rPr>
       </w:pPr>
       <w:r>
@@ -3704,12 +2588,13 @@
           <w:noProof/>
           <w:sz w:val="28"/>
           <w:szCs w:val="28"/>
+          <w:lang w:val="en-US"/>
         </w:rPr>
         <w:drawing>
-          <wp:inline distT="0" distB="0" distL="0" distR="0" wp14:anchorId="40AEF095" wp14:editId="1250580D">
-            <wp:extent cx="5940425" cy="3096260"/>
-            <wp:effectExtent l="0" t="0" r="3175" b="8890"/>
-            <wp:docPr id="3" name="Рисунок 3"/>
+          <wp:inline distT="0" distB="0" distL="0" distR="0" wp14:anchorId="40CBB9E2" wp14:editId="62A6DC4E">
+            <wp:extent cx="4203916" cy="1238314"/>
+            <wp:effectExtent l="0" t="0" r="6350" b="0"/>
+            <wp:docPr id="837689241" name="Рисунок 1"/>
             <wp:cNvGraphicFramePr>
               <a:graphicFrameLocks xmlns:a="http://schemas.openxmlformats.org/drawingml/2006/main" noChangeAspect="1"/>
             </wp:cNvGraphicFramePr>
@@ -3717,7 +2602,7 @@
               <a:graphicData uri="http://schemas.openxmlformats.org/drawingml/2006/picture">
                 <pic:pic xmlns:pic="http://schemas.openxmlformats.org/drawingml/2006/picture">
                   <pic:nvPicPr>
-                    <pic:cNvPr id="1" name=""/>
+                    <pic:cNvPr id="837689241" name=""/>
                     <pic:cNvPicPr/>
                   </pic:nvPicPr>
                   <pic:blipFill>
@@ -3729,7 +2614,7 @@
                   <pic:spPr>
                     <a:xfrm>
                       <a:off x="0" y="0"/>
-                      <a:ext cx="5940425" cy="3096260"/>
+                      <a:ext cx="4203916" cy="1238314"/>
                     </a:xfrm>
                     <a:prstGeom prst="rect">
                       <a:avLst/>
@@ -3744,11 +2629,22 @@
     </w:p>
     <w:p>
       <w:pPr>
+        <w:rPr>
+          <w:b/>
+          <w:sz w:val="28"/>
+          <w:szCs w:val="28"/>
+          <w:lang w:val="en-US"/>
+        </w:rPr>
+      </w:pPr>
+    </w:p>
+    <w:p>
+      <w:pPr>
         <w:jc w:val="center"/>
         <w:rPr>
           <w:b/>
           <w:sz w:val="28"/>
           <w:szCs w:val="28"/>
+          <w:lang w:val="en-US"/>
         </w:rPr>
       </w:pPr>
     </w:p>
@@ -3756,30 +2652,76 @@
       <w:pPr>
         <w:jc w:val="center"/>
         <w:rPr>
-          <w:rStyle w:val="20"/>
-          <w:rFonts w:ascii="Times New Roman" w:hAnsi="Times New Roman" w:cs="Times New Roman"/>
-          <w:color w:val="auto"/>
-        </w:rPr>
-      </w:pPr>
-      <w:bookmarkStart w:id="8" w:name="_Toc147443201"/>
-      <w:r>
-        <w:rPr>
-          <w:rStyle w:val="20"/>
-          <w:rFonts w:ascii="Times New Roman" w:hAnsi="Times New Roman" w:cs="Times New Roman"/>
-          <w:color w:val="auto"/>
-        </w:rPr>
-        <w:lastRenderedPageBreak/>
-        <w:t>/v</w:t>
-      </w:r>
-      <w:bookmarkEnd w:id="8"/>
-      <w:r>
-        <w:rPr>
-          <w:rStyle w:val="20"/>
-          <w:rFonts w:ascii="Times New Roman" w:hAnsi="Times New Roman" w:cs="Times New Roman"/>
-          <w:color w:val="auto"/>
-        </w:rPr>
-        <w:br/>
-      </w:r>
+          <w:b/>
+          <w:sz w:val="28"/>
+          <w:szCs w:val="28"/>
+          <w:lang w:val="en-US"/>
+        </w:rPr>
+      </w:pPr>
+    </w:p>
+    <w:p>
+      <w:pPr>
+        <w:jc w:val="center"/>
+        <w:rPr>
+          <w:b/>
+          <w:sz w:val="28"/>
+          <w:szCs w:val="28"/>
+          <w:lang w:val="en-US"/>
+        </w:rPr>
+      </w:pPr>
+    </w:p>
+    <w:p>
+      <w:pPr>
+        <w:jc w:val="center"/>
+        <w:rPr>
+          <w:b/>
+          <w:sz w:val="28"/>
+          <w:szCs w:val="28"/>
+          <w:lang w:val="en-US"/>
+        </w:rPr>
+      </w:pPr>
+    </w:p>
+    <w:p>
+      <w:pPr>
+        <w:jc w:val="center"/>
+        <w:rPr>
+          <w:b/>
+          <w:sz w:val="28"/>
+          <w:szCs w:val="28"/>
+          <w:lang w:val="en-US"/>
+        </w:rPr>
+      </w:pPr>
+      <w:r>
+        <w:rPr>
+          <w:b/>
+          <w:sz w:val="28"/>
+          <w:szCs w:val="28"/>
+          <w:lang w:val="en-US"/>
+        </w:rPr>
+        <w:t>call</w:t>
+      </w:r>
+    </w:p>
+    <w:p>
+      <w:pPr>
+        <w:jc w:val="center"/>
+        <w:rPr>
+          <w:b/>
+          <w:sz w:val="28"/>
+          <w:szCs w:val="28"/>
+          <w:lang w:val="en-US"/>
+        </w:rPr>
+      </w:pPr>
+    </w:p>
+    <w:p>
+      <w:pPr>
+        <w:jc w:val="center"/>
+        <w:rPr>
+          <w:b/>
+          <w:sz w:val="28"/>
+          <w:szCs w:val="28"/>
+          <w:lang w:val="en-US"/>
+        </w:rPr>
+      </w:pPr>
       <w:r>
         <w:rPr>
           <w:b/>
@@ -3789,10 +2731,10 @@
           <w:lang w:val="en-US"/>
         </w:rPr>
         <w:drawing>
-          <wp:inline distT="0" distB="0" distL="0" distR="0" wp14:anchorId="262EE8F8" wp14:editId="7AFC38AA">
-            <wp:extent cx="5940425" cy="4586605"/>
-            <wp:effectExtent l="0" t="0" r="3175" b="4445"/>
-            <wp:docPr id="2031157498" name="Рисунок 1"/>
+          <wp:inline distT="0" distB="0" distL="0" distR="0" wp14:anchorId="2D31026F" wp14:editId="4C37362A">
+            <wp:extent cx="3130711" cy="1028753"/>
+            <wp:effectExtent l="0" t="0" r="0" b="0"/>
+            <wp:docPr id="1098028153" name="Рисунок 1"/>
             <wp:cNvGraphicFramePr>
               <a:graphicFrameLocks xmlns:a="http://schemas.openxmlformats.org/drawingml/2006/main" noChangeAspect="1"/>
             </wp:cNvGraphicFramePr>
@@ -3800,7 +2742,7 @@
               <a:graphicData uri="http://schemas.openxmlformats.org/drawingml/2006/picture">
                 <pic:pic xmlns:pic="http://schemas.openxmlformats.org/drawingml/2006/picture">
                   <pic:nvPicPr>
-                    <pic:cNvPr id="2031157498" name=""/>
+                    <pic:cNvPr id="1098028153" name=""/>
                     <pic:cNvPicPr/>
                   </pic:nvPicPr>
                   <pic:blipFill>
@@ -3812,7 +2754,7 @@
                   <pic:spPr>
                     <a:xfrm>
                       <a:off x="0" y="0"/>
-                      <a:ext cx="5940425" cy="4586605"/>
+                      <a:ext cx="3130711" cy="1028753"/>
                     </a:xfrm>
                     <a:prstGeom prst="rect">
                       <a:avLst/>
@@ -3827,181 +2769,36 @@
     </w:p>
     <w:p>
       <w:pPr>
+        <w:jc w:val="center"/>
+        <w:rPr>
+          <w:b/>
+          <w:sz w:val="28"/>
+          <w:szCs w:val="28"/>
+          <w:lang w:val="en-US"/>
+        </w:rPr>
+      </w:pPr>
+    </w:p>
+    <w:p>
+      <w:pPr>
         <w:jc w:val="both"/>
         <w:rPr>
-          <w:b/>
-          <w:sz w:val="28"/>
-          <w:szCs w:val="28"/>
-        </w:rPr>
-      </w:pPr>
-      <w:bookmarkStart w:id="9" w:name="_Toc147443202"/>
-      <w:r>
-        <w:rPr>
-          <w:rStyle w:val="20"/>
-          <w:rFonts w:ascii="Times New Roman" w:hAnsi="Times New Roman" w:cs="Times New Roman"/>
-          <w:color w:val="auto"/>
-          <w:sz w:val="28"/>
-          <w:szCs w:val="28"/>
-        </w:rPr>
-        <w:t xml:space="preserve">При вводе команды </w:t>
-      </w:r>
-      <w:r>
-        <w:rPr>
-          <w:rStyle w:val="20"/>
-          <w:rFonts w:ascii="Times New Roman" w:hAnsi="Times New Roman" w:cs="Times New Roman"/>
-          <w:color w:val="auto"/>
-          <w:sz w:val="28"/>
-          <w:szCs w:val="28"/>
-          <w:lang w:val="en-US"/>
-        </w:rPr>
-        <w:t>find</w:t>
-      </w:r>
-      <w:r>
-        <w:rPr>
-          <w:rStyle w:val="20"/>
-          <w:rFonts w:ascii="Times New Roman" w:hAnsi="Times New Roman" w:cs="Times New Roman"/>
-          <w:color w:val="auto"/>
-          <w:sz w:val="28"/>
-          <w:szCs w:val="28"/>
-        </w:rPr>
-        <w:t xml:space="preserve"> с дополнительным ключом /</w:t>
-      </w:r>
-      <w:r>
-        <w:rPr>
-          <w:rStyle w:val="20"/>
-          <w:rFonts w:ascii="Times New Roman" w:hAnsi="Times New Roman" w:cs="Times New Roman"/>
-          <w:color w:val="auto"/>
-          <w:sz w:val="28"/>
-          <w:szCs w:val="28"/>
-          <w:lang w:val="en-US"/>
-        </w:rPr>
-        <w:t>v</w:t>
-      </w:r>
-      <w:r>
-        <w:rPr>
-          <w:rStyle w:val="20"/>
-          <w:rFonts w:ascii="Times New Roman" w:hAnsi="Times New Roman" w:cs="Times New Roman"/>
-          <w:color w:val="auto"/>
-          <w:sz w:val="28"/>
-          <w:szCs w:val="28"/>
-        </w:rPr>
-        <w:t xml:space="preserve"> выводит все строки текстового </w:t>
-      </w:r>
-      <w:r>
-        <w:rPr>
-          <w:rStyle w:val="20"/>
-          <w:rFonts w:ascii="Times New Roman" w:hAnsi="Times New Roman" w:cs="Times New Roman"/>
-          <w:color w:val="auto"/>
-          <w:sz w:val="28"/>
-          <w:szCs w:val="28"/>
-        </w:rPr>
-        <w:t>файла КРОМЕ заданного в стоке. В данном случае ищет все дни недели кроме «</w:t>
-      </w:r>
-      <w:r>
-        <w:rPr>
-          <w:rStyle w:val="20"/>
-          <w:rFonts w:ascii="Times New Roman" w:hAnsi="Times New Roman" w:cs="Times New Roman"/>
-          <w:color w:val="auto"/>
-          <w:sz w:val="28"/>
-          <w:szCs w:val="28"/>
-          <w:lang w:val="en-US"/>
-        </w:rPr>
-        <w:t>Tuesday</w:t>
-      </w:r>
-      <w:r>
-        <w:rPr>
-          <w:rStyle w:val="20"/>
-          <w:rFonts w:ascii="Times New Roman" w:hAnsi="Times New Roman" w:cs="Times New Roman"/>
-          <w:color w:val="auto"/>
-          <w:sz w:val="28"/>
-          <w:szCs w:val="28"/>
-        </w:rPr>
-        <w:t>». Во втором случае все дни недели, которые не содержат букву «</w:t>
-      </w:r>
-      <w:r>
-        <w:rPr>
-          <w:rStyle w:val="20"/>
-          <w:rFonts w:ascii="Times New Roman" w:hAnsi="Times New Roman" w:cs="Times New Roman"/>
-          <w:color w:val="auto"/>
-          <w:sz w:val="28"/>
-          <w:szCs w:val="28"/>
-          <w:lang w:val="en-US"/>
-        </w:rPr>
-        <w:t>T</w:t>
-      </w:r>
-      <w:r>
-        <w:rPr>
-          <w:rStyle w:val="20"/>
-          <w:rFonts w:ascii="Times New Roman" w:hAnsi="Times New Roman" w:cs="Times New Roman"/>
-          <w:color w:val="auto"/>
-          <w:sz w:val="28"/>
-          <w:szCs w:val="28"/>
-        </w:rPr>
-        <w:t>»</w:t>
-      </w:r>
-      <w:r>
-        <w:rPr>
-          <w:rStyle w:val="20"/>
-          <w:rFonts w:ascii="Times New Roman" w:hAnsi="Times New Roman" w:cs="Times New Roman"/>
-          <w:color w:val="auto"/>
-          <w:sz w:val="28"/>
-          <w:szCs w:val="28"/>
-        </w:rPr>
-        <w:t>.</w:t>
-      </w:r>
-      <w:bookmarkEnd w:id="9"/>
-    </w:p>
-    <w:p>
-      <w:pPr>
-        <w:pStyle w:val="2"/>
-        <w:jc w:val="center"/>
-        <w:rPr>
-          <w:rFonts w:ascii="Times New Roman" w:hAnsi="Times New Roman" w:cs="Times New Roman"/>
-          <w:color w:val="auto"/>
-        </w:rPr>
-      </w:pPr>
-      <w:bookmarkStart w:id="10" w:name="_Toc147443203"/>
-      <w:r>
-        <w:rPr>
-          <w:rFonts w:ascii="Times New Roman" w:hAnsi="Times New Roman" w:cs="Times New Roman"/>
-          <w:color w:val="auto"/>
-        </w:rPr>
-        <w:t>/</w:t>
-      </w:r>
-      <w:proofErr w:type="spellStart"/>
-      <w:r>
-        <w:rPr>
-          <w:rFonts w:ascii="Times New Roman" w:hAnsi="Times New Roman" w:cs="Times New Roman"/>
-          <w:color w:val="auto"/>
-          <w:lang w:val="en-US"/>
-        </w:rPr>
-        <w:t>i</w:t>
-      </w:r>
-      <w:bookmarkEnd w:id="10"/>
-      <w:proofErr w:type="spellEnd"/>
-    </w:p>
-    <w:p>
-      <w:pPr>
-        <w:jc w:val="center"/>
-        <w:rPr>
-          <w:b/>
-          <w:sz w:val="28"/>
-          <w:szCs w:val="28"/>
-        </w:rPr>
-      </w:pPr>
-      <w:r>
-        <w:rPr>
-          <w:b/>
+          <w:bCs/>
+          <w:sz w:val="28"/>
+          <w:szCs w:val="28"/>
+        </w:rPr>
+      </w:pPr>
+      <w:r>
+        <w:rPr>
+          <w:bCs/>
           <w:noProof/>
           <w:sz w:val="28"/>
           <w:szCs w:val="28"/>
-          <w:lang w:val="en-US"/>
         </w:rPr>
         <w:drawing>
-          <wp:inline distT="0" distB="0" distL="0" distR="0" wp14:anchorId="0687078A" wp14:editId="0538EF03">
-            <wp:extent cx="5391427" cy="3073558"/>
+          <wp:inline distT="0" distB="0" distL="0" distR="0" wp14:anchorId="41B3209D" wp14:editId="0FF6F317">
+            <wp:extent cx="4019757" cy="1257365"/>
             <wp:effectExtent l="0" t="0" r="0" b="0"/>
-            <wp:docPr id="1596886502" name="Рисунок 1"/>
+            <wp:docPr id="125171728" name="Рисунок 1"/>
             <wp:cNvGraphicFramePr>
               <a:graphicFrameLocks xmlns:a="http://schemas.openxmlformats.org/drawingml/2006/main" noChangeAspect="1"/>
             </wp:cNvGraphicFramePr>
@@ -4009,7 +2806,7 @@
               <a:graphicData uri="http://schemas.openxmlformats.org/drawingml/2006/picture">
                 <pic:pic xmlns:pic="http://schemas.openxmlformats.org/drawingml/2006/picture">
                   <pic:nvPicPr>
-                    <pic:cNvPr id="1596886502" name=""/>
+                    <pic:cNvPr id="125171728" name=""/>
                     <pic:cNvPicPr/>
                   </pic:nvPicPr>
                   <pic:blipFill>
@@ -4021,7 +2818,7 @@
                   <pic:spPr>
                     <a:xfrm>
                       <a:off x="0" y="0"/>
-                      <a:ext cx="5391427" cy="3073558"/>
+                      <a:ext cx="4019757" cy="1257365"/>
                     </a:xfrm>
                     <a:prstGeom prst="rect">
                       <a:avLst/>
@@ -4043,15 +2840,17 @@
           <w:szCs w:val="28"/>
         </w:rPr>
       </w:pPr>
-      <w:r>
+    </w:p>
+    <w:p>
+      <w:pPr>
+        <w:jc w:val="both"/>
         <w:rPr>
           <w:bCs/>
           <w:sz w:val="28"/>
           <w:szCs w:val="28"/>
-        </w:rPr>
-        <w:lastRenderedPageBreak/>
-        <w:t xml:space="preserve">При вводе команды </w:t>
-      </w:r>
+          <w:lang w:val="en-US"/>
+        </w:rPr>
+      </w:pPr>
       <w:r>
         <w:rPr>
           <w:bCs/>
@@ -4059,103 +2858,32 @@
           <w:szCs w:val="28"/>
           <w:lang w:val="en-US"/>
         </w:rPr>
-        <w:t>find</w:t>
-      </w:r>
-      <w:r>
+        <w:t>For</w:t>
+      </w:r>
+    </w:p>
+    <w:p>
+      <w:pPr>
+        <w:jc w:val="both"/>
         <w:rPr>
           <w:bCs/>
           <w:sz w:val="28"/>
           <w:szCs w:val="28"/>
-        </w:rPr>
-        <w:t xml:space="preserve"> с дополнительным ключом /</w:t>
-      </w:r>
-      <w:proofErr w:type="spellStart"/>
+          <w:lang w:val="en-US"/>
+        </w:rPr>
+      </w:pPr>
       <w:r>
         <w:rPr>
           <w:bCs/>
-          <w:sz w:val="28"/>
-          <w:szCs w:val="28"/>
-          <w:lang w:val="en-US"/>
-        </w:rPr>
-        <w:t>i</w:t>
-      </w:r>
-      <w:proofErr w:type="spellEnd"/>
-      <w:r>
-        <w:rPr>
-          <w:bCs/>
-          <w:sz w:val="28"/>
-          <w:szCs w:val="28"/>
-        </w:rPr>
-        <w:t xml:space="preserve"> производится поиск без учета регистра символа.</w:t>
-      </w:r>
-    </w:p>
-    <w:p>
-      <w:pPr>
-        <w:jc w:val="center"/>
-        <w:rPr>
-          <w:rStyle w:val="20"/>
-          <w:rFonts w:ascii="Times New Roman" w:hAnsi="Times New Roman" w:cs="Times New Roman"/>
-          <w:color w:val="auto"/>
-        </w:rPr>
-      </w:pPr>
-      <w:r>
-        <w:rPr>
-          <w:b/>
-          <w:sz w:val="28"/>
-          <w:szCs w:val="28"/>
-        </w:rPr>
-        <w:br/>
-      </w:r>
-      <w:r>
-        <w:rPr>
-          <w:b/>
-          <w:sz w:val="28"/>
-          <w:szCs w:val="28"/>
-        </w:rPr>
-        <w:br/>
-      </w:r>
-      <w:bookmarkStart w:id="11" w:name="_Toc147443204"/>
-      <w:r>
-        <w:rPr>
-          <w:rStyle w:val="20"/>
-          <w:rFonts w:ascii="Times New Roman" w:hAnsi="Times New Roman" w:cs="Times New Roman"/>
-          <w:color w:val="auto"/>
-        </w:rPr>
-        <w:t>/c</w:t>
-      </w:r>
-      <w:bookmarkEnd w:id="11"/>
-    </w:p>
-    <w:p>
-      <w:pPr>
-        <w:jc w:val="center"/>
-        <w:rPr>
-          <w:b/>
-          <w:sz w:val="28"/>
-          <w:szCs w:val="28"/>
-        </w:rPr>
-      </w:pPr>
-    </w:p>
-    <w:p>
-      <w:pPr>
-        <w:jc w:val="center"/>
-        <w:rPr>
-          <w:b/>
-          <w:sz w:val="28"/>
-          <w:szCs w:val="28"/>
-        </w:rPr>
-      </w:pPr>
-      <w:r>
-        <w:rPr>
-          <w:b/>
           <w:noProof/>
           <w:sz w:val="28"/>
           <w:szCs w:val="28"/>
+          <w:lang w:val="en-US"/>
         </w:rPr>
         <w:drawing>
-          <wp:inline distT="0" distB="0" distL="0" distR="0" wp14:anchorId="11523C70" wp14:editId="61098B21">
-            <wp:extent cx="5940425" cy="2259330"/>
-            <wp:effectExtent l="0" t="0" r="3175" b="7620"/>
-            <wp:docPr id="710997630" name="Рисунок 1"/>
+          <wp:inline distT="0" distB="0" distL="0" distR="0" wp14:anchorId="61B0E09A" wp14:editId="50094B5D">
+            <wp:extent cx="5940425" cy="5204460"/>
+            <wp:effectExtent l="0" t="0" r="3175" b="0"/>
+            <wp:docPr id="170664020" name="Рисунок 1"/>
             <wp:cNvGraphicFramePr>
               <a:graphicFrameLocks xmlns:a="http://schemas.openxmlformats.org/drawingml/2006/main" noChangeAspect="1"/>
             </wp:cNvGraphicFramePr>
@@ -4163,7 +2891,7 @@
               <a:graphicData uri="http://schemas.openxmlformats.org/drawingml/2006/picture">
                 <pic:pic xmlns:pic="http://schemas.openxmlformats.org/drawingml/2006/picture">
                   <pic:nvPicPr>
-                    <pic:cNvPr id="710997630" name=""/>
+                    <pic:cNvPr id="170664020" name=""/>
                     <pic:cNvPicPr/>
                   </pic:nvPicPr>
                   <pic:blipFill>
@@ -4175,7 +2903,7 @@
                   <pic:spPr>
                     <a:xfrm>
                       <a:off x="0" y="0"/>
-                      <a:ext cx="5940425" cy="2259330"/>
+                      <a:ext cx="5940425" cy="5204460"/>
                     </a:xfrm>
                     <a:prstGeom prst="rect">
                       <a:avLst/>
@@ -4195,112 +2923,85 @@
           <w:bCs/>
           <w:sz w:val="28"/>
           <w:szCs w:val="28"/>
-        </w:rPr>
-      </w:pPr>
-      <w:r>
+          <w:lang w:val="en-US"/>
+        </w:rPr>
+      </w:pPr>
+    </w:p>
+    <w:p>
+      <w:pPr>
+        <w:jc w:val="both"/>
         <w:rPr>
           <w:bCs/>
           <w:sz w:val="28"/>
           <w:szCs w:val="28"/>
         </w:rPr>
-        <w:t xml:space="preserve">При вводе команды </w:t>
-      </w:r>
-      <w:r>
+      </w:pPr>
+    </w:p>
+    <w:p>
+      <w:pPr>
+        <w:jc w:val="both"/>
         <w:rPr>
           <w:bCs/>
           <w:sz w:val="28"/>
           <w:szCs w:val="28"/>
-          <w:lang w:val="en-US"/>
-        </w:rPr>
-        <w:t>find</w:t>
-      </w:r>
-      <w:r>
+        </w:rPr>
+      </w:pPr>
+    </w:p>
+    <w:p>
+      <w:pPr>
+        <w:jc w:val="both"/>
         <w:rPr>
           <w:bCs/>
           <w:sz w:val="28"/>
           <w:szCs w:val="28"/>
         </w:rPr>
-        <w:t xml:space="preserve"> с специальным ключом /</w:t>
-      </w:r>
-      <w:r>
+      </w:pPr>
+    </w:p>
+    <w:p>
+      <w:pPr>
+        <w:jc w:val="both"/>
         <w:rPr>
           <w:bCs/>
           <w:sz w:val="28"/>
           <w:szCs w:val="28"/>
-          <w:lang w:val="en-US"/>
-        </w:rPr>
-        <w:t>c</w:t>
-      </w:r>
-      <w:r>
-        <w:rPr>
-          <w:bCs/>
-          <w:sz w:val="28"/>
-          <w:szCs w:val="28"/>
-        </w:rPr>
-        <w:t xml:space="preserve"> мы можем узнать общее количество </w:t>
-      </w:r>
-      <w:r>
-        <w:rPr>
-          <w:bCs/>
-          <w:sz w:val="28"/>
-          <w:szCs w:val="28"/>
-        </w:rPr>
-        <w:t xml:space="preserve">найденных по заданным параметрам </w:t>
-      </w:r>
-      <w:r>
-        <w:rPr>
-          <w:bCs/>
-          <w:sz w:val="28"/>
-          <w:szCs w:val="28"/>
-        </w:rPr>
-        <w:t xml:space="preserve">строк в текстовом документе. </w:t>
-      </w:r>
+        </w:rPr>
+      </w:pPr>
+    </w:p>
+    <w:p>
+      <w:pPr>
+        <w:rPr>
+          <w:sz w:val="28"/>
+          <w:szCs w:val="28"/>
+        </w:rPr>
+      </w:pPr>
     </w:p>
     <w:p>
       <w:pPr>
         <w:jc w:val="center"/>
         <w:rPr>
-          <w:b/>
-          <w:sz w:val="28"/>
-          <w:szCs w:val="28"/>
-        </w:rPr>
-      </w:pPr>
-    </w:p>
-    <w:p>
-      <w:pPr>
-        <w:pStyle w:val="2"/>
+          <w:sz w:val="28"/>
+          <w:szCs w:val="28"/>
+        </w:rPr>
+      </w:pPr>
+    </w:p>
+    <w:p>
+      <w:pPr>
+        <w:pStyle w:val="a4"/>
+        <w:ind w:left="0" w:firstLine="709"/>
+        <w:jc w:val="both"/>
+        <w:rPr>
+          <w:sz w:val="28"/>
+          <w:szCs w:val="28"/>
+        </w:rPr>
+      </w:pPr>
+    </w:p>
+    <w:p>
+      <w:pPr>
         <w:jc w:val="center"/>
         <w:rPr>
-          <w:rFonts w:ascii="Times New Roman" w:hAnsi="Times New Roman" w:cs="Times New Roman"/>
-          <w:color w:val="auto"/>
-        </w:rPr>
-      </w:pPr>
-      <w:bookmarkStart w:id="12" w:name="_Toc147443205"/>
-      <w:r>
-        <w:rPr>
-          <w:rFonts w:ascii="Times New Roman" w:hAnsi="Times New Roman" w:cs="Times New Roman"/>
-          <w:color w:val="auto"/>
-        </w:rPr>
-        <w:t>/</w:t>
-      </w:r>
-      <w:r>
-        <w:rPr>
-          <w:rFonts w:ascii="Times New Roman" w:hAnsi="Times New Roman" w:cs="Times New Roman"/>
-          <w:color w:val="auto"/>
-          <w:lang w:val="en-US"/>
-        </w:rPr>
-        <w:t>n</w:t>
-      </w:r>
-      <w:bookmarkEnd w:id="12"/>
-    </w:p>
-    <w:p>
-      <w:pPr>
-        <w:jc w:val="center"/>
-        <w:rPr>
-          <w:b/>
-          <w:sz w:val="28"/>
-          <w:szCs w:val="28"/>
-          <w:lang w:val="en-US"/>
+          <w:b/>
+          <w:sz w:val="28"/>
+          <w:szCs w:val="28"/>
         </w:rPr>
       </w:pPr>
       <w:r>
@@ -4309,13 +3010,12 @@
           <w:noProof/>
           <w:sz w:val="28"/>
           <w:szCs w:val="28"/>
-          <w:lang w:val="en-US"/>
         </w:rPr>
         <w:drawing>
-          <wp:inline distT="0" distB="0" distL="0" distR="0" wp14:anchorId="144B3026" wp14:editId="2382EFF5">
-            <wp:extent cx="5905804" cy="1428823"/>
+          <wp:inline distT="0" distB="0" distL="0" distR="0" wp14:anchorId="2DB81E53" wp14:editId="0B702A60">
+            <wp:extent cx="4940554" cy="4248368"/>
             <wp:effectExtent l="0" t="0" r="0" b="0"/>
-            <wp:docPr id="1549637978" name="Рисунок 1"/>
+            <wp:docPr id="1059028655" name="Рисунок 1"/>
             <wp:cNvGraphicFramePr>
               <a:graphicFrameLocks xmlns:a="http://schemas.openxmlformats.org/drawingml/2006/main" noChangeAspect="1"/>
             </wp:cNvGraphicFramePr>
@@ -4323,7 +3023,7 @@
               <a:graphicData uri="http://schemas.openxmlformats.org/drawingml/2006/picture">
                 <pic:pic xmlns:pic="http://schemas.openxmlformats.org/drawingml/2006/picture">
                   <pic:nvPicPr>
-                    <pic:cNvPr id="1549637978" name=""/>
+                    <pic:cNvPr id="1059028655" name=""/>
                     <pic:cNvPicPr/>
                   </pic:nvPicPr>
                   <pic:blipFill>
@@ -4335,7 +3035,7 @@
                   <pic:spPr>
                     <a:xfrm>
                       <a:off x="0" y="0"/>
-                      <a:ext cx="5905804" cy="1428823"/>
+                      <a:ext cx="4940554" cy="4248368"/>
                     </a:xfrm>
                     <a:prstGeom prst="rect">
                       <a:avLst/>
@@ -4350,123 +3050,6 @@
     </w:p>
     <w:p>
       <w:pPr>
-        <w:jc w:val="both"/>
-        <w:rPr>
-          <w:bCs/>
-          <w:sz w:val="28"/>
-          <w:szCs w:val="28"/>
-        </w:rPr>
-      </w:pPr>
-      <w:r>
-        <w:rPr>
-          <w:bCs/>
-          <w:sz w:val="28"/>
-          <w:szCs w:val="28"/>
-        </w:rPr>
-        <w:t xml:space="preserve">При вводе команды </w:t>
-      </w:r>
-      <w:r>
-        <w:rPr>
-          <w:bCs/>
-          <w:sz w:val="28"/>
-          <w:szCs w:val="28"/>
-          <w:lang w:val="en-US"/>
-        </w:rPr>
-        <w:t>find</w:t>
-      </w:r>
-      <w:r>
-        <w:rPr>
-          <w:bCs/>
-          <w:sz w:val="28"/>
-          <w:szCs w:val="28"/>
-        </w:rPr>
-        <w:t xml:space="preserve"> с ключом /</w:t>
-      </w:r>
-      <w:r>
-        <w:rPr>
-          <w:bCs/>
-          <w:sz w:val="28"/>
-          <w:szCs w:val="28"/>
-          <w:lang w:val="en-US"/>
-        </w:rPr>
-        <w:t>n</w:t>
-      </w:r>
-      <w:r>
-        <w:rPr>
-          <w:bCs/>
-          <w:sz w:val="28"/>
-          <w:szCs w:val="28"/>
-        </w:rPr>
-        <w:t xml:space="preserve"> мы можем пронумеровать строки. В данном случае</w:t>
-      </w:r>
-      <w:r>
-        <w:rPr>
-          <w:bCs/>
-          <w:sz w:val="28"/>
-          <w:szCs w:val="28"/>
-        </w:rPr>
-        <w:t xml:space="preserve"> изначально мы пронумеровали строки, затем</w:t>
-      </w:r>
-      <w:r>
-        <w:rPr>
-          <w:bCs/>
-          <w:sz w:val="28"/>
-          <w:szCs w:val="28"/>
-        </w:rPr>
-        <w:t xml:space="preserve"> задаем поиск дней недели кроме тех которые содержат букву</w:t>
-      </w:r>
-      <w:r>
-        <w:rPr>
-          <w:bCs/>
-          <w:sz w:val="28"/>
-          <w:szCs w:val="28"/>
-        </w:rPr>
-        <w:t xml:space="preserve"> </w:t>
-      </w:r>
-      <w:r>
-        <w:rPr>
-          <w:bCs/>
-          <w:sz w:val="28"/>
-          <w:szCs w:val="28"/>
-        </w:rPr>
-        <w:t>“</w:t>
-      </w:r>
-      <w:r>
-        <w:rPr>
-          <w:bCs/>
-          <w:sz w:val="28"/>
-          <w:szCs w:val="28"/>
-          <w:lang w:val="en-US"/>
-        </w:rPr>
-        <w:t>t</w:t>
-      </w:r>
-      <w:r>
-        <w:rPr>
-          <w:bCs/>
-          <w:sz w:val="28"/>
-          <w:szCs w:val="28"/>
-        </w:rPr>
-        <w:t xml:space="preserve">” не обращая внимание не </w:t>
-      </w:r>
-      <w:r>
-        <w:rPr>
-          <w:bCs/>
-          <w:sz w:val="28"/>
-          <w:szCs w:val="28"/>
-        </w:rPr>
-        <w:t>регистр</w:t>
-      </w:r>
-      <w:r>
-        <w:rPr>
-          <w:bCs/>
-          <w:sz w:val="28"/>
-          <w:szCs w:val="28"/>
-        </w:rPr>
-        <w:t xml:space="preserve">. </w:t>
-      </w:r>
-    </w:p>
-    <w:p>
-      <w:pPr>
         <w:jc w:val="center"/>
         <w:rPr>
           <w:b/>
@@ -4492,8 +3075,18 @@
           <w:b/>
           <w:sz w:val="28"/>
           <w:szCs w:val="28"/>
-        </w:rPr>
-      </w:pPr>
+          <w:lang w:val="en-US"/>
+        </w:rPr>
+      </w:pPr>
+      <w:r>
+        <w:rPr>
+          <w:b/>
+          <w:sz w:val="28"/>
+          <w:szCs w:val="28"/>
+          <w:lang w:val="en-US"/>
+        </w:rPr>
+        <w:t>For /L</w:t>
+      </w:r>
     </w:p>
     <w:p>
       <w:pPr>
@@ -4502,241 +3095,23 @@
           <w:b/>
           <w:sz w:val="28"/>
           <w:szCs w:val="28"/>
-        </w:rPr>
-      </w:pPr>
-    </w:p>
-    <w:p>
-      <w:pPr>
-        <w:jc w:val="center"/>
-        <w:rPr>
-          <w:b/>
-          <w:sz w:val="28"/>
-          <w:szCs w:val="28"/>
-        </w:rPr>
-      </w:pPr>
-    </w:p>
-    <w:p>
-      <w:pPr>
-        <w:jc w:val="center"/>
-        <w:rPr>
-          <w:b/>
-          <w:sz w:val="28"/>
-          <w:szCs w:val="28"/>
-        </w:rPr>
-      </w:pPr>
-    </w:p>
-    <w:p>
-      <w:pPr>
-        <w:jc w:val="center"/>
-        <w:rPr>
-          <w:b/>
-          <w:sz w:val="28"/>
-          <w:szCs w:val="28"/>
-        </w:rPr>
-      </w:pPr>
-    </w:p>
-    <w:p>
-      <w:pPr>
-        <w:jc w:val="center"/>
-        <w:rPr>
-          <w:b/>
-          <w:sz w:val="28"/>
-          <w:szCs w:val="28"/>
-        </w:rPr>
-      </w:pPr>
-    </w:p>
-    <w:p>
-      <w:pPr>
-        <w:jc w:val="center"/>
-        <w:rPr>
-          <w:b/>
-          <w:sz w:val="28"/>
-          <w:szCs w:val="28"/>
-        </w:rPr>
-      </w:pPr>
-    </w:p>
-    <w:p>
-      <w:pPr>
-        <w:jc w:val="center"/>
-        <w:rPr>
-          <w:b/>
-          <w:sz w:val="28"/>
-          <w:szCs w:val="28"/>
-        </w:rPr>
-      </w:pPr>
-    </w:p>
-    <w:p>
-      <w:pPr>
-        <w:jc w:val="center"/>
-        <w:rPr>
-          <w:b/>
-          <w:sz w:val="28"/>
-          <w:szCs w:val="28"/>
-        </w:rPr>
-      </w:pPr>
-    </w:p>
-    <w:p>
-      <w:pPr>
-        <w:jc w:val="center"/>
-        <w:rPr>
-          <w:b/>
-          <w:sz w:val="28"/>
-          <w:szCs w:val="28"/>
-        </w:rPr>
-      </w:pPr>
-    </w:p>
-    <w:p>
-      <w:pPr>
-        <w:jc w:val="center"/>
-        <w:rPr>
-          <w:b/>
-          <w:sz w:val="28"/>
-          <w:szCs w:val="28"/>
-        </w:rPr>
-      </w:pPr>
-    </w:p>
-    <w:p>
-      <w:pPr>
-        <w:jc w:val="center"/>
-        <w:rPr>
-          <w:b/>
-          <w:sz w:val="28"/>
-          <w:szCs w:val="28"/>
-        </w:rPr>
-      </w:pPr>
-    </w:p>
-    <w:p>
-      <w:pPr>
-        <w:pStyle w:val="a4"/>
-        <w:numPr>
-          <w:ilvl w:val="0"/>
-          <w:numId w:val="1"/>
-        </w:numPr>
-        <w:ind w:firstLine="709"/>
-        <w:outlineLvl w:val="0"/>
-        <w:rPr>
-          <w:b/>
-          <w:sz w:val="28"/>
-          <w:szCs w:val="28"/>
-          <w:lang w:val="en-US"/>
-        </w:rPr>
-      </w:pPr>
-      <w:bookmarkStart w:id="13" w:name="_Toc147443206"/>
-      <w:r>
-        <w:rPr>
-          <w:b/>
-          <w:sz w:val="28"/>
-          <w:szCs w:val="28"/>
+          <w:lang w:val="en-US"/>
+        </w:rPr>
+      </w:pPr>
+      <w:r>
+        <w:rPr>
+          <w:b/>
+          <w:noProof/>
+          <w:sz w:val="28"/>
+          <w:szCs w:val="28"/>
+          <w:lang w:val="en-US"/>
         </w:rPr>
         <w:lastRenderedPageBreak/>
-        <w:t>Команда</w:t>
-      </w:r>
-      <w:r>
-        <w:rPr>
-          <w:b/>
-          <w:sz w:val="28"/>
-          <w:szCs w:val="28"/>
-          <w:lang w:val="en-US"/>
-        </w:rPr>
-        <w:t xml:space="preserve"> </w:t>
-      </w:r>
-      <w:r>
-        <w:rPr>
-          <w:b/>
-          <w:sz w:val="28"/>
-          <w:szCs w:val="28"/>
-          <w:lang w:val="en-US"/>
-        </w:rPr>
-        <w:t>MORE</w:t>
-      </w:r>
-      <w:bookmarkEnd w:id="13"/>
-    </w:p>
-    <w:p>
-      <w:pPr>
-        <w:outlineLvl w:val="0"/>
-        <w:rPr>
-          <w:b/>
-          <w:sz w:val="28"/>
-          <w:szCs w:val="28"/>
-          <w:lang w:val="en-US"/>
-        </w:rPr>
-      </w:pPr>
-    </w:p>
-    <w:p>
-      <w:pPr>
-        <w:pStyle w:val="a4"/>
-        <w:ind w:left="0" w:firstLine="709"/>
-        <w:jc w:val="both"/>
-        <w:rPr>
-          <w:shd w:val="clear" w:color="auto" w:fill="FFFFFF"/>
-        </w:rPr>
-      </w:pPr>
-      <w:r>
-        <w:rPr>
-          <w:shd w:val="clear" w:color="auto" w:fill="FFFFFF"/>
-        </w:rPr>
-        <w:t xml:space="preserve">Команда </w:t>
-      </w:r>
-      <w:proofErr w:type="spellStart"/>
-      <w:r>
-        <w:rPr>
-          <w:b/>
-          <w:shd w:val="clear" w:color="auto" w:fill="FFFFFF"/>
-        </w:rPr>
-        <w:t>more</w:t>
-      </w:r>
-      <w:proofErr w:type="spellEnd"/>
-      <w:r>
-        <w:rPr>
-          <w:shd w:val="clear" w:color="auto" w:fill="FFFFFF"/>
-        </w:rPr>
-        <w:t xml:space="preserve"> предназначена для постраничного просмотра файлов в терминале Linux. Своим названием она обязана надписи </w:t>
-      </w:r>
-      <w:proofErr w:type="spellStart"/>
-      <w:r>
-        <w:rPr>
-          <w:shd w:val="clear" w:color="auto" w:fill="FFFFFF"/>
-        </w:rPr>
-        <w:t>more</w:t>
-      </w:r>
-      <w:proofErr w:type="spellEnd"/>
-      <w:r>
-        <w:rPr>
-          <w:shd w:val="clear" w:color="auto" w:fill="FFFFFF"/>
-        </w:rPr>
-        <w:t xml:space="preserve"> (в русскоязычном варианте — дальше), появляющейся внизу каждой страницы.</w:t>
-      </w:r>
-    </w:p>
-    <w:p>
-      <w:pPr>
-        <w:pStyle w:val="a4"/>
-        <w:ind w:left="0" w:firstLine="709"/>
-        <w:jc w:val="both"/>
-        <w:rPr>
-          <w:sz w:val="28"/>
-          <w:szCs w:val="28"/>
-        </w:rPr>
-      </w:pPr>
-    </w:p>
-    <w:p>
-      <w:pPr>
-        <w:jc w:val="center"/>
-        <w:rPr>
-          <w:sz w:val="28"/>
-          <w:szCs w:val="28"/>
-        </w:rPr>
-      </w:pPr>
-      <w:r>
-        <w:rPr>
-          <w:noProof/>
-          <w:sz w:val="28"/>
-          <w:szCs w:val="28"/>
-        </w:rPr>
         <w:drawing>
-          <wp:inline distT="0" distB="0" distL="0" distR="0" wp14:anchorId="2F4EAEFC" wp14:editId="3FD26348">
-            <wp:extent cx="4743450" cy="3976284"/>
-            <wp:effectExtent l="0" t="0" r="0" b="5715"/>
-            <wp:docPr id="5" name="Рисунок 5"/>
+          <wp:inline distT="0" distB="0" distL="0" distR="0" wp14:anchorId="47F7F251" wp14:editId="0E17D6C9">
+            <wp:extent cx="4515082" cy="3714941"/>
+            <wp:effectExtent l="0" t="0" r="0" b="0"/>
+            <wp:docPr id="887517312" name="Рисунок 1"/>
             <wp:cNvGraphicFramePr>
               <a:graphicFrameLocks xmlns:a="http://schemas.openxmlformats.org/drawingml/2006/main" noChangeAspect="1"/>
             </wp:cNvGraphicFramePr>
@@ -4744,7 +3119,7 @@
               <a:graphicData uri="http://schemas.openxmlformats.org/drawingml/2006/picture">
                 <pic:pic xmlns:pic="http://schemas.openxmlformats.org/drawingml/2006/picture">
                   <pic:nvPicPr>
-                    <pic:cNvPr id="1" name=""/>
+                    <pic:cNvPr id="887517312" name=""/>
                     <pic:cNvPicPr/>
                   </pic:nvPicPr>
                   <pic:blipFill>
@@ -4756,7 +3131,7 @@
                   <pic:spPr>
                     <a:xfrm>
                       <a:off x="0" y="0"/>
-                      <a:ext cx="4751560" cy="3983082"/>
+                      <a:ext cx="4515082" cy="3714941"/>
                     </a:xfrm>
                     <a:prstGeom prst="rect">
                       <a:avLst/>
@@ -4773,21 +3148,64 @@
       <w:pPr>
         <w:jc w:val="center"/>
         <w:rPr>
-          <w:sz w:val="28"/>
-          <w:szCs w:val="28"/>
-        </w:rPr>
-      </w:pPr>
-      <w:r>
-        <w:rPr>
+          <w:bCs/>
+          <w:sz w:val="28"/>
+          <w:szCs w:val="28"/>
+          <w:lang w:val="en-US"/>
+        </w:rPr>
+      </w:pPr>
+    </w:p>
+    <w:p>
+      <w:pPr>
+        <w:jc w:val="center"/>
+        <w:rPr>
+          <w:bCs/>
+          <w:sz w:val="28"/>
+          <w:szCs w:val="28"/>
+          <w:lang w:val="en-US"/>
+        </w:rPr>
+      </w:pPr>
+      <w:r>
+        <w:rPr>
+          <w:bCs/>
+          <w:sz w:val="28"/>
+          <w:szCs w:val="28"/>
+          <w:lang w:val="en-US"/>
+        </w:rPr>
+        <w:lastRenderedPageBreak/>
+        <w:t>For /</w:t>
+      </w:r>
+      <w:r>
+        <w:rPr>
+          <w:bCs/>
+          <w:sz w:val="28"/>
+          <w:szCs w:val="28"/>
+          <w:lang w:val="en-US"/>
+        </w:rPr>
+        <w:t>D</w:t>
+      </w:r>
+      <w:r>
+        <w:rPr>
+          <w:bCs/>
+          <w:sz w:val="28"/>
+          <w:szCs w:val="28"/>
+          <w:lang w:val="en-US"/>
+        </w:rPr>
+        <w:br/>
+      </w:r>
+      <w:r>
+        <w:rPr>
+          <w:b/>
           <w:noProof/>
           <w:sz w:val="28"/>
           <w:szCs w:val="28"/>
+          <w:lang w:val="en-US"/>
         </w:rPr>
         <w:drawing>
-          <wp:inline distT="0" distB="0" distL="0" distR="0" wp14:anchorId="0A04116E" wp14:editId="6667E71E">
-            <wp:extent cx="4622800" cy="1596608"/>
-            <wp:effectExtent l="0" t="0" r="6350" b="3810"/>
-            <wp:docPr id="31" name="Рисунок 31"/>
+          <wp:inline distT="0" distB="0" distL="0" distR="0" wp14:anchorId="39AE18CD" wp14:editId="798528AC">
+            <wp:extent cx="5940425" cy="7254875"/>
+            <wp:effectExtent l="0" t="0" r="3175" b="3175"/>
+            <wp:docPr id="174481807" name="Рисунок 1"/>
             <wp:cNvGraphicFramePr>
               <a:graphicFrameLocks xmlns:a="http://schemas.openxmlformats.org/drawingml/2006/main" noChangeAspect="1"/>
             </wp:cNvGraphicFramePr>
@@ -4795,7 +3213,7 @@
               <a:graphicData uri="http://schemas.openxmlformats.org/drawingml/2006/picture">
                 <pic:pic xmlns:pic="http://schemas.openxmlformats.org/drawingml/2006/picture">
                   <pic:nvPicPr>
-                    <pic:cNvPr id="1" name=""/>
+                    <pic:cNvPr id="174481807" name=""/>
                     <pic:cNvPicPr/>
                   </pic:nvPicPr>
                   <pic:blipFill>
@@ -4807,7 +3225,7 @@
                   <pic:spPr>
                     <a:xfrm>
                       <a:off x="0" y="0"/>
-                      <a:ext cx="4637343" cy="1601631"/>
+                      <a:ext cx="5940425" cy="7254875"/>
                     </a:xfrm>
                     <a:prstGeom prst="rect">
                       <a:avLst/>
@@ -4819,35 +3237,65 @@
           </wp:inline>
         </w:drawing>
       </w:r>
-    </w:p>
-    <w:p>
-      <w:pPr>
-        <w:jc w:val="center"/>
-        <w:rPr>
-          <w:sz w:val="28"/>
-          <w:szCs w:val="28"/>
-        </w:rPr>
-      </w:pPr>
-    </w:p>
-    <w:p>
-      <w:pPr>
-        <w:jc w:val="center"/>
-        <w:rPr>
-          <w:sz w:val="28"/>
-          <w:szCs w:val="28"/>
-          <w:lang w:val="en-US"/>
-        </w:rPr>
-      </w:pPr>
-      <w:r>
-        <w:rPr>
+      <w:r>
+        <w:rPr>
+          <w:bCs/>
+          <w:sz w:val="28"/>
+          <w:szCs w:val="28"/>
+          <w:lang w:val="en-US"/>
+        </w:rPr>
+        <w:br/>
+      </w:r>
+      <w:r>
+        <w:rPr>
+          <w:bCs/>
+          <w:sz w:val="28"/>
+          <w:szCs w:val="28"/>
+          <w:lang w:val="en-US"/>
+        </w:rPr>
+        <w:br/>
+      </w:r>
+      <w:r>
+        <w:rPr>
+          <w:bCs/>
+          <w:sz w:val="28"/>
+          <w:szCs w:val="28"/>
+          <w:lang w:val="en-US"/>
+        </w:rPr>
+        <w:lastRenderedPageBreak/>
+        <w:t>For /</w:t>
+      </w:r>
+      <w:r>
+        <w:rPr>
+          <w:bCs/>
+          <w:sz w:val="28"/>
+          <w:szCs w:val="28"/>
+          <w:lang w:val="en-US"/>
+        </w:rPr>
+        <w:t>R</w:t>
+      </w:r>
+      <w:r>
+        <w:rPr>
+          <w:bCs/>
+          <w:sz w:val="28"/>
+          <w:szCs w:val="28"/>
+          <w:lang w:val="en-US"/>
+        </w:rPr>
+        <w:br/>
+      </w:r>
+      <w:r>
+        <w:rPr>
+          <w:b/>
           <w:noProof/>
-        </w:rPr>
-        <w:lastRenderedPageBreak/>
+          <w:sz w:val="28"/>
+          <w:szCs w:val="28"/>
+          <w:lang w:val="en-US"/>
+        </w:rPr>
         <w:drawing>
-          <wp:inline distT="0" distB="0" distL="0" distR="0" wp14:anchorId="62C0C753" wp14:editId="0BE2BBC9">
-            <wp:extent cx="5940425" cy="3462655"/>
-            <wp:effectExtent l="0" t="0" r="3175" b="4445"/>
-            <wp:docPr id="1871861799" name="Рисунок 1"/>
+          <wp:inline distT="0" distB="0" distL="0" distR="0" wp14:anchorId="0F308578" wp14:editId="537CF49B">
+            <wp:extent cx="5378726" cy="3587934"/>
+            <wp:effectExtent l="0" t="0" r="0" b="0"/>
+            <wp:docPr id="1229659558" name="Рисунок 1"/>
             <wp:cNvGraphicFramePr>
               <a:graphicFrameLocks xmlns:a="http://schemas.openxmlformats.org/drawingml/2006/main" noChangeAspect="1"/>
             </wp:cNvGraphicFramePr>
@@ -4855,7 +3303,7 @@
               <a:graphicData uri="http://schemas.openxmlformats.org/drawingml/2006/picture">
                 <pic:pic xmlns:pic="http://schemas.openxmlformats.org/drawingml/2006/picture">
                   <pic:nvPicPr>
-                    <pic:cNvPr id="1871861799" name=""/>
+                    <pic:cNvPr id="1229659558" name=""/>
                     <pic:cNvPicPr/>
                   </pic:nvPicPr>
                   <pic:blipFill>
@@ -4867,7 +3315,7 @@
                   <pic:spPr>
                     <a:xfrm>
                       <a:off x="0" y="0"/>
-                      <a:ext cx="5940425" cy="3462655"/>
+                      <a:ext cx="5378726" cy="3587934"/>
                     </a:xfrm>
                     <a:prstGeom prst="rect">
                       <a:avLst/>
@@ -4884,51 +3332,75 @@
       <w:pPr>
         <w:jc w:val="center"/>
         <w:rPr>
-          <w:sz w:val="28"/>
-          <w:szCs w:val="28"/>
-          <w:lang w:val="en-US"/>
-        </w:rPr>
-      </w:pPr>
-    </w:p>
-    <w:p>
-      <w:pPr>
-        <w:pStyle w:val="2"/>
+          <w:bCs/>
+          <w:sz w:val="28"/>
+          <w:szCs w:val="28"/>
+          <w:lang w:val="en-US"/>
+        </w:rPr>
+      </w:pPr>
+    </w:p>
+    <w:p>
+      <w:pPr>
         <w:jc w:val="center"/>
         <w:rPr>
-          <w:rFonts w:ascii="Times New Roman" w:hAnsi="Times New Roman" w:cs="Times New Roman"/>
-          <w:color w:val="auto"/>
-          <w:lang w:val="en-US"/>
-        </w:rPr>
-      </w:pPr>
-      <w:bookmarkStart w:id="14" w:name="_Toc147443207"/>
-      <w:r>
-        <w:rPr>
-          <w:rFonts w:ascii="Times New Roman" w:hAnsi="Times New Roman" w:cs="Times New Roman"/>
-          <w:color w:val="auto"/>
-          <w:lang w:val="en-US"/>
-        </w:rPr>
-        <w:t>/s</w:t>
-      </w:r>
-      <w:bookmarkEnd w:id="14"/>
+          <w:bCs/>
+          <w:sz w:val="28"/>
+          <w:szCs w:val="28"/>
+          <w:lang w:val="en-US"/>
+        </w:rPr>
+      </w:pPr>
     </w:p>
     <w:p>
       <w:pPr>
         <w:jc w:val="center"/>
         <w:rPr>
-          <w:sz w:val="28"/>
-          <w:szCs w:val="28"/>
-          <w:lang w:val="en-US"/>
-        </w:rPr>
-      </w:pPr>
-      <w:r>
-        <w:rPr>
+          <w:bCs/>
+          <w:sz w:val="28"/>
+          <w:szCs w:val="28"/>
+          <w:lang w:val="en-US"/>
+        </w:rPr>
+      </w:pPr>
+      <w:r>
+        <w:rPr>
+          <w:bCs/>
+          <w:sz w:val="28"/>
+          <w:szCs w:val="28"/>
+          <w:lang w:val="en-US"/>
+        </w:rPr>
+        <w:lastRenderedPageBreak/>
+        <w:t xml:space="preserve">For </w:t>
+      </w:r>
+      <w:r>
+        <w:rPr>
+          <w:bCs/>
+          <w:sz w:val="28"/>
+          <w:szCs w:val="28"/>
+          <w:lang w:val="en-US"/>
+        </w:rPr>
+        <w:t>/F</w:t>
+      </w:r>
+      <w:r>
+        <w:rPr>
+          <w:bCs/>
+          <w:sz w:val="28"/>
+          <w:szCs w:val="28"/>
+          <w:lang w:val="en-US"/>
+        </w:rPr>
+        <w:br/>
+      </w:r>
+      <w:r>
+        <w:rPr>
+          <w:b/>
           <w:noProof/>
+          <w:sz w:val="28"/>
+          <w:szCs w:val="28"/>
+          <w:lang w:val="en-US"/>
         </w:rPr>
         <w:drawing>
-          <wp:inline distT="0" distB="0" distL="0" distR="0" wp14:anchorId="7CB7BC6F" wp14:editId="0D383E5C">
-            <wp:extent cx="5940425" cy="3778885"/>
-            <wp:effectExtent l="0" t="0" r="3175" b="0"/>
-            <wp:docPr id="1989780315" name="Рисунок 1"/>
+          <wp:inline distT="0" distB="0" distL="0" distR="0" wp14:anchorId="11E00F0D" wp14:editId="5BAE30E0">
+            <wp:extent cx="5435879" cy="7709296"/>
+            <wp:effectExtent l="0" t="0" r="0" b="6350"/>
+            <wp:docPr id="779810012" name="Рисунок 1"/>
             <wp:cNvGraphicFramePr>
               <a:graphicFrameLocks xmlns:a="http://schemas.openxmlformats.org/drawingml/2006/main" noChangeAspect="1"/>
             </wp:cNvGraphicFramePr>
@@ -4936,7 +3408,7 @@
               <a:graphicData uri="http://schemas.openxmlformats.org/drawingml/2006/picture">
                 <pic:pic xmlns:pic="http://schemas.openxmlformats.org/drawingml/2006/picture">
                   <pic:nvPicPr>
-                    <pic:cNvPr id="1989780315" name=""/>
+                    <pic:cNvPr id="779810012" name=""/>
                     <pic:cNvPicPr/>
                   </pic:nvPicPr>
                   <pic:blipFill>
@@ -4948,7 +3420,7 @@
                   <pic:spPr>
                     <a:xfrm>
                       <a:off x="0" y="0"/>
-                      <a:ext cx="5940425" cy="3778885"/>
+                      <a:ext cx="5435879" cy="7709296"/>
                     </a:xfrm>
                     <a:prstGeom prst="rect">
                       <a:avLst/>
@@ -4963,112 +3435,151 @@
     </w:p>
     <w:p>
       <w:pPr>
-        <w:jc w:val="both"/>
-        <w:rPr>
-          <w:sz w:val="28"/>
-          <w:szCs w:val="28"/>
-        </w:rPr>
-      </w:pPr>
-      <w:r>
-        <w:rPr>
-          <w:sz w:val="28"/>
-          <w:szCs w:val="28"/>
-        </w:rPr>
-        <w:t xml:space="preserve">При воде команды </w:t>
-      </w:r>
-      <w:r>
-        <w:rPr>
-          <w:sz w:val="28"/>
-          <w:szCs w:val="28"/>
-          <w:lang w:val="en-US"/>
-        </w:rPr>
-        <w:t>more</w:t>
-      </w:r>
-      <w:r>
-        <w:rPr>
-          <w:sz w:val="28"/>
-          <w:szCs w:val="28"/>
-        </w:rPr>
-        <w:t xml:space="preserve"> с ключом /</w:t>
-      </w:r>
-      <w:r>
-        <w:rPr>
-          <w:sz w:val="28"/>
-          <w:szCs w:val="28"/>
-          <w:lang w:val="en-US"/>
-        </w:rPr>
-        <w:t>s</w:t>
-      </w:r>
-      <w:r>
-        <w:rPr>
-          <w:sz w:val="28"/>
-          <w:szCs w:val="28"/>
-        </w:rPr>
-        <w:t xml:space="preserve"> мы можем сжать несколько пустых строк в одну.</w:t>
-      </w:r>
-    </w:p>
-    <w:p>
-      <w:pPr>
-        <w:jc w:val="both"/>
-        <w:rPr>
-          <w:sz w:val="28"/>
-          <w:szCs w:val="28"/>
-        </w:rPr>
-      </w:pPr>
-      <w:r>
-        <w:rPr>
-          <w:sz w:val="28"/>
-          <w:szCs w:val="28"/>
-        </w:rPr>
-        <w:br/>
-      </w:r>
-    </w:p>
-    <w:p>
-      <w:pPr>
-        <w:pStyle w:val="2"/>
         <w:jc w:val="center"/>
         <w:rPr>
-          <w:rFonts w:ascii="Times New Roman" w:hAnsi="Times New Roman" w:cs="Times New Roman"/>
-          <w:color w:val="auto"/>
-        </w:rPr>
-      </w:pPr>
-      <w:bookmarkStart w:id="15" w:name="_Toc147443208"/>
-      <w:r>
-        <w:rPr>
-          <w:rFonts w:ascii="Times New Roman" w:hAnsi="Times New Roman" w:cs="Times New Roman"/>
-          <w:color w:val="auto"/>
-        </w:rPr>
-        <w:lastRenderedPageBreak/>
-        <w:t>/+</w:t>
-      </w:r>
-      <w:r>
-        <w:rPr>
-          <w:rFonts w:ascii="Times New Roman" w:hAnsi="Times New Roman" w:cs="Times New Roman"/>
-          <w:color w:val="auto"/>
-          <w:lang w:val="en-US"/>
-        </w:rPr>
-        <w:t>n</w:t>
-      </w:r>
-      <w:bookmarkEnd w:id="15"/>
+          <w:bCs/>
+          <w:sz w:val="28"/>
+          <w:szCs w:val="28"/>
+          <w:lang w:val="en-US"/>
+        </w:rPr>
+      </w:pPr>
     </w:p>
     <w:p>
       <w:pPr>
         <w:jc w:val="center"/>
         <w:rPr>
-          <w:sz w:val="28"/>
-          <w:szCs w:val="28"/>
-          <w:lang w:val="en-US"/>
-        </w:rPr>
-      </w:pPr>
-      <w:r>
-        <w:rPr>
-          <w:noProof/>
+          <w:b/>
+          <w:sz w:val="28"/>
+          <w:szCs w:val="28"/>
+          <w:lang w:val="en-US"/>
+        </w:rPr>
+      </w:pPr>
+    </w:p>
+    <w:p>
+      <w:pPr>
+        <w:jc w:val="center"/>
+        <w:rPr>
+          <w:b/>
+          <w:sz w:val="28"/>
+          <w:szCs w:val="28"/>
+          <w:lang w:val="en-US"/>
+        </w:rPr>
+      </w:pPr>
+    </w:p>
+    <w:p>
+      <w:pPr>
+        <w:jc w:val="center"/>
+        <w:rPr>
+          <w:b/>
+          <w:sz w:val="28"/>
+          <w:szCs w:val="28"/>
+          <w:lang w:val="en-US"/>
+        </w:rPr>
+      </w:pPr>
+    </w:p>
+    <w:p>
+      <w:pPr>
+        <w:jc w:val="center"/>
+        <w:rPr>
+          <w:b/>
+          <w:sz w:val="28"/>
+          <w:szCs w:val="28"/>
+          <w:lang w:val="en-US"/>
+        </w:rPr>
+      </w:pPr>
+    </w:p>
+    <w:p>
+      <w:pPr>
+        <w:jc w:val="center"/>
+        <w:rPr>
+          <w:b/>
+          <w:sz w:val="28"/>
+          <w:szCs w:val="28"/>
+          <w:lang w:val="en-US"/>
+        </w:rPr>
+      </w:pPr>
+    </w:p>
+    <w:p>
+      <w:pPr>
+        <w:jc w:val="center"/>
+        <w:rPr>
+          <w:b/>
+          <w:sz w:val="28"/>
+          <w:szCs w:val="28"/>
+          <w:lang w:val="en-US"/>
+        </w:rPr>
+      </w:pPr>
+    </w:p>
+    <w:p>
+      <w:pPr>
+        <w:jc w:val="center"/>
+        <w:rPr>
+          <w:b/>
+          <w:sz w:val="28"/>
+          <w:szCs w:val="28"/>
+          <w:lang w:val="en-US"/>
+        </w:rPr>
+      </w:pPr>
+    </w:p>
+    <w:p>
+      <w:pPr>
+        <w:jc w:val="center"/>
+        <w:rPr>
+          <w:b/>
+          <w:sz w:val="28"/>
+          <w:szCs w:val="28"/>
+          <w:lang w:val="en-US"/>
+        </w:rPr>
+      </w:pPr>
+      <w:r>
+        <w:rPr>
+          <w:b/>
+          <w:sz w:val="28"/>
+          <w:szCs w:val="28"/>
+        </w:rPr>
+        <w:t xml:space="preserve">Команда </w:t>
+      </w:r>
+      <w:r>
+        <w:rPr>
+          <w:b/>
+          <w:sz w:val="28"/>
+          <w:szCs w:val="28"/>
+          <w:lang w:val="en-US"/>
+        </w:rPr>
+        <w:t>Goto</w:t>
+      </w:r>
+    </w:p>
+    <w:p>
+      <w:pPr>
+        <w:jc w:val="center"/>
+        <w:rPr>
+          <w:b/>
+          <w:sz w:val="28"/>
+          <w:szCs w:val="28"/>
+          <w:lang w:val="en-US"/>
+        </w:rPr>
+      </w:pPr>
+    </w:p>
+    <w:p>
+      <w:pPr>
+        <w:jc w:val="center"/>
+        <w:rPr>
+          <w:b/>
+          <w:sz w:val="28"/>
+          <w:szCs w:val="28"/>
+        </w:rPr>
+      </w:pPr>
+      <w:r>
+        <w:rPr>
+          <w:b/>
+          <w:sz w:val="28"/>
+          <w:szCs w:val="28"/>
         </w:rPr>
         <w:drawing>
-          <wp:inline distT="0" distB="0" distL="0" distR="0" wp14:anchorId="330B117E" wp14:editId="1ABA0707">
-            <wp:extent cx="5940425" cy="3778885"/>
-            <wp:effectExtent l="0" t="0" r="3175" b="0"/>
-            <wp:docPr id="2063463471" name="Рисунок 1"/>
+          <wp:inline distT="0" distB="0" distL="0" distR="0" wp14:anchorId="310DFD7D" wp14:editId="06924248">
+            <wp:extent cx="5940425" cy="2548890"/>
+            <wp:effectExtent l="0" t="0" r="3175" b="3810"/>
+            <wp:docPr id="734633944" name="Рисунок 1"/>
             <wp:cNvGraphicFramePr>
               <a:graphicFrameLocks xmlns:a="http://schemas.openxmlformats.org/drawingml/2006/main" noChangeAspect="1"/>
             </wp:cNvGraphicFramePr>
@@ -5076,7 +3587,7 @@
               <a:graphicData uri="http://schemas.openxmlformats.org/drawingml/2006/picture">
                 <pic:pic xmlns:pic="http://schemas.openxmlformats.org/drawingml/2006/picture">
                   <pic:nvPicPr>
-                    <pic:cNvPr id="2063463471" name=""/>
+                    <pic:cNvPr id="734633944" name=""/>
                     <pic:cNvPicPr/>
                   </pic:nvPicPr>
                   <pic:blipFill>
@@ -5088,7 +3599,7 @@
                   <pic:spPr>
                     <a:xfrm>
                       <a:off x="0" y="0"/>
-                      <a:ext cx="5940425" cy="3778885"/>
+                      <a:ext cx="5940425" cy="2548890"/>
                     </a:xfrm>
                     <a:prstGeom prst="rect">
                       <a:avLst/>
@@ -5103,65 +3614,34 @@
     </w:p>
     <w:p>
       <w:pPr>
+        <w:jc w:val="center"/>
+        <w:rPr>
+          <w:b/>
+          <w:sz w:val="28"/>
+          <w:szCs w:val="28"/>
+        </w:rPr>
+      </w:pPr>
+    </w:p>
+    <w:p>
+      <w:pPr>
+        <w:jc w:val="center"/>
+        <w:rPr>
+          <w:b/>
+          <w:sz w:val="28"/>
+          <w:szCs w:val="28"/>
+        </w:rPr>
+      </w:pPr>
+    </w:p>
+    <w:p>
+      <w:pPr>
+        <w:pStyle w:val="a4"/>
+        <w:ind w:left="0" w:firstLine="709"/>
         <w:jc w:val="both"/>
         <w:rPr>
           <w:sz w:val="28"/>
           <w:szCs w:val="28"/>
         </w:rPr>
       </w:pPr>
-      <w:r>
-        <w:rPr>
-          <w:sz w:val="28"/>
-          <w:szCs w:val="28"/>
-        </w:rPr>
-        <w:t xml:space="preserve">При вводе команды </w:t>
-      </w:r>
-      <w:r>
-        <w:rPr>
-          <w:sz w:val="28"/>
-          <w:szCs w:val="28"/>
-          <w:lang w:val="en-US"/>
-        </w:rPr>
-        <w:t>more</w:t>
-      </w:r>
-      <w:r>
-        <w:rPr>
-          <w:sz w:val="28"/>
-          <w:szCs w:val="28"/>
-        </w:rPr>
-        <w:t xml:space="preserve"> с ключом /</w:t>
-      </w:r>
-      <w:r>
-        <w:rPr>
-          <w:sz w:val="28"/>
-          <w:szCs w:val="28"/>
-          <w:lang w:val="en-US"/>
-        </w:rPr>
-        <w:t>n</w:t>
-      </w:r>
-      <w:r>
-        <w:rPr>
-          <w:sz w:val="28"/>
-          <w:szCs w:val="28"/>
-        </w:rPr>
-        <w:t xml:space="preserve"> мы можем вывести текст текстового документа с определенной строки, в данном случае мы задаем +19 и на экране отображается </w:t>
-      </w:r>
-      <w:proofErr w:type="gramStart"/>
-      <w:r>
-        <w:rPr>
-          <w:sz w:val="28"/>
-          <w:szCs w:val="28"/>
-        </w:rPr>
-        <w:t>текст</w:t>
-      </w:r>
-      <w:proofErr w:type="gramEnd"/>
-      <w:r>
-        <w:rPr>
-          <w:sz w:val="28"/>
-          <w:szCs w:val="28"/>
-        </w:rPr>
-        <w:t xml:space="preserve"> который находится после 19 строки.</w:t>
-      </w:r>
     </w:p>
     <w:p>
       <w:pPr>
@@ -5174,51 +3654,31 @@
     </w:p>
     <w:p>
       <w:pPr>
-        <w:pStyle w:val="2"/>
-        <w:jc w:val="center"/>
-        <w:rPr>
-          <w:rFonts w:ascii="Times New Roman" w:hAnsi="Times New Roman" w:cs="Times New Roman"/>
-          <w:color w:val="auto"/>
-        </w:rPr>
-      </w:pPr>
-      <w:bookmarkStart w:id="16" w:name="_Toc147443209"/>
-      <w:r>
-        <w:rPr>
-          <w:rFonts w:ascii="Times New Roman" w:hAnsi="Times New Roman" w:cs="Times New Roman"/>
-          <w:color w:val="auto"/>
-        </w:rPr>
-        <w:t>/</w:t>
-      </w:r>
-      <w:proofErr w:type="spellStart"/>
-      <w:r>
-        <w:rPr>
-          <w:rFonts w:ascii="Times New Roman" w:hAnsi="Times New Roman" w:cs="Times New Roman"/>
-          <w:color w:val="auto"/>
-          <w:lang w:val="en-US"/>
-        </w:rPr>
-        <w:t>tn</w:t>
-      </w:r>
-      <w:bookmarkEnd w:id="16"/>
-      <w:proofErr w:type="spellEnd"/>
-    </w:p>
-    <w:p>
-      <w:pPr>
-        <w:jc w:val="center"/>
-        <w:rPr>
-          <w:sz w:val="28"/>
-          <w:szCs w:val="28"/>
-          <w:lang w:val="en-US"/>
-        </w:rPr>
-      </w:pPr>
-      <w:r>
-        <w:rPr>
-          <w:noProof/>
+        <w:jc w:val="both"/>
+        <w:rPr>
+          <w:sz w:val="28"/>
+          <w:szCs w:val="28"/>
+        </w:rPr>
+      </w:pPr>
+    </w:p>
+    <w:p>
+      <w:pPr>
+        <w:jc w:val="both"/>
+        <w:rPr>
+          <w:sz w:val="28"/>
+          <w:szCs w:val="28"/>
+        </w:rPr>
+      </w:pPr>
+      <w:r>
+        <w:rPr>
+          <w:sz w:val="28"/>
+          <w:szCs w:val="28"/>
         </w:rPr>
         <w:drawing>
-          <wp:inline distT="0" distB="0" distL="0" distR="0" wp14:anchorId="5BDB11C7" wp14:editId="03BF9353">
-            <wp:extent cx="5940425" cy="3462655"/>
-            <wp:effectExtent l="0" t="0" r="3175" b="4445"/>
-            <wp:docPr id="1071108828" name="Рисунок 1"/>
+          <wp:inline distT="0" distB="0" distL="0" distR="0" wp14:anchorId="2B34E0BD" wp14:editId="269E8190">
+            <wp:extent cx="4851649" cy="3295819"/>
+            <wp:effectExtent l="0" t="0" r="6350" b="0"/>
+            <wp:docPr id="262874787" name="Рисунок 1"/>
             <wp:cNvGraphicFramePr>
               <a:graphicFrameLocks xmlns:a="http://schemas.openxmlformats.org/drawingml/2006/main" noChangeAspect="1"/>
             </wp:cNvGraphicFramePr>
@@ -5226,7 +3686,7 @@
               <a:graphicData uri="http://schemas.openxmlformats.org/drawingml/2006/picture">
                 <pic:pic xmlns:pic="http://schemas.openxmlformats.org/drawingml/2006/picture">
                   <pic:nvPicPr>
-                    <pic:cNvPr id="1071108828" name=""/>
+                    <pic:cNvPr id="262874787" name=""/>
                     <pic:cNvPicPr/>
                   </pic:nvPicPr>
                   <pic:blipFill>
@@ -5238,7 +3698,7 @@
                   <pic:spPr>
                     <a:xfrm>
                       <a:off x="0" y="0"/>
-                      <a:ext cx="5940425" cy="3462655"/>
+                      <a:ext cx="4851649" cy="3295819"/>
                     </a:xfrm>
                     <a:prstGeom prst="rect">
                       <a:avLst/>
@@ -5253,6 +3713,15 @@
     </w:p>
     <w:p>
       <w:pPr>
+        <w:jc w:val="both"/>
+        <w:rPr>
+          <w:sz w:val="28"/>
+          <w:szCs w:val="28"/>
+        </w:rPr>
+      </w:pPr>
+    </w:p>
+    <w:p>
+      <w:pPr>
         <w:jc w:val="center"/>
         <w:rPr>
           <w:sz w:val="28"/>
@@ -5262,14 +3731,34 @@
       </w:pPr>
       <w:r>
         <w:rPr>
-          <w:noProof/>
+          <w:sz w:val="28"/>
+          <w:szCs w:val="28"/>
+          <w:lang w:val="en-US"/>
+        </w:rPr>
+        <w:t>If</w:t>
+      </w:r>
+    </w:p>
+    <w:p>
+      <w:pPr>
+        <w:jc w:val="center"/>
+        <w:rPr>
+          <w:sz w:val="28"/>
+          <w:szCs w:val="28"/>
+          <w:lang w:val="en-US"/>
+        </w:rPr>
+      </w:pPr>
+      <w:r>
+        <w:rPr>
+          <w:sz w:val="28"/>
+          <w:szCs w:val="28"/>
+          <w:lang w:val="en-US"/>
         </w:rPr>
         <w:lastRenderedPageBreak/>
         <w:drawing>
-          <wp:inline distT="0" distB="0" distL="0" distR="0" wp14:anchorId="2316D3F1" wp14:editId="18077709">
-            <wp:extent cx="5940425" cy="3778885"/>
+          <wp:inline distT="0" distB="0" distL="0" distR="0" wp14:anchorId="76DF5B51" wp14:editId="3CC094FA">
+            <wp:extent cx="5940425" cy="7396480"/>
             <wp:effectExtent l="0" t="0" r="3175" b="0"/>
-            <wp:docPr id="1374922814" name="Рисунок 1"/>
+            <wp:docPr id="299254788" name="Рисунок 1"/>
             <wp:cNvGraphicFramePr>
               <a:graphicFrameLocks xmlns:a="http://schemas.openxmlformats.org/drawingml/2006/main" noChangeAspect="1"/>
             </wp:cNvGraphicFramePr>
@@ -5277,7 +3766,7 @@
               <a:graphicData uri="http://schemas.openxmlformats.org/drawingml/2006/picture">
                 <pic:pic xmlns:pic="http://schemas.openxmlformats.org/drawingml/2006/picture">
                   <pic:nvPicPr>
-                    <pic:cNvPr id="1374922814" name=""/>
+                    <pic:cNvPr id="299254788" name=""/>
                     <pic:cNvPicPr/>
                   </pic:nvPicPr>
                   <pic:blipFill>
@@ -5289,7 +3778,7 @@
                   <pic:spPr>
                     <a:xfrm>
                       <a:off x="0" y="0"/>
-                      <a:ext cx="5940425" cy="3778885"/>
+                      <a:ext cx="5940425" cy="7396480"/>
                     </a:xfrm>
                     <a:prstGeom prst="rect">
                       <a:avLst/>
@@ -5304,218 +3793,25 @@
     </w:p>
     <w:p>
       <w:pPr>
-        <w:jc w:val="both"/>
-        <w:rPr>
-          <w:sz w:val="28"/>
-          <w:szCs w:val="28"/>
-        </w:rPr>
-      </w:pPr>
-      <w:r>
-        <w:rPr>
-          <w:sz w:val="28"/>
-          <w:szCs w:val="28"/>
-        </w:rPr>
-        <w:t xml:space="preserve">При вводе команды </w:t>
-      </w:r>
-      <w:r>
-        <w:rPr>
-          <w:sz w:val="28"/>
-          <w:szCs w:val="28"/>
-          <w:lang w:val="en-US"/>
-        </w:rPr>
-        <w:t>more</w:t>
-      </w:r>
-      <w:r>
-        <w:rPr>
-          <w:sz w:val="28"/>
-          <w:szCs w:val="28"/>
-        </w:rPr>
-        <w:t xml:space="preserve"> с ключом /</w:t>
-      </w:r>
-      <w:proofErr w:type="spellStart"/>
-      <w:r>
-        <w:rPr>
-          <w:sz w:val="28"/>
-          <w:szCs w:val="28"/>
-          <w:lang w:val="en-US"/>
-        </w:rPr>
-        <w:t>tn</w:t>
-      </w:r>
-      <w:proofErr w:type="spellEnd"/>
-      <w:r>
-        <w:rPr>
-          <w:sz w:val="28"/>
-          <w:szCs w:val="28"/>
-        </w:rPr>
-        <w:t xml:space="preserve"> мы можем заменить табуляци</w:t>
-      </w:r>
-      <w:r>
-        <w:rPr>
-          <w:sz w:val="28"/>
-          <w:szCs w:val="28"/>
-        </w:rPr>
-        <w:t>и</w:t>
-      </w:r>
-      <w:r>
-        <w:rPr>
-          <w:sz w:val="28"/>
-          <w:szCs w:val="28"/>
-        </w:rPr>
-        <w:t xml:space="preserve"> в текстовом документе </w:t>
-      </w:r>
-      <w:r>
-        <w:rPr>
-          <w:sz w:val="28"/>
-          <w:szCs w:val="28"/>
-        </w:rPr>
-        <w:t xml:space="preserve">заданным количеством </w:t>
-      </w:r>
-      <w:r>
-        <w:rPr>
-          <w:sz w:val="28"/>
-          <w:szCs w:val="28"/>
-        </w:rPr>
-        <w:t>пробел</w:t>
-      </w:r>
-      <w:r>
-        <w:rPr>
-          <w:sz w:val="28"/>
-          <w:szCs w:val="28"/>
-        </w:rPr>
-        <w:t>ов</w:t>
-      </w:r>
-      <w:r>
-        <w:rPr>
-          <w:sz w:val="28"/>
-          <w:szCs w:val="28"/>
-        </w:rPr>
-        <w:t xml:space="preserve">. </w:t>
-      </w:r>
-    </w:p>
-    <w:p>
-      <w:pPr>
-        <w:jc w:val="both"/>
-        <w:rPr>
-          <w:sz w:val="28"/>
-          <w:szCs w:val="28"/>
-        </w:rPr>
-      </w:pPr>
-    </w:p>
-    <w:p>
-      <w:pPr>
-        <w:spacing w:after="160" w:line="259" w:lineRule="auto"/>
-        <w:rPr>
-          <w:b/>
-          <w:sz w:val="28"/>
-          <w:szCs w:val="28"/>
-        </w:rPr>
-      </w:pPr>
-    </w:p>
-    <w:p>
-      <w:pPr>
-        <w:spacing w:after="160" w:line="259" w:lineRule="auto"/>
         <w:jc w:val="center"/>
         <w:rPr>
-          <w:rStyle w:val="20"/>
-          <w:rFonts w:ascii="Times New Roman" w:hAnsi="Times New Roman" w:cs="Times New Roman"/>
-          <w:b/>
-          <w:bCs/>
-          <w:color w:val="auto"/>
-        </w:rPr>
-      </w:pPr>
-      <w:bookmarkStart w:id="17" w:name="_Toc147443210"/>
-      <w:r>
-        <w:rPr>
-          <w:rStyle w:val="10"/>
-          <w:rFonts w:ascii="Times New Roman" w:hAnsi="Times New Roman" w:cs="Times New Roman"/>
-          <w:b/>
-          <w:bCs/>
-          <w:color w:val="auto"/>
-        </w:rPr>
-        <w:t xml:space="preserve">Перенаправление стандартных операций ввода/вывода: «&lt;», «&gt;», «&gt;&gt;». </w:t>
-      </w:r>
-      <w:proofErr w:type="gramStart"/>
-      <w:r>
-        <w:rPr>
-          <w:rStyle w:val="10"/>
-          <w:rFonts w:ascii="Times New Roman" w:hAnsi="Times New Roman" w:cs="Times New Roman"/>
-          <w:b/>
-          <w:bCs/>
-          <w:color w:val="auto"/>
-        </w:rPr>
-        <w:t xml:space="preserve">Использование  </w:t>
-      </w:r>
-      <w:proofErr w:type="spellStart"/>
-      <w:r>
-        <w:rPr>
-          <w:rStyle w:val="10"/>
-          <w:rFonts w:ascii="Times New Roman" w:hAnsi="Times New Roman" w:cs="Times New Roman"/>
-          <w:b/>
-          <w:bCs/>
-          <w:color w:val="auto"/>
-        </w:rPr>
-        <w:t>pipe</w:t>
-      </w:r>
-      <w:proofErr w:type="spellEnd"/>
-      <w:proofErr w:type="gramEnd"/>
-      <w:r>
-        <w:rPr>
-          <w:rStyle w:val="10"/>
-          <w:rFonts w:ascii="Times New Roman" w:hAnsi="Times New Roman" w:cs="Times New Roman"/>
-          <w:b/>
-          <w:bCs/>
-          <w:color w:val="auto"/>
-        </w:rPr>
-        <w:t xml:space="preserve"> каналов «|».</w:t>
-      </w:r>
-      <w:bookmarkEnd w:id="17"/>
-      <w:r>
-        <w:rPr>
-          <w:rStyle w:val="10"/>
-          <w:rFonts w:ascii="Times New Roman" w:hAnsi="Times New Roman" w:cs="Times New Roman"/>
-          <w:color w:val="auto"/>
-        </w:rPr>
-        <w:br/>
-      </w:r>
-      <w:r>
-        <w:rPr>
-          <w:b/>
-          <w:sz w:val="28"/>
-          <w:szCs w:val="28"/>
-        </w:rPr>
-        <w:br/>
-      </w:r>
-      <w:r>
-        <w:rPr>
-          <w:rStyle w:val="20"/>
-          <w:rFonts w:ascii="Times New Roman" w:hAnsi="Times New Roman" w:cs="Times New Roman"/>
-          <w:b/>
-          <w:bCs/>
-          <w:color w:val="auto"/>
-        </w:rPr>
-        <w:t>&lt;</w:t>
-      </w:r>
-      <w:r>
-        <w:rPr>
-          <w:b/>
-          <w:sz w:val="28"/>
-          <w:szCs w:val="28"/>
-        </w:rPr>
-        <w:br/>
-      </w:r>
-      <w:r>
-        <w:rPr>
-          <w:b/>
-          <w:noProof/>
-          <w:sz w:val="28"/>
-          <w:szCs w:val="28"/>
-          <w:lang w:val="en-US"/>
-        </w:rPr>
+          <w:sz w:val="28"/>
+          <w:szCs w:val="28"/>
+          <w:lang w:val="en-US"/>
+        </w:rPr>
+      </w:pPr>
+      <w:r>
+        <w:rPr>
+          <w:sz w:val="28"/>
+          <w:szCs w:val="28"/>
+          <w:lang w:val="en-US"/>
+        </w:rPr>
+        <w:lastRenderedPageBreak/>
         <w:drawing>
-          <wp:inline distT="0" distB="0" distL="0" distR="0" wp14:anchorId="47A0906A" wp14:editId="616F8A97">
-            <wp:extent cx="5940425" cy="2527300"/>
-            <wp:effectExtent l="0" t="0" r="3175" b="6350"/>
-            <wp:docPr id="1091346065" name="Рисунок 1"/>
+          <wp:inline distT="0" distB="0" distL="0" distR="0" wp14:anchorId="6BA3A4E6" wp14:editId="557BBFE4">
+            <wp:extent cx="5940425" cy="7522210"/>
+            <wp:effectExtent l="0" t="0" r="3175" b="2540"/>
+            <wp:docPr id="1454583529" name="Рисунок 1"/>
             <wp:cNvGraphicFramePr>
               <a:graphicFrameLocks xmlns:a="http://schemas.openxmlformats.org/drawingml/2006/main" noChangeAspect="1"/>
             </wp:cNvGraphicFramePr>
@@ -5523,7 +3819,7 @@
               <a:graphicData uri="http://schemas.openxmlformats.org/drawingml/2006/picture">
                 <pic:pic xmlns:pic="http://schemas.openxmlformats.org/drawingml/2006/picture">
                   <pic:nvPicPr>
-                    <pic:cNvPr id="1091346065" name=""/>
+                    <pic:cNvPr id="1454583529" name=""/>
                     <pic:cNvPicPr/>
                   </pic:nvPicPr>
                   <pic:blipFill>
@@ -5535,7 +3831,7 @@
                   <pic:spPr>
                     <a:xfrm>
                       <a:off x="0" y="0"/>
-                      <a:ext cx="5940425" cy="2527300"/>
+                      <a:ext cx="5940425" cy="7522210"/>
                     </a:xfrm>
                     <a:prstGeom prst="rect">
                       <a:avLst/>
@@ -5550,79 +3846,25 @@
     </w:p>
     <w:p>
       <w:pPr>
-        <w:spacing w:after="160" w:line="259" w:lineRule="auto"/>
         <w:jc w:val="center"/>
         <w:rPr>
-          <w:rStyle w:val="20"/>
-          <w:rFonts w:ascii="Times New Roman" w:hAnsi="Times New Roman" w:cs="Times New Roman"/>
-          <w:color w:val="auto"/>
-          <w:sz w:val="28"/>
-          <w:szCs w:val="28"/>
-        </w:rPr>
-      </w:pPr>
-      <w:bookmarkStart w:id="18" w:name="_Toc147443211"/>
-      <w:proofErr w:type="gramStart"/>
-      <w:r>
-        <w:rPr>
-          <w:rStyle w:val="20"/>
-          <w:rFonts w:ascii="Times New Roman" w:hAnsi="Times New Roman" w:cs="Times New Roman"/>
-          <w:color w:val="auto"/>
-          <w:sz w:val="28"/>
-          <w:szCs w:val="28"/>
-        </w:rPr>
-        <w:t>&lt; -</w:t>
-      </w:r>
-      <w:proofErr w:type="gramEnd"/>
-      <w:r>
-        <w:rPr>
-          <w:rStyle w:val="20"/>
-          <w:rFonts w:ascii="Times New Roman" w:hAnsi="Times New Roman" w:cs="Times New Roman"/>
-          <w:color w:val="auto"/>
-          <w:sz w:val="28"/>
-          <w:szCs w:val="28"/>
-        </w:rPr>
-        <w:t xml:space="preserve"> перенаправление ввода. Данные считываются не с клавиатуры, а из файла или другого устройства.</w:t>
-      </w:r>
-      <w:bookmarkEnd w:id="18"/>
-      <w:r>
-        <w:rPr>
-          <w:b/>
-          <w:sz w:val="28"/>
-          <w:szCs w:val="28"/>
-        </w:rPr>
-        <w:br/>
-      </w:r>
-      <w:bookmarkStart w:id="19" w:name="_Toc147443212"/>
-      <w:r>
-        <w:rPr>
-          <w:rStyle w:val="20"/>
-          <w:rFonts w:ascii="Times New Roman" w:hAnsi="Times New Roman" w:cs="Times New Roman"/>
-          <w:b/>
-          <w:bCs/>
-          <w:color w:val="auto"/>
+          <w:sz w:val="28"/>
+          <w:szCs w:val="28"/>
+          <w:lang w:val="en-US"/>
+        </w:rPr>
+      </w:pPr>
+      <w:r>
+        <w:rPr>
+          <w:sz w:val="28"/>
+          <w:szCs w:val="28"/>
+          <w:lang w:val="en-US"/>
         </w:rPr>
         <w:lastRenderedPageBreak/>
-        <w:t>&gt;, &gt;&gt;</w:t>
-      </w:r>
-      <w:bookmarkEnd w:id="19"/>
-      <w:r>
-        <w:rPr>
-          <w:b/>
-          <w:sz w:val="28"/>
-          <w:szCs w:val="28"/>
-        </w:rPr>
-        <w:br/>
-      </w:r>
-      <w:r>
-        <w:rPr>
-          <w:bCs/>
-          <w:noProof/>
-        </w:rPr>
         <w:drawing>
-          <wp:inline distT="0" distB="0" distL="0" distR="0" wp14:anchorId="353E89BC" wp14:editId="34E67D3D">
-            <wp:extent cx="5940425" cy="4437380"/>
-            <wp:effectExtent l="0" t="0" r="3175" b="1270"/>
-            <wp:docPr id="667336215" name="Рисунок 1"/>
+          <wp:inline distT="0" distB="0" distL="0" distR="0" wp14:anchorId="75B7F80C" wp14:editId="03238F55">
+            <wp:extent cx="5940425" cy="1878965"/>
+            <wp:effectExtent l="0" t="0" r="3175" b="6985"/>
+            <wp:docPr id="1736722940" name="Рисунок 1"/>
             <wp:cNvGraphicFramePr>
               <a:graphicFrameLocks xmlns:a="http://schemas.openxmlformats.org/drawingml/2006/main" noChangeAspect="1"/>
             </wp:cNvGraphicFramePr>
@@ -5630,7 +3872,7 @@
               <a:graphicData uri="http://schemas.openxmlformats.org/drawingml/2006/picture">
                 <pic:pic xmlns:pic="http://schemas.openxmlformats.org/drawingml/2006/picture">
                   <pic:nvPicPr>
-                    <pic:cNvPr id="667336215" name=""/>
+                    <pic:cNvPr id="1736722940" name=""/>
                     <pic:cNvPicPr/>
                   </pic:nvPicPr>
                   <pic:blipFill>
@@ -5642,7 +3884,7 @@
                   <pic:spPr>
                     <a:xfrm>
                       <a:off x="0" y="0"/>
-                      <a:ext cx="5940425" cy="4437380"/>
+                      <a:ext cx="5940425" cy="1878965"/>
                     </a:xfrm>
                     <a:prstGeom prst="rect">
                       <a:avLst/>
@@ -5654,2421 +3896,6 @@
           </wp:inline>
         </w:drawing>
       </w:r>
-    </w:p>
-    <w:p>
-      <w:pPr>
-        <w:spacing w:after="160" w:line="259" w:lineRule="auto"/>
-        <w:jc w:val="both"/>
-        <w:rPr>
-          <w:bCs/>
-          <w:sz w:val="28"/>
-          <w:szCs w:val="28"/>
-        </w:rPr>
-      </w:pPr>
-      <w:r>
-        <w:rPr>
-          <w:bCs/>
-          <w:sz w:val="28"/>
-          <w:szCs w:val="28"/>
-        </w:rPr>
-        <w:t>&gt; - перенаправление вывода. Выходные данные записываются в файл или передаются на указанное устройство.</w:t>
-      </w:r>
-    </w:p>
-    <w:p>
-      <w:pPr>
-        <w:spacing w:after="160" w:line="259" w:lineRule="auto"/>
-        <w:jc w:val="center"/>
-        <w:rPr>
-          <w:b/>
-          <w:sz w:val="28"/>
-          <w:szCs w:val="28"/>
-        </w:rPr>
-      </w:pPr>
-      <w:r>
-        <w:rPr>
-          <w:color w:val="000000"/>
-          <w:sz w:val="28"/>
-          <w:szCs w:val="28"/>
-          <w:shd w:val="clear" w:color="auto" w:fill="FFFFFF" w:themeFill="background1"/>
-        </w:rPr>
-        <w:t>&gt;&gt; - то же, что и в предыдущем случае, но данные записываются в конец файла.</w:t>
-      </w:r>
-      <w:r>
-        <w:rPr>
-          <w:b/>
-          <w:sz w:val="28"/>
-          <w:szCs w:val="28"/>
-        </w:rPr>
-        <w:br/>
-      </w:r>
-      <w:r>
-        <w:rPr>
-          <w:b/>
-          <w:sz w:val="28"/>
-          <w:szCs w:val="28"/>
-        </w:rPr>
-        <w:br/>
-      </w:r>
-      <w:bookmarkStart w:id="20" w:name="_Toc147443213"/>
-      <w:r>
-        <w:rPr>
-          <w:rStyle w:val="20"/>
-          <w:rFonts w:ascii="Times New Roman" w:hAnsi="Times New Roman" w:cs="Times New Roman"/>
-          <w:b/>
-          <w:bCs/>
-          <w:color w:val="auto"/>
-        </w:rPr>
-        <w:t>|</w:t>
-      </w:r>
-      <w:bookmarkEnd w:id="20"/>
-    </w:p>
-    <w:p>
-      <w:pPr>
-        <w:spacing w:after="160" w:line="259" w:lineRule="auto"/>
-        <w:jc w:val="center"/>
-        <w:rPr>
-          <w:b/>
-          <w:sz w:val="28"/>
-          <w:szCs w:val="28"/>
-          <w:lang w:val="en-US"/>
-        </w:rPr>
-      </w:pPr>
-      <w:r>
-        <w:rPr>
-          <w:b/>
-          <w:sz w:val="28"/>
-          <w:szCs w:val="28"/>
-        </w:rPr>
-        <w:br/>
-      </w:r>
-      <w:r>
-        <w:rPr>
-          <w:b/>
-          <w:noProof/>
-          <w:sz w:val="28"/>
-          <w:szCs w:val="28"/>
-          <w:lang w:val="en-US"/>
-        </w:rPr>
-        <w:drawing>
-          <wp:inline distT="0" distB="0" distL="0" distR="0" wp14:anchorId="78A2A902" wp14:editId="49B1E907">
-            <wp:extent cx="5429831" cy="2437765"/>
-            <wp:effectExtent l="0" t="0" r="0" b="635"/>
-            <wp:docPr id="950299123" name="Рисунок 1"/>
-            <wp:cNvGraphicFramePr>
-              <a:graphicFrameLocks xmlns:a="http://schemas.openxmlformats.org/drawingml/2006/main" noChangeAspect="1"/>
-            </wp:cNvGraphicFramePr>
-            <a:graphic xmlns:a="http://schemas.openxmlformats.org/drawingml/2006/main">
-              <a:graphicData uri="http://schemas.openxmlformats.org/drawingml/2006/picture">
-                <pic:pic xmlns:pic="http://schemas.openxmlformats.org/drawingml/2006/picture">
-                  <pic:nvPicPr>
-                    <pic:cNvPr id="950299123" name=""/>
-                    <pic:cNvPicPr/>
-                  </pic:nvPicPr>
-                  <pic:blipFill>
-                    <a:blip r:embed="rId27"/>
-                    <a:stretch>
-                      <a:fillRect/>
-                    </a:stretch>
-                  </pic:blipFill>
-                  <pic:spPr>
-                    <a:xfrm>
-                      <a:off x="0" y="0"/>
-                      <a:ext cx="5448254" cy="2446036"/>
-                    </a:xfrm>
-                    <a:prstGeom prst="rect">
-                      <a:avLst/>
-                    </a:prstGeom>
-                  </pic:spPr>
-                </pic:pic>
-              </a:graphicData>
-            </a:graphic>
-          </wp:inline>
-        </w:drawing>
-      </w:r>
-    </w:p>
-    <w:p>
-      <w:pPr>
-        <w:spacing w:after="160" w:line="259" w:lineRule="auto"/>
-        <w:jc w:val="both"/>
-        <w:rPr>
-          <w:bCs/>
-          <w:sz w:val="28"/>
-          <w:szCs w:val="28"/>
-        </w:rPr>
-      </w:pPr>
-      <w:r>
-        <w:rPr>
-          <w:bCs/>
-          <w:sz w:val="28"/>
-          <w:szCs w:val="28"/>
-        </w:rPr>
-        <w:t>| - вывод первой команды перенаправить на вход следующей за ней.</w:t>
-      </w:r>
-    </w:p>
-    <w:p>
-      <w:pPr>
-        <w:spacing w:after="160" w:line="259" w:lineRule="auto"/>
-        <w:jc w:val="center"/>
-        <w:rPr>
-          <w:bCs/>
-          <w:sz w:val="28"/>
-          <w:szCs w:val="28"/>
-        </w:rPr>
-      </w:pPr>
-      <w:r>
-        <w:lastRenderedPageBreak/>
-        <w:br/>
-      </w:r>
-      <w:bookmarkStart w:id="21" w:name="_Toc147443214"/>
-      <w:r>
-        <w:rPr>
-          <w:b/>
-          <w:bCs/>
-          <w:lang w:val="en-US"/>
-        </w:rPr>
-        <w:t>II.</w:t>
-      </w:r>
-      <w:bookmarkEnd w:id="21"/>
-    </w:p>
-    <w:p>
-      <w:pPr>
-        <w:pStyle w:val="a4"/>
-        <w:numPr>
-          <w:ilvl w:val="0"/>
-          <w:numId w:val="22"/>
-        </w:numPr>
-        <w:spacing w:after="160" w:line="259" w:lineRule="auto"/>
-        <w:rPr>
-          <w:b/>
-          <w:sz w:val="28"/>
-          <w:szCs w:val="28"/>
-          <w:lang w:val="en-US"/>
-        </w:rPr>
-      </w:pPr>
-    </w:p>
-    <w:p>
-      <w:pPr>
-        <w:spacing w:after="160" w:line="259" w:lineRule="auto"/>
-        <w:ind w:left="360"/>
-        <w:rPr>
-          <w:b/>
-          <w:sz w:val="28"/>
-          <w:szCs w:val="28"/>
-          <w:lang w:val="en-US"/>
-        </w:rPr>
-      </w:pPr>
-      <w:r>
-        <w:rPr>
-          <w:noProof/>
-        </w:rPr>
-        <w:drawing>
-          <wp:inline distT="0" distB="0" distL="0" distR="0" wp14:anchorId="3D6DA1B3" wp14:editId="3625A09B">
-            <wp:extent cx="5940425" cy="3778885"/>
-            <wp:effectExtent l="0" t="0" r="3175" b="0"/>
-            <wp:docPr id="1328377814" name="Рисунок 1"/>
-            <wp:cNvGraphicFramePr>
-              <a:graphicFrameLocks xmlns:a="http://schemas.openxmlformats.org/drawingml/2006/main" noChangeAspect="1"/>
-            </wp:cNvGraphicFramePr>
-            <a:graphic xmlns:a="http://schemas.openxmlformats.org/drawingml/2006/main">
-              <a:graphicData uri="http://schemas.openxmlformats.org/drawingml/2006/picture">
-                <pic:pic xmlns:pic="http://schemas.openxmlformats.org/drawingml/2006/picture">
-                  <pic:nvPicPr>
-                    <pic:cNvPr id="1328377814" name=""/>
-                    <pic:cNvPicPr/>
-                  </pic:nvPicPr>
-                  <pic:blipFill>
-                    <a:blip r:embed="rId28"/>
-                    <a:stretch>
-                      <a:fillRect/>
-                    </a:stretch>
-                  </pic:blipFill>
-                  <pic:spPr>
-                    <a:xfrm>
-                      <a:off x="0" y="0"/>
-                      <a:ext cx="5940425" cy="3778885"/>
-                    </a:xfrm>
-                    <a:prstGeom prst="rect">
-                      <a:avLst/>
-                    </a:prstGeom>
-                  </pic:spPr>
-                </pic:pic>
-              </a:graphicData>
-            </a:graphic>
-          </wp:inline>
-        </w:drawing>
-      </w:r>
-    </w:p>
-    <w:p>
-      <w:pPr>
-        <w:spacing w:after="160" w:line="259" w:lineRule="auto"/>
-        <w:ind w:left="360"/>
-        <w:rPr>
-          <w:bCs/>
-          <w:sz w:val="28"/>
-          <w:szCs w:val="28"/>
-        </w:rPr>
-      </w:pPr>
-      <w:r>
-        <w:rPr>
-          <w:bCs/>
-          <w:sz w:val="28"/>
-          <w:szCs w:val="28"/>
-        </w:rPr>
-        <w:t xml:space="preserve">Выводим информацию о текущей директории и файлах внутри нее. </w:t>
-      </w:r>
-      <w:proofErr w:type="gramStart"/>
-      <w:r>
-        <w:rPr>
-          <w:bCs/>
-          <w:sz w:val="28"/>
-          <w:szCs w:val="28"/>
-        </w:rPr>
-        <w:t xml:space="preserve">Далее </w:t>
-      </w:r>
-      <w:r>
-        <w:rPr>
-          <w:bCs/>
-          <w:sz w:val="28"/>
-          <w:szCs w:val="28"/>
-        </w:rPr>
-        <w:t xml:space="preserve"> через</w:t>
-      </w:r>
-      <w:proofErr w:type="gramEnd"/>
-      <w:r>
-        <w:rPr>
-          <w:bCs/>
-          <w:sz w:val="28"/>
-          <w:szCs w:val="28"/>
-        </w:rPr>
-        <w:t xml:space="preserve"> команду </w:t>
-      </w:r>
-      <w:r>
-        <w:rPr>
-          <w:bCs/>
-          <w:sz w:val="28"/>
-          <w:szCs w:val="28"/>
-          <w:lang w:val="en-US"/>
-        </w:rPr>
-        <w:t>Find</w:t>
-      </w:r>
-      <w:r>
-        <w:rPr>
-          <w:bCs/>
-          <w:sz w:val="28"/>
-          <w:szCs w:val="28"/>
-        </w:rPr>
-        <w:t xml:space="preserve"> находим файлы, созданные в определенную дату, а также через команду </w:t>
-      </w:r>
-      <w:r>
-        <w:rPr>
-          <w:bCs/>
-          <w:sz w:val="28"/>
-          <w:szCs w:val="28"/>
-          <w:lang w:val="en-US"/>
-        </w:rPr>
-        <w:t>sort</w:t>
-      </w:r>
-      <w:r>
-        <w:rPr>
-          <w:bCs/>
-          <w:sz w:val="28"/>
-          <w:szCs w:val="28"/>
-        </w:rPr>
-        <w:t xml:space="preserve"> с дополнительным ключом </w:t>
-      </w:r>
-      <w:r>
-        <w:rPr>
-          <w:bCs/>
-          <w:sz w:val="28"/>
-          <w:szCs w:val="28"/>
-        </w:rPr>
-        <w:t>/</w:t>
-      </w:r>
-      <w:r>
-        <w:rPr>
-          <w:bCs/>
-          <w:sz w:val="28"/>
-          <w:szCs w:val="28"/>
-          <w:lang w:val="en-US"/>
-        </w:rPr>
-        <w:t>r</w:t>
-      </w:r>
-      <w:r>
-        <w:rPr>
-          <w:bCs/>
-          <w:sz w:val="28"/>
-          <w:szCs w:val="28"/>
-        </w:rPr>
-        <w:t xml:space="preserve"> </w:t>
-      </w:r>
-      <w:r>
-        <w:rPr>
-          <w:bCs/>
-          <w:sz w:val="28"/>
-          <w:szCs w:val="28"/>
-        </w:rPr>
-        <w:t xml:space="preserve">и </w:t>
-      </w:r>
-      <w:r>
-        <w:rPr>
-          <w:bCs/>
-          <w:sz w:val="28"/>
-          <w:szCs w:val="28"/>
-        </w:rPr>
-        <w:t>/</w:t>
-      </w:r>
-      <w:r>
-        <w:rPr>
-          <w:bCs/>
-          <w:sz w:val="28"/>
-          <w:szCs w:val="28"/>
-          <w:lang w:val="en-US"/>
-        </w:rPr>
-        <w:t>n</w:t>
-      </w:r>
-      <w:r>
-        <w:rPr>
-          <w:bCs/>
-          <w:sz w:val="28"/>
-          <w:szCs w:val="28"/>
-        </w:rPr>
-        <w:t xml:space="preserve"> мы сортируем файлы в обратном порядке с определенной строки. В данном случае с 37.</w:t>
-      </w:r>
-      <w:r>
-        <w:rPr>
-          <w:bCs/>
-          <w:sz w:val="28"/>
-          <w:szCs w:val="28"/>
-        </w:rPr>
-        <w:t xml:space="preserve"> </w:t>
-      </w:r>
-    </w:p>
-    <w:p>
-      <w:pPr>
-        <w:pStyle w:val="a4"/>
-        <w:numPr>
-          <w:ilvl w:val="0"/>
-          <w:numId w:val="22"/>
-        </w:numPr>
-        <w:spacing w:after="160" w:line="259" w:lineRule="auto"/>
-        <w:rPr>
-          <w:b/>
-          <w:sz w:val="28"/>
-          <w:szCs w:val="28"/>
-          <w:lang w:val="en-US"/>
-        </w:rPr>
-      </w:pPr>
-      <w:r>
-        <w:rPr>
-          <w:b/>
-          <w:sz w:val="28"/>
-          <w:szCs w:val="28"/>
-        </w:rPr>
-        <w:lastRenderedPageBreak/>
-        <w:br/>
-      </w:r>
-      <w:r>
-        <w:rPr>
-          <w:noProof/>
-        </w:rPr>
-        <w:drawing>
-          <wp:inline distT="0" distB="0" distL="0" distR="0" wp14:anchorId="531682F2" wp14:editId="4231C913">
-            <wp:extent cx="5940425" cy="3778885"/>
-            <wp:effectExtent l="0" t="0" r="3175" b="0"/>
-            <wp:docPr id="96161929" name="Рисунок 1"/>
-            <wp:cNvGraphicFramePr>
-              <a:graphicFrameLocks xmlns:a="http://schemas.openxmlformats.org/drawingml/2006/main" noChangeAspect="1"/>
-            </wp:cNvGraphicFramePr>
-            <a:graphic xmlns:a="http://schemas.openxmlformats.org/drawingml/2006/main">
-              <a:graphicData uri="http://schemas.openxmlformats.org/drawingml/2006/picture">
-                <pic:pic xmlns:pic="http://schemas.openxmlformats.org/drawingml/2006/picture">
-                  <pic:nvPicPr>
-                    <pic:cNvPr id="96161929" name=""/>
-                    <pic:cNvPicPr/>
-                  </pic:nvPicPr>
-                  <pic:blipFill>
-                    <a:blip r:embed="rId29"/>
-                    <a:stretch>
-                      <a:fillRect/>
-                    </a:stretch>
-                  </pic:blipFill>
-                  <pic:spPr>
-                    <a:xfrm>
-                      <a:off x="0" y="0"/>
-                      <a:ext cx="5940425" cy="3778885"/>
-                    </a:xfrm>
-                    <a:prstGeom prst="rect">
-                      <a:avLst/>
-                    </a:prstGeom>
-                  </pic:spPr>
-                </pic:pic>
-              </a:graphicData>
-            </a:graphic>
-          </wp:inline>
-        </w:drawing>
-      </w:r>
-    </w:p>
-    <w:p>
-      <w:pPr>
-        <w:pStyle w:val="a4"/>
-        <w:spacing w:after="160" w:line="259" w:lineRule="auto"/>
-        <w:ind w:left="360"/>
-        <w:rPr>
-          <w:bCs/>
-          <w:sz w:val="28"/>
-          <w:szCs w:val="28"/>
-        </w:rPr>
-      </w:pPr>
-      <w:r>
-        <w:rPr>
-          <w:bCs/>
-          <w:sz w:val="28"/>
-          <w:szCs w:val="28"/>
-        </w:rPr>
-        <w:t xml:space="preserve">Выводим информацию о текущей директории и файлах внутри нее, далее через команду </w:t>
-      </w:r>
-      <w:r>
-        <w:rPr>
-          <w:bCs/>
-          <w:sz w:val="28"/>
-          <w:szCs w:val="28"/>
-          <w:lang w:val="en-US"/>
-        </w:rPr>
-        <w:t>find</w:t>
-      </w:r>
-      <w:r>
-        <w:rPr>
-          <w:bCs/>
-          <w:sz w:val="28"/>
-          <w:szCs w:val="28"/>
-        </w:rPr>
-        <w:t xml:space="preserve"> </w:t>
-      </w:r>
-      <w:r>
-        <w:rPr>
-          <w:bCs/>
-          <w:sz w:val="28"/>
-          <w:szCs w:val="28"/>
-        </w:rPr>
-        <w:t xml:space="preserve">с дополнительным ключом </w:t>
-      </w:r>
-      <w:r>
-        <w:rPr>
-          <w:bCs/>
-          <w:sz w:val="28"/>
-          <w:szCs w:val="28"/>
-        </w:rPr>
-        <w:t>/</w:t>
-      </w:r>
-      <w:r>
-        <w:rPr>
-          <w:bCs/>
-          <w:sz w:val="28"/>
-          <w:szCs w:val="28"/>
-          <w:lang w:val="en-US"/>
-        </w:rPr>
-        <w:t>V</w:t>
-      </w:r>
-      <w:r>
-        <w:rPr>
-          <w:bCs/>
-          <w:sz w:val="28"/>
-          <w:szCs w:val="28"/>
-        </w:rPr>
-        <w:t xml:space="preserve"> находим </w:t>
-      </w:r>
-      <w:proofErr w:type="gramStart"/>
-      <w:r>
-        <w:rPr>
-          <w:bCs/>
-          <w:sz w:val="28"/>
-          <w:szCs w:val="28"/>
-        </w:rPr>
-        <w:t>все файлы</w:t>
-      </w:r>
-      <w:proofErr w:type="gramEnd"/>
-      <w:r>
-        <w:rPr>
-          <w:bCs/>
-          <w:sz w:val="28"/>
-          <w:szCs w:val="28"/>
-        </w:rPr>
-        <w:t xml:space="preserve"> созданные кроме даты которую мы прописываем в строке. В данном случае находим все файлы кроме тех, которые были созданы 04.10.2023. </w:t>
-      </w:r>
-    </w:p>
-    <w:p>
-      <w:pPr>
-        <w:pStyle w:val="a4"/>
-        <w:numPr>
-          <w:ilvl w:val="0"/>
-          <w:numId w:val="22"/>
-        </w:numPr>
-        <w:spacing w:after="160" w:line="259" w:lineRule="auto"/>
-        <w:rPr>
-          <w:b/>
-          <w:sz w:val="28"/>
-          <w:szCs w:val="28"/>
-          <w:lang w:val="en-US"/>
-        </w:rPr>
-      </w:pPr>
-      <w:r>
-        <w:rPr>
-          <w:b/>
-          <w:sz w:val="28"/>
-          <w:szCs w:val="28"/>
-        </w:rPr>
-        <w:br/>
-      </w:r>
-      <w:r>
-        <w:rPr>
-          <w:noProof/>
-        </w:rPr>
-        <w:drawing>
-          <wp:inline distT="0" distB="0" distL="0" distR="0" wp14:anchorId="3CA5BB49" wp14:editId="624A7269">
-            <wp:extent cx="5940425" cy="4076700"/>
-            <wp:effectExtent l="0" t="0" r="3175" b="0"/>
-            <wp:docPr id="417462338" name="Рисунок 1"/>
-            <wp:cNvGraphicFramePr>
-              <a:graphicFrameLocks xmlns:a="http://schemas.openxmlformats.org/drawingml/2006/main" noChangeAspect="1"/>
-            </wp:cNvGraphicFramePr>
-            <a:graphic xmlns:a="http://schemas.openxmlformats.org/drawingml/2006/main">
-              <a:graphicData uri="http://schemas.openxmlformats.org/drawingml/2006/picture">
-                <pic:pic xmlns:pic="http://schemas.openxmlformats.org/drawingml/2006/picture">
-                  <pic:nvPicPr>
-                    <pic:cNvPr id="417462338" name=""/>
-                    <pic:cNvPicPr/>
-                  </pic:nvPicPr>
-                  <pic:blipFill>
-                    <a:blip r:embed="rId30"/>
-                    <a:stretch>
-                      <a:fillRect/>
-                    </a:stretch>
-                  </pic:blipFill>
-                  <pic:spPr>
-                    <a:xfrm>
-                      <a:off x="0" y="0"/>
-                      <a:ext cx="5940425" cy="4076700"/>
-                    </a:xfrm>
-                    <a:prstGeom prst="rect">
-                      <a:avLst/>
-                    </a:prstGeom>
-                  </pic:spPr>
-                </pic:pic>
-              </a:graphicData>
-            </a:graphic>
-          </wp:inline>
-        </w:drawing>
-      </w:r>
-    </w:p>
-    <w:p>
-      <w:pPr>
-        <w:pStyle w:val="a4"/>
-        <w:spacing w:after="160" w:line="259" w:lineRule="auto"/>
-        <w:ind w:left="360"/>
-        <w:jc w:val="both"/>
-        <w:rPr>
-          <w:bCs/>
-          <w:sz w:val="28"/>
-          <w:szCs w:val="28"/>
-        </w:rPr>
-      </w:pPr>
-      <w:r>
-        <w:rPr>
-          <w:bCs/>
-          <w:sz w:val="28"/>
-          <w:szCs w:val="28"/>
-        </w:rPr>
-        <w:lastRenderedPageBreak/>
-        <w:t xml:space="preserve">Работая далее в директории через команду </w:t>
-      </w:r>
-      <w:proofErr w:type="gramStart"/>
-      <w:r>
-        <w:rPr>
-          <w:bCs/>
-          <w:sz w:val="28"/>
-          <w:szCs w:val="28"/>
-          <w:lang w:val="en-US"/>
-        </w:rPr>
-        <w:t>Find</w:t>
-      </w:r>
-      <w:proofErr w:type="gramEnd"/>
-      <w:r>
-        <w:rPr>
-          <w:bCs/>
-          <w:sz w:val="28"/>
-          <w:szCs w:val="28"/>
-        </w:rPr>
-        <w:t xml:space="preserve"> </w:t>
-      </w:r>
-      <w:r>
-        <w:rPr>
-          <w:bCs/>
-          <w:sz w:val="28"/>
-          <w:szCs w:val="28"/>
-        </w:rPr>
-        <w:t xml:space="preserve">мы находим все текстовые файлы в которых упоминается слово </w:t>
-      </w:r>
-      <w:r>
-        <w:rPr>
-          <w:bCs/>
-          <w:sz w:val="28"/>
-          <w:szCs w:val="28"/>
-        </w:rPr>
-        <w:t>«</w:t>
-      </w:r>
-      <w:r>
-        <w:rPr>
-          <w:bCs/>
-          <w:sz w:val="28"/>
-          <w:szCs w:val="28"/>
-          <w:lang w:val="en-US"/>
-        </w:rPr>
-        <w:t>M</w:t>
-      </w:r>
-      <w:r>
-        <w:rPr>
-          <w:bCs/>
-          <w:sz w:val="28"/>
-          <w:szCs w:val="28"/>
-          <w:lang w:val="en-US"/>
-        </w:rPr>
-        <w:t>onday</w:t>
-      </w:r>
-      <w:r>
-        <w:rPr>
-          <w:bCs/>
-          <w:sz w:val="28"/>
-          <w:szCs w:val="28"/>
-        </w:rPr>
-        <w:t xml:space="preserve">», далее через команду </w:t>
-      </w:r>
-      <w:r>
-        <w:rPr>
-          <w:bCs/>
-          <w:sz w:val="28"/>
-          <w:szCs w:val="28"/>
-          <w:lang w:val="en-US"/>
-        </w:rPr>
-        <w:t>find</w:t>
-      </w:r>
-      <w:r>
-        <w:rPr>
-          <w:bCs/>
-          <w:sz w:val="28"/>
-          <w:szCs w:val="28"/>
-        </w:rPr>
-        <w:t xml:space="preserve"> </w:t>
-      </w:r>
-      <w:r>
-        <w:rPr>
-          <w:bCs/>
-          <w:sz w:val="28"/>
-          <w:szCs w:val="28"/>
-        </w:rPr>
-        <w:t xml:space="preserve">с ключом </w:t>
-      </w:r>
-      <w:r>
-        <w:rPr>
-          <w:bCs/>
-          <w:sz w:val="28"/>
-          <w:szCs w:val="28"/>
-        </w:rPr>
-        <w:t>/</w:t>
-      </w:r>
-      <w:r>
-        <w:rPr>
-          <w:bCs/>
-          <w:sz w:val="28"/>
-          <w:szCs w:val="28"/>
-          <w:lang w:val="en-US"/>
-        </w:rPr>
-        <w:t>c</w:t>
-      </w:r>
-      <w:r>
-        <w:rPr>
-          <w:bCs/>
-          <w:sz w:val="28"/>
-          <w:szCs w:val="28"/>
-        </w:rPr>
-        <w:t xml:space="preserve"> </w:t>
-      </w:r>
-      <w:r>
-        <w:rPr>
-          <w:bCs/>
-          <w:sz w:val="28"/>
-          <w:szCs w:val="28"/>
-        </w:rPr>
-        <w:t xml:space="preserve">выводим на экран общее количество текстовых документов и через ключ </w:t>
-      </w:r>
-      <w:r>
-        <w:rPr>
-          <w:bCs/>
-          <w:sz w:val="28"/>
-          <w:szCs w:val="28"/>
-        </w:rPr>
-        <w:t>/</w:t>
-      </w:r>
-      <w:r>
-        <w:rPr>
-          <w:bCs/>
-          <w:sz w:val="28"/>
-          <w:szCs w:val="28"/>
-          <w:lang w:val="en-US"/>
-        </w:rPr>
-        <w:t>v</w:t>
-      </w:r>
-      <w:r>
-        <w:rPr>
-          <w:bCs/>
-          <w:sz w:val="28"/>
-          <w:szCs w:val="28"/>
-        </w:rPr>
-        <w:t xml:space="preserve"> скрываем те текстовые файлы в которых интересующего нас слова нет.</w:t>
-      </w:r>
-    </w:p>
-    <w:p>
-      <w:pPr>
-        <w:pStyle w:val="a4"/>
-        <w:numPr>
-          <w:ilvl w:val="0"/>
-          <w:numId w:val="22"/>
-        </w:numPr>
-        <w:spacing w:after="160" w:line="259" w:lineRule="auto"/>
-        <w:rPr>
-          <w:b/>
-          <w:sz w:val="28"/>
-          <w:szCs w:val="28"/>
-          <w:lang w:val="en-US"/>
-        </w:rPr>
-      </w:pPr>
-      <w:r>
-        <w:rPr>
-          <w:b/>
-          <w:sz w:val="28"/>
-          <w:szCs w:val="28"/>
-        </w:rPr>
-        <w:br/>
-      </w:r>
-      <w:r>
-        <w:rPr>
-          <w:b/>
-          <w:noProof/>
-          <w:sz w:val="28"/>
-          <w:szCs w:val="28"/>
-          <w:lang w:val="en-US"/>
-        </w:rPr>
-        <w:drawing>
-          <wp:inline distT="0" distB="0" distL="0" distR="0" wp14:anchorId="3B9485EC" wp14:editId="4BE28068">
-            <wp:extent cx="4756394" cy="2013053"/>
-            <wp:effectExtent l="0" t="0" r="6350" b="6350"/>
-            <wp:docPr id="1600573357" name="Рисунок 1"/>
-            <wp:cNvGraphicFramePr>
-              <a:graphicFrameLocks xmlns:a="http://schemas.openxmlformats.org/drawingml/2006/main" noChangeAspect="1"/>
-            </wp:cNvGraphicFramePr>
-            <a:graphic xmlns:a="http://schemas.openxmlformats.org/drawingml/2006/main">
-              <a:graphicData uri="http://schemas.openxmlformats.org/drawingml/2006/picture">
-                <pic:pic xmlns:pic="http://schemas.openxmlformats.org/drawingml/2006/picture">
-                  <pic:nvPicPr>
-                    <pic:cNvPr id="1600573357" name=""/>
-                    <pic:cNvPicPr/>
-                  </pic:nvPicPr>
-                  <pic:blipFill>
-                    <a:blip r:embed="rId31"/>
-                    <a:stretch>
-                      <a:fillRect/>
-                    </a:stretch>
-                  </pic:blipFill>
-                  <pic:spPr>
-                    <a:xfrm>
-                      <a:off x="0" y="0"/>
-                      <a:ext cx="4756394" cy="2013053"/>
-                    </a:xfrm>
-                    <a:prstGeom prst="rect">
-                      <a:avLst/>
-                    </a:prstGeom>
-                  </pic:spPr>
-                </pic:pic>
-              </a:graphicData>
-            </a:graphic>
-          </wp:inline>
-        </w:drawing>
-      </w:r>
-    </w:p>
-    <w:p>
-      <w:pPr>
-        <w:pStyle w:val="a4"/>
-        <w:spacing w:after="160" w:line="259" w:lineRule="auto"/>
-        <w:ind w:left="360"/>
-        <w:rPr>
-          <w:bCs/>
-          <w:sz w:val="28"/>
-          <w:szCs w:val="28"/>
-        </w:rPr>
-      </w:pPr>
-      <w:r>
-        <w:rPr>
-          <w:bCs/>
-          <w:sz w:val="28"/>
-          <w:szCs w:val="28"/>
-        </w:rPr>
-        <w:t xml:space="preserve">Выводим информацию о текущей директории и файлах внутри нее, через команду </w:t>
-      </w:r>
-      <w:r>
-        <w:rPr>
-          <w:bCs/>
-          <w:sz w:val="28"/>
-          <w:szCs w:val="28"/>
-          <w:lang w:val="en-US"/>
-        </w:rPr>
-        <w:t>find</w:t>
-      </w:r>
-      <w:r>
-        <w:rPr>
-          <w:bCs/>
-          <w:sz w:val="28"/>
-          <w:szCs w:val="28"/>
-        </w:rPr>
-        <w:t xml:space="preserve"> </w:t>
-      </w:r>
-      <w:r>
-        <w:rPr>
-          <w:bCs/>
-          <w:sz w:val="28"/>
-          <w:szCs w:val="28"/>
-        </w:rPr>
-        <w:t>задаем поиск файлов «</w:t>
-      </w:r>
-      <w:r>
-        <w:rPr>
-          <w:bCs/>
-          <w:sz w:val="28"/>
-          <w:szCs w:val="28"/>
-        </w:rPr>
-        <w:t>.</w:t>
-      </w:r>
-      <w:r>
-        <w:rPr>
-          <w:bCs/>
-          <w:sz w:val="28"/>
-          <w:szCs w:val="28"/>
-          <w:lang w:val="en-US"/>
-        </w:rPr>
-        <w:t>exe</w:t>
-      </w:r>
-      <w:r>
-        <w:rPr>
-          <w:bCs/>
-          <w:sz w:val="28"/>
-          <w:szCs w:val="28"/>
-        </w:rPr>
-        <w:t xml:space="preserve">», через команду </w:t>
-      </w:r>
-      <w:r>
-        <w:rPr>
-          <w:bCs/>
-          <w:sz w:val="28"/>
-          <w:szCs w:val="28"/>
-          <w:lang w:val="en-US"/>
-        </w:rPr>
-        <w:t>sort</w:t>
-      </w:r>
-      <w:r>
-        <w:rPr>
-          <w:bCs/>
-          <w:sz w:val="28"/>
-          <w:szCs w:val="28"/>
-        </w:rPr>
-        <w:t xml:space="preserve"> </w:t>
-      </w:r>
-      <w:r>
-        <w:rPr>
-          <w:bCs/>
-          <w:sz w:val="28"/>
-          <w:szCs w:val="28"/>
-        </w:rPr>
-        <w:t>с ключом /+37 выводим на экран в данном случае найденные документы с 37 строки.</w:t>
-      </w:r>
-    </w:p>
-    <w:p>
-      <w:pPr>
-        <w:pStyle w:val="a4"/>
-        <w:spacing w:after="160" w:line="259" w:lineRule="auto"/>
-        <w:ind w:left="360"/>
-        <w:jc w:val="both"/>
-        <w:rPr>
-          <w:bCs/>
-          <w:sz w:val="28"/>
-          <w:szCs w:val="28"/>
-        </w:rPr>
-      </w:pPr>
-    </w:p>
-    <w:p>
-      <w:pPr>
-        <w:pStyle w:val="a4"/>
-        <w:numPr>
-          <w:ilvl w:val="0"/>
-          <w:numId w:val="22"/>
-        </w:numPr>
-        <w:spacing w:after="160" w:line="259" w:lineRule="auto"/>
-        <w:rPr>
-          <w:b/>
-          <w:sz w:val="28"/>
-          <w:szCs w:val="28"/>
-          <w:lang w:val="en-US"/>
-        </w:rPr>
-      </w:pPr>
-      <w:r>
-        <w:rPr>
-          <w:b/>
-          <w:sz w:val="28"/>
-          <w:szCs w:val="28"/>
-        </w:rPr>
-        <w:br/>
-      </w:r>
-      <w:r>
-        <w:rPr>
-          <w:b/>
-          <w:noProof/>
-          <w:sz w:val="28"/>
-          <w:szCs w:val="28"/>
-          <w:lang w:val="en-US"/>
-        </w:rPr>
-        <w:drawing>
-          <wp:inline distT="0" distB="0" distL="0" distR="0" wp14:anchorId="777B81B8" wp14:editId="48FF1074">
-            <wp:extent cx="5940425" cy="848360"/>
-            <wp:effectExtent l="0" t="0" r="3175" b="8890"/>
-            <wp:docPr id="1762110001" name="Рисунок 1"/>
-            <wp:cNvGraphicFramePr>
-              <a:graphicFrameLocks xmlns:a="http://schemas.openxmlformats.org/drawingml/2006/main" noChangeAspect="1"/>
-            </wp:cNvGraphicFramePr>
-            <a:graphic xmlns:a="http://schemas.openxmlformats.org/drawingml/2006/main">
-              <a:graphicData uri="http://schemas.openxmlformats.org/drawingml/2006/picture">
-                <pic:pic xmlns:pic="http://schemas.openxmlformats.org/drawingml/2006/picture">
-                  <pic:nvPicPr>
-                    <pic:cNvPr id="1762110001" name=""/>
-                    <pic:cNvPicPr/>
-                  </pic:nvPicPr>
-                  <pic:blipFill>
-                    <a:blip r:embed="rId32"/>
-                    <a:stretch>
-                      <a:fillRect/>
-                    </a:stretch>
-                  </pic:blipFill>
-                  <pic:spPr>
-                    <a:xfrm>
-                      <a:off x="0" y="0"/>
-                      <a:ext cx="5940425" cy="848360"/>
-                    </a:xfrm>
-                    <a:prstGeom prst="rect">
-                      <a:avLst/>
-                    </a:prstGeom>
-                  </pic:spPr>
-                </pic:pic>
-              </a:graphicData>
-            </a:graphic>
-          </wp:inline>
-        </w:drawing>
-      </w:r>
-    </w:p>
-    <w:p>
-      <w:pPr>
-        <w:pStyle w:val="a4"/>
-        <w:spacing w:after="160" w:line="259" w:lineRule="auto"/>
-        <w:ind w:left="360"/>
-        <w:rPr>
-          <w:b/>
-          <w:sz w:val="28"/>
-          <w:szCs w:val="28"/>
-        </w:rPr>
-      </w:pPr>
-      <w:r>
-        <w:rPr>
-          <w:bCs/>
-          <w:sz w:val="28"/>
-          <w:szCs w:val="28"/>
-        </w:rPr>
-        <w:t xml:space="preserve">Выводим информацию о текущей директории и файлах внутри нее через команду </w:t>
-      </w:r>
-      <w:proofErr w:type="gramStart"/>
-      <w:r>
-        <w:rPr>
-          <w:bCs/>
-          <w:sz w:val="28"/>
-          <w:szCs w:val="28"/>
-          <w:lang w:val="en-US"/>
-        </w:rPr>
-        <w:t>find</w:t>
-      </w:r>
-      <w:r>
-        <w:rPr>
-          <w:bCs/>
-          <w:sz w:val="28"/>
-          <w:szCs w:val="28"/>
-        </w:rPr>
-        <w:t xml:space="preserve">  </w:t>
-      </w:r>
-      <w:r>
-        <w:rPr>
-          <w:bCs/>
-          <w:sz w:val="28"/>
-          <w:szCs w:val="28"/>
-        </w:rPr>
-        <w:t>задаем</w:t>
-      </w:r>
-      <w:proofErr w:type="gramEnd"/>
-      <w:r>
-        <w:rPr>
-          <w:bCs/>
-          <w:sz w:val="28"/>
-          <w:szCs w:val="28"/>
-        </w:rPr>
-        <w:t xml:space="preserve"> поиск на документы с разрешением «.</w:t>
-      </w:r>
-      <w:r>
-        <w:rPr>
-          <w:bCs/>
-          <w:sz w:val="28"/>
-          <w:szCs w:val="28"/>
-          <w:lang w:val="en-US"/>
-        </w:rPr>
-        <w:t>txt</w:t>
-      </w:r>
-      <w:r>
-        <w:rPr>
-          <w:bCs/>
-          <w:sz w:val="28"/>
-          <w:szCs w:val="28"/>
-        </w:rPr>
-        <w:t>» и задаем поиск через эту же команду дату которая нас интересует а также время.</w:t>
-      </w:r>
-      <w:r>
-        <w:rPr>
-          <w:b/>
-          <w:sz w:val="28"/>
-          <w:szCs w:val="28"/>
-        </w:rPr>
-        <w:br/>
-      </w:r>
-    </w:p>
-    <w:p>
-      <w:pPr>
-        <w:spacing w:after="160" w:line="259" w:lineRule="auto"/>
-        <w:rPr>
-          <w:b/>
-          <w:sz w:val="28"/>
-          <w:szCs w:val="28"/>
-        </w:rPr>
-      </w:pPr>
-    </w:p>
-    <w:p>
-      <w:pPr>
-        <w:spacing w:after="160" w:line="259" w:lineRule="auto"/>
-        <w:rPr>
-          <w:b/>
-          <w:sz w:val="28"/>
-          <w:szCs w:val="28"/>
-        </w:rPr>
-      </w:pPr>
-    </w:p>
-    <w:p>
-      <w:pPr>
-        <w:spacing w:after="160" w:line="259" w:lineRule="auto"/>
-        <w:rPr>
-          <w:b/>
-          <w:sz w:val="28"/>
-          <w:szCs w:val="28"/>
-        </w:rPr>
-      </w:pPr>
-    </w:p>
-    <w:p>
-      <w:pPr>
-        <w:spacing w:after="160" w:line="259" w:lineRule="auto"/>
-        <w:rPr>
-          <w:b/>
-          <w:sz w:val="28"/>
-          <w:szCs w:val="28"/>
-        </w:rPr>
-      </w:pPr>
-    </w:p>
-    <w:p>
-      <w:pPr>
-        <w:spacing w:after="160" w:line="259" w:lineRule="auto"/>
-        <w:rPr>
-          <w:b/>
-          <w:sz w:val="28"/>
-          <w:szCs w:val="28"/>
-        </w:rPr>
-      </w:pPr>
-    </w:p>
-    <w:p>
-      <w:pPr>
-        <w:spacing w:after="160" w:line="259" w:lineRule="auto"/>
-        <w:rPr>
-          <w:b/>
-          <w:sz w:val="28"/>
-          <w:szCs w:val="28"/>
-        </w:rPr>
-      </w:pPr>
-    </w:p>
-    <w:p>
-      <w:pPr>
-        <w:spacing w:after="160" w:line="259" w:lineRule="auto"/>
-        <w:rPr>
-          <w:b/>
-          <w:sz w:val="28"/>
-          <w:szCs w:val="28"/>
-        </w:rPr>
-      </w:pPr>
-    </w:p>
-    <w:p>
-      <w:pPr>
-        <w:spacing w:after="160" w:line="259" w:lineRule="auto"/>
-        <w:rPr>
-          <w:b/>
-          <w:sz w:val="28"/>
-          <w:szCs w:val="28"/>
-        </w:rPr>
-      </w:pPr>
-    </w:p>
-    <w:p>
-      <w:pPr>
-        <w:spacing w:after="160" w:line="259" w:lineRule="auto"/>
-        <w:jc w:val="center"/>
-        <w:rPr>
-          <w:b/>
-          <w:sz w:val="28"/>
-          <w:szCs w:val="28"/>
-          <w:lang w:val="en-US"/>
-        </w:rPr>
-      </w:pPr>
-      <w:bookmarkStart w:id="22" w:name="_Toc147443215"/>
-      <w:r>
-        <w:rPr>
-          <w:rStyle w:val="10"/>
-          <w:rFonts w:ascii="Times New Roman" w:hAnsi="Times New Roman" w:cs="Times New Roman"/>
-          <w:b/>
-          <w:bCs/>
-          <w:color w:val="auto"/>
-        </w:rPr>
-        <w:lastRenderedPageBreak/>
-        <w:t>II</w:t>
-      </w:r>
-      <w:r>
-        <w:rPr>
-          <w:rStyle w:val="10"/>
-          <w:rFonts w:ascii="Times New Roman" w:hAnsi="Times New Roman" w:cs="Times New Roman"/>
-          <w:b/>
-          <w:bCs/>
-          <w:color w:val="auto"/>
-        </w:rPr>
-        <w:t>I</w:t>
-      </w:r>
-      <w:r>
-        <w:rPr>
-          <w:rStyle w:val="10"/>
-          <w:rFonts w:ascii="Times New Roman" w:hAnsi="Times New Roman" w:cs="Times New Roman"/>
-          <w:b/>
-          <w:bCs/>
-          <w:color w:val="auto"/>
-          <w:lang w:val="en-US"/>
-        </w:rPr>
-        <w:t>.</w:t>
-      </w:r>
-      <w:bookmarkEnd w:id="22"/>
-    </w:p>
-    <w:p>
-      <w:pPr>
-        <w:spacing w:after="160" w:line="259" w:lineRule="auto"/>
-        <w:rPr>
-          <w:b/>
-          <w:sz w:val="28"/>
-          <w:szCs w:val="28"/>
-          <w:lang w:val="en-US"/>
-        </w:rPr>
-      </w:pPr>
-      <w:r>
-        <w:rPr>
-          <w:b/>
-          <w:sz w:val="28"/>
-          <w:szCs w:val="28"/>
-          <w:lang w:val="en-US"/>
-        </w:rPr>
-        <w:br/>
-        <w:t xml:space="preserve">1) </w:t>
-      </w:r>
-      <w:r>
-        <w:rPr>
-          <w:b/>
-          <w:noProof/>
-          <w:sz w:val="28"/>
-          <w:szCs w:val="28"/>
-          <w:lang w:val="en-US"/>
-        </w:rPr>
-        <w:drawing>
-          <wp:inline distT="0" distB="0" distL="0" distR="0" wp14:anchorId="229D421F" wp14:editId="56ABBADC">
-            <wp:extent cx="5940425" cy="1638300"/>
-            <wp:effectExtent l="0" t="0" r="3175" b="0"/>
-            <wp:docPr id="683178483" name="Рисунок 1"/>
-            <wp:cNvGraphicFramePr>
-              <a:graphicFrameLocks xmlns:a="http://schemas.openxmlformats.org/drawingml/2006/main" noChangeAspect="1"/>
-            </wp:cNvGraphicFramePr>
-            <a:graphic xmlns:a="http://schemas.openxmlformats.org/drawingml/2006/main">
-              <a:graphicData uri="http://schemas.openxmlformats.org/drawingml/2006/picture">
-                <pic:pic xmlns:pic="http://schemas.openxmlformats.org/drawingml/2006/picture">
-                  <pic:nvPicPr>
-                    <pic:cNvPr id="683178483" name=""/>
-                    <pic:cNvPicPr/>
-                  </pic:nvPicPr>
-                  <pic:blipFill>
-                    <a:blip r:embed="rId33"/>
-                    <a:stretch>
-                      <a:fillRect/>
-                    </a:stretch>
-                  </pic:blipFill>
-                  <pic:spPr>
-                    <a:xfrm>
-                      <a:off x="0" y="0"/>
-                      <a:ext cx="5940425" cy="1638300"/>
-                    </a:xfrm>
-                    <a:prstGeom prst="rect">
-                      <a:avLst/>
-                    </a:prstGeom>
-                  </pic:spPr>
-                </pic:pic>
-              </a:graphicData>
-            </a:graphic>
-          </wp:inline>
-        </w:drawing>
-      </w:r>
-    </w:p>
-    <w:p>
-      <w:pPr>
-        <w:spacing w:after="160" w:line="259" w:lineRule="auto"/>
-        <w:jc w:val="both"/>
-        <w:rPr>
-          <w:bCs/>
-          <w:sz w:val="28"/>
-          <w:szCs w:val="28"/>
-        </w:rPr>
-      </w:pPr>
-      <w:r>
-        <w:rPr>
-          <w:bCs/>
-          <w:sz w:val="28"/>
-          <w:szCs w:val="28"/>
-        </w:rPr>
-        <w:t xml:space="preserve">Через команду </w:t>
-      </w:r>
-      <w:r>
-        <w:rPr>
-          <w:bCs/>
-          <w:sz w:val="28"/>
-          <w:szCs w:val="28"/>
-          <w:lang w:val="en-US"/>
-        </w:rPr>
-        <w:t>copy</w:t>
-      </w:r>
-      <w:r>
-        <w:rPr>
-          <w:bCs/>
-          <w:sz w:val="28"/>
-          <w:szCs w:val="28"/>
-        </w:rPr>
-        <w:t xml:space="preserve"> </w:t>
-      </w:r>
-      <w:proofErr w:type="gramStart"/>
-      <w:r>
-        <w:rPr>
-          <w:bCs/>
-          <w:sz w:val="28"/>
-          <w:szCs w:val="28"/>
-          <w:lang w:val="en-US"/>
-        </w:rPr>
-        <w:t>con</w:t>
-      </w:r>
-      <w:r>
-        <w:rPr>
-          <w:bCs/>
-          <w:sz w:val="28"/>
-          <w:szCs w:val="28"/>
-        </w:rPr>
-        <w:t xml:space="preserve">  </w:t>
-      </w:r>
-      <w:r>
-        <w:rPr>
-          <w:bCs/>
-          <w:sz w:val="28"/>
-          <w:szCs w:val="28"/>
-        </w:rPr>
-        <w:t>создаем</w:t>
-      </w:r>
-      <w:proofErr w:type="gramEnd"/>
-      <w:r>
-        <w:rPr>
-          <w:bCs/>
-          <w:sz w:val="28"/>
-          <w:szCs w:val="28"/>
-        </w:rPr>
-        <w:t xml:space="preserve"> новый тестовый документ в котором выводим имена с клавиатуры.</w:t>
-      </w:r>
-    </w:p>
-    <w:p>
-      <w:pPr>
-        <w:spacing w:after="160" w:line="259" w:lineRule="auto"/>
-        <w:jc w:val="both"/>
-        <w:rPr>
-          <w:b/>
-          <w:sz w:val="28"/>
-          <w:szCs w:val="28"/>
-        </w:rPr>
-      </w:pPr>
-      <w:r>
-        <w:rPr>
-          <w:b/>
-          <w:sz w:val="28"/>
-          <w:szCs w:val="28"/>
-        </w:rPr>
-        <w:br/>
-        <w:t>2)</w:t>
-      </w:r>
-      <w:r>
-        <w:rPr>
-          <w:b/>
-          <w:sz w:val="28"/>
-          <w:szCs w:val="28"/>
-        </w:rPr>
-        <w:br/>
-      </w:r>
-      <w:r>
-        <w:rPr>
-          <w:b/>
-          <w:noProof/>
-          <w:sz w:val="28"/>
-          <w:szCs w:val="28"/>
-          <w:lang w:val="en-US"/>
-        </w:rPr>
-        <w:drawing>
-          <wp:inline distT="0" distB="0" distL="0" distR="0" wp14:anchorId="6166C2E1" wp14:editId="12EF3203">
-            <wp:extent cx="5940425" cy="1758315"/>
-            <wp:effectExtent l="0" t="0" r="3175" b="0"/>
-            <wp:docPr id="2054782500" name="Рисунок 1"/>
-            <wp:cNvGraphicFramePr>
-              <a:graphicFrameLocks xmlns:a="http://schemas.openxmlformats.org/drawingml/2006/main" noChangeAspect="1"/>
-            </wp:cNvGraphicFramePr>
-            <a:graphic xmlns:a="http://schemas.openxmlformats.org/drawingml/2006/main">
-              <a:graphicData uri="http://schemas.openxmlformats.org/drawingml/2006/picture">
-                <pic:pic xmlns:pic="http://schemas.openxmlformats.org/drawingml/2006/picture">
-                  <pic:nvPicPr>
-                    <pic:cNvPr id="2054782500" name=""/>
-                    <pic:cNvPicPr/>
-                  </pic:nvPicPr>
-                  <pic:blipFill>
-                    <a:blip r:embed="rId34"/>
-                    <a:stretch>
-                      <a:fillRect/>
-                    </a:stretch>
-                  </pic:blipFill>
-                  <pic:spPr>
-                    <a:xfrm>
-                      <a:off x="0" y="0"/>
-                      <a:ext cx="5940425" cy="1758315"/>
-                    </a:xfrm>
-                    <a:prstGeom prst="rect">
-                      <a:avLst/>
-                    </a:prstGeom>
-                  </pic:spPr>
-                </pic:pic>
-              </a:graphicData>
-            </a:graphic>
-          </wp:inline>
-        </w:drawing>
-      </w:r>
-    </w:p>
-    <w:p>
-      <w:pPr>
-        <w:spacing w:after="160" w:line="259" w:lineRule="auto"/>
-        <w:jc w:val="both"/>
-        <w:rPr>
-          <w:b/>
-          <w:sz w:val="28"/>
-          <w:szCs w:val="28"/>
-        </w:rPr>
-      </w:pPr>
-      <w:r>
-        <w:rPr>
-          <w:bCs/>
-          <w:sz w:val="28"/>
-          <w:szCs w:val="28"/>
-          <w:lang w:val="ro-RO"/>
-        </w:rPr>
-        <w:t>Отсортирова</w:t>
-      </w:r>
-      <w:r>
-        <w:rPr>
-          <w:bCs/>
-          <w:sz w:val="28"/>
-          <w:szCs w:val="28"/>
-        </w:rPr>
-        <w:t>ла текст в документ</w:t>
-      </w:r>
-      <w:r>
-        <w:rPr>
-          <w:bCs/>
-          <w:sz w:val="28"/>
-          <w:szCs w:val="28"/>
-          <w:lang w:val="ro-RO"/>
-        </w:rPr>
-        <w:t xml:space="preserve"> в алфавитном порядке, результат перенаправи</w:t>
-      </w:r>
-      <w:r>
-        <w:rPr>
-          <w:bCs/>
-          <w:sz w:val="28"/>
-          <w:szCs w:val="28"/>
-        </w:rPr>
-        <w:t xml:space="preserve">ла </w:t>
-      </w:r>
-      <w:r>
-        <w:rPr>
-          <w:bCs/>
-          <w:sz w:val="28"/>
-          <w:szCs w:val="28"/>
-          <w:lang w:val="ro-RO"/>
-        </w:rPr>
-        <w:t>в файл f.txt.</w:t>
-      </w:r>
-    </w:p>
-    <w:p>
-      <w:pPr>
-        <w:spacing w:after="160" w:line="259" w:lineRule="auto"/>
-        <w:jc w:val="both"/>
-        <w:rPr>
-          <w:b/>
-          <w:sz w:val="28"/>
-          <w:szCs w:val="28"/>
-        </w:rPr>
-      </w:pPr>
-    </w:p>
-    <w:p>
-      <w:pPr>
-        <w:spacing w:after="160" w:line="259" w:lineRule="auto"/>
-        <w:rPr>
-          <w:b/>
-          <w:sz w:val="28"/>
-          <w:szCs w:val="28"/>
-        </w:rPr>
-      </w:pPr>
-      <w:r>
-        <w:rPr>
-          <w:b/>
-          <w:sz w:val="28"/>
-          <w:szCs w:val="28"/>
-        </w:rPr>
-        <w:lastRenderedPageBreak/>
-        <w:t>3)</w:t>
-      </w:r>
-      <w:r>
-        <w:rPr>
-          <w:b/>
-          <w:sz w:val="28"/>
-          <w:szCs w:val="28"/>
-        </w:rPr>
-        <w:br/>
-      </w:r>
-      <w:r>
-        <w:rPr>
-          <w:b/>
-          <w:noProof/>
-          <w:sz w:val="28"/>
-          <w:szCs w:val="28"/>
-          <w:lang w:val="en-US"/>
-        </w:rPr>
-        <w:drawing>
-          <wp:inline distT="0" distB="0" distL="0" distR="0" wp14:anchorId="16A5D6E8" wp14:editId="73323D2C">
-            <wp:extent cx="5645440" cy="1009702"/>
-            <wp:effectExtent l="0" t="0" r="0" b="0"/>
-            <wp:docPr id="785077349" name="Рисунок 1"/>
-            <wp:cNvGraphicFramePr>
-              <a:graphicFrameLocks xmlns:a="http://schemas.openxmlformats.org/drawingml/2006/main" noChangeAspect="1"/>
-            </wp:cNvGraphicFramePr>
-            <a:graphic xmlns:a="http://schemas.openxmlformats.org/drawingml/2006/main">
-              <a:graphicData uri="http://schemas.openxmlformats.org/drawingml/2006/picture">
-                <pic:pic xmlns:pic="http://schemas.openxmlformats.org/drawingml/2006/picture">
-                  <pic:nvPicPr>
-                    <pic:cNvPr id="785077349" name=""/>
-                    <pic:cNvPicPr/>
-                  </pic:nvPicPr>
-                  <pic:blipFill>
-                    <a:blip r:embed="rId35"/>
-                    <a:stretch>
-                      <a:fillRect/>
-                    </a:stretch>
-                  </pic:blipFill>
-                  <pic:spPr>
-                    <a:xfrm>
-                      <a:off x="0" y="0"/>
-                      <a:ext cx="5645440" cy="1009702"/>
-                    </a:xfrm>
-                    <a:prstGeom prst="rect">
-                      <a:avLst/>
-                    </a:prstGeom>
-                  </pic:spPr>
-                </pic:pic>
-              </a:graphicData>
-            </a:graphic>
-          </wp:inline>
-        </w:drawing>
-      </w:r>
-      <w:r>
-        <w:rPr>
-          <w:b/>
-          <w:sz w:val="28"/>
-          <w:szCs w:val="28"/>
-        </w:rPr>
-        <w:br/>
-      </w:r>
-      <w:r>
-        <w:rPr>
-          <w:b/>
-          <w:noProof/>
-          <w:sz w:val="28"/>
-          <w:szCs w:val="28"/>
-          <w:lang w:val="en-US"/>
-        </w:rPr>
-        <w:drawing>
-          <wp:inline distT="0" distB="0" distL="0" distR="0" wp14:anchorId="681111B8" wp14:editId="71E19D6D">
-            <wp:extent cx="5251720" cy="2152761"/>
-            <wp:effectExtent l="0" t="0" r="6350" b="0"/>
-            <wp:docPr id="1634275888" name="Рисунок 1"/>
-            <wp:cNvGraphicFramePr>
-              <a:graphicFrameLocks xmlns:a="http://schemas.openxmlformats.org/drawingml/2006/main" noChangeAspect="1"/>
-            </wp:cNvGraphicFramePr>
-            <a:graphic xmlns:a="http://schemas.openxmlformats.org/drawingml/2006/main">
-              <a:graphicData uri="http://schemas.openxmlformats.org/drawingml/2006/picture">
-                <pic:pic xmlns:pic="http://schemas.openxmlformats.org/drawingml/2006/picture">
-                  <pic:nvPicPr>
-                    <pic:cNvPr id="1634275888" name=""/>
-                    <pic:cNvPicPr/>
-                  </pic:nvPicPr>
-                  <pic:blipFill>
-                    <a:blip r:embed="rId36"/>
-                    <a:stretch>
-                      <a:fillRect/>
-                    </a:stretch>
-                  </pic:blipFill>
-                  <pic:spPr>
-                    <a:xfrm>
-                      <a:off x="0" y="0"/>
-                      <a:ext cx="5251720" cy="2152761"/>
-                    </a:xfrm>
-                    <a:prstGeom prst="rect">
-                      <a:avLst/>
-                    </a:prstGeom>
-                  </pic:spPr>
-                </pic:pic>
-              </a:graphicData>
-            </a:graphic>
-          </wp:inline>
-        </w:drawing>
-      </w:r>
-    </w:p>
-    <w:p>
-      <w:pPr>
-        <w:spacing w:after="160" w:line="259" w:lineRule="auto"/>
-        <w:jc w:val="both"/>
-        <w:rPr>
-          <w:bCs/>
-          <w:sz w:val="28"/>
-          <w:szCs w:val="28"/>
-          <w:lang w:val="ro-RO"/>
-        </w:rPr>
-      </w:pPr>
-      <w:r>
-        <w:rPr>
-          <w:bCs/>
-          <w:sz w:val="28"/>
-          <w:szCs w:val="28"/>
-          <w:lang w:val="ro-RO"/>
-        </w:rPr>
-        <w:t>Добави</w:t>
-      </w:r>
-      <w:r>
-        <w:rPr>
-          <w:bCs/>
-          <w:sz w:val="28"/>
-          <w:szCs w:val="28"/>
-        </w:rPr>
-        <w:t>ла</w:t>
-      </w:r>
-      <w:r>
-        <w:rPr>
-          <w:bCs/>
-          <w:sz w:val="28"/>
-          <w:szCs w:val="28"/>
-          <w:lang w:val="ro-RO"/>
-        </w:rPr>
-        <w:t xml:space="preserve"> несколько новых имён в файл f.txt.</w:t>
-      </w:r>
-    </w:p>
-    <w:p>
-      <w:pPr>
-        <w:spacing w:after="160" w:line="259" w:lineRule="auto"/>
-        <w:jc w:val="both"/>
-        <w:rPr>
-          <w:b/>
-          <w:sz w:val="28"/>
-          <w:szCs w:val="28"/>
-        </w:rPr>
-      </w:pPr>
-      <w:r>
-        <w:rPr>
-          <w:b/>
-          <w:sz w:val="28"/>
-          <w:szCs w:val="28"/>
-        </w:rPr>
-        <w:br/>
-        <w:t>4)</w:t>
-      </w:r>
-    </w:p>
-    <w:p>
-      <w:pPr>
-        <w:spacing w:after="160" w:line="259" w:lineRule="auto"/>
-        <w:rPr>
-          <w:b/>
-          <w:sz w:val="28"/>
-          <w:szCs w:val="28"/>
-          <w:lang w:val="en-US"/>
-        </w:rPr>
-      </w:pPr>
-      <w:r>
-        <w:rPr>
-          <w:b/>
-          <w:noProof/>
-          <w:sz w:val="28"/>
-          <w:szCs w:val="28"/>
-          <w:lang w:val="en-US"/>
-        </w:rPr>
-        <w:drawing>
-          <wp:inline distT="0" distB="0" distL="0" distR="0" wp14:anchorId="16A10A58" wp14:editId="3B1689CA">
-            <wp:extent cx="5397777" cy="2114659"/>
-            <wp:effectExtent l="0" t="0" r="0" b="0"/>
-            <wp:docPr id="949642817" name="Рисунок 1"/>
-            <wp:cNvGraphicFramePr>
-              <a:graphicFrameLocks xmlns:a="http://schemas.openxmlformats.org/drawingml/2006/main" noChangeAspect="1"/>
-            </wp:cNvGraphicFramePr>
-            <a:graphic xmlns:a="http://schemas.openxmlformats.org/drawingml/2006/main">
-              <a:graphicData uri="http://schemas.openxmlformats.org/drawingml/2006/picture">
-                <pic:pic xmlns:pic="http://schemas.openxmlformats.org/drawingml/2006/picture">
-                  <pic:nvPicPr>
-                    <pic:cNvPr id="949642817" name=""/>
-                    <pic:cNvPicPr/>
-                  </pic:nvPicPr>
-                  <pic:blipFill>
-                    <a:blip r:embed="rId37"/>
-                    <a:stretch>
-                      <a:fillRect/>
-                    </a:stretch>
-                  </pic:blipFill>
-                  <pic:spPr>
-                    <a:xfrm>
-                      <a:off x="0" y="0"/>
-                      <a:ext cx="5397777" cy="2114659"/>
-                    </a:xfrm>
-                    <a:prstGeom prst="rect">
-                      <a:avLst/>
-                    </a:prstGeom>
-                  </pic:spPr>
-                </pic:pic>
-              </a:graphicData>
-            </a:graphic>
-          </wp:inline>
-        </w:drawing>
-      </w:r>
-    </w:p>
-    <w:p>
-      <w:pPr>
-        <w:spacing w:after="160" w:line="259" w:lineRule="auto"/>
-        <w:rPr>
-          <w:bCs/>
-          <w:sz w:val="28"/>
-          <w:szCs w:val="28"/>
-        </w:rPr>
-      </w:pPr>
-      <w:r>
-        <w:rPr>
-          <w:bCs/>
-          <w:sz w:val="28"/>
-          <w:szCs w:val="28"/>
-          <w:lang w:val="ro-RO"/>
-        </w:rPr>
-        <w:t>Выве</w:t>
-      </w:r>
-      <w:r>
-        <w:rPr>
-          <w:bCs/>
-          <w:sz w:val="28"/>
-          <w:szCs w:val="28"/>
-        </w:rPr>
-        <w:t>ла</w:t>
-      </w:r>
-    </w:p>
-    <w:p>
-      <w:pPr>
-        <w:spacing w:after="160" w:line="259" w:lineRule="auto"/>
-        <w:rPr>
-          <w:b/>
-          <w:sz w:val="28"/>
-          <w:szCs w:val="28"/>
-        </w:rPr>
-      </w:pPr>
-      <w:r>
-        <w:rPr>
-          <w:bCs/>
-          <w:sz w:val="28"/>
-          <w:szCs w:val="28"/>
-          <w:lang w:val="ro-RO"/>
-        </w:rPr>
-        <w:t xml:space="preserve"> на экран содержимое файла f1.txt в обратном алфавитном</w:t>
-      </w:r>
-      <w:r>
-        <w:rPr>
-          <w:bCs/>
-          <w:sz w:val="28"/>
-          <w:szCs w:val="28"/>
-          <w:lang w:val="ro-RO"/>
-        </w:rPr>
-        <w:br/>
-        <w:t>порядке.</w:t>
-      </w:r>
-    </w:p>
-    <w:p>
-      <w:pPr>
-        <w:spacing w:after="160" w:line="259" w:lineRule="auto"/>
-        <w:rPr>
-          <w:b/>
-          <w:sz w:val="28"/>
-          <w:szCs w:val="28"/>
-        </w:rPr>
-      </w:pPr>
-    </w:p>
-    <w:p>
-      <w:pPr>
-        <w:spacing w:after="160" w:line="259" w:lineRule="auto"/>
-        <w:rPr>
-          <w:b/>
-          <w:sz w:val="28"/>
-          <w:szCs w:val="28"/>
-        </w:rPr>
-      </w:pPr>
-    </w:p>
-    <w:p>
-      <w:pPr>
-        <w:spacing w:after="160" w:line="259" w:lineRule="auto"/>
-        <w:rPr>
-          <w:b/>
-          <w:sz w:val="28"/>
-          <w:szCs w:val="28"/>
-        </w:rPr>
-      </w:pPr>
-    </w:p>
-    <w:p>
-      <w:pPr>
-        <w:spacing w:after="160" w:line="259" w:lineRule="auto"/>
-        <w:rPr>
-          <w:b/>
-          <w:sz w:val="28"/>
-          <w:szCs w:val="28"/>
-        </w:rPr>
-      </w:pPr>
-    </w:p>
-    <w:p>
-      <w:pPr>
-        <w:spacing w:after="160" w:line="259" w:lineRule="auto"/>
-        <w:rPr>
-          <w:b/>
-          <w:sz w:val="28"/>
-          <w:szCs w:val="28"/>
-        </w:rPr>
-      </w:pPr>
-    </w:p>
-    <w:p>
-      <w:pPr>
-        <w:spacing w:after="160" w:line="259" w:lineRule="auto"/>
-        <w:rPr>
-          <w:b/>
-          <w:sz w:val="28"/>
-          <w:szCs w:val="28"/>
-        </w:rPr>
-      </w:pPr>
-    </w:p>
-    <w:p>
-      <w:pPr>
-        <w:spacing w:after="160" w:line="259" w:lineRule="auto"/>
-        <w:rPr>
-          <w:b/>
-          <w:sz w:val="28"/>
-          <w:szCs w:val="28"/>
-        </w:rPr>
-      </w:pPr>
-    </w:p>
-    <w:p>
-      <w:pPr>
-        <w:pStyle w:val="1"/>
-        <w:jc w:val="center"/>
-        <w:rPr>
-          <w:rFonts w:ascii="Times New Roman" w:hAnsi="Times New Roman" w:cs="Times New Roman"/>
-          <w:b/>
-          <w:bCs/>
-          <w:color w:val="auto"/>
-        </w:rPr>
-      </w:pPr>
-      <w:bookmarkStart w:id="23" w:name="_Toc147443216"/>
-      <w:r>
-        <w:rPr>
-          <w:rFonts w:ascii="Times New Roman" w:hAnsi="Times New Roman" w:cs="Times New Roman"/>
-          <w:b/>
-          <w:bCs/>
-          <w:color w:val="auto"/>
-        </w:rPr>
-        <w:t>Выводы</w:t>
-      </w:r>
-      <w:bookmarkEnd w:id="23"/>
-    </w:p>
-    <w:p>
-      <w:pPr>
-        <w:jc w:val="both"/>
-        <w:rPr>
-          <w:sz w:val="28"/>
-          <w:szCs w:val="28"/>
-        </w:rPr>
-      </w:pPr>
-    </w:p>
-    <w:p>
-      <w:pPr>
-        <w:ind w:firstLine="708"/>
-        <w:jc w:val="both"/>
-        <w:rPr>
-          <w:sz w:val="28"/>
-          <w:szCs w:val="28"/>
-        </w:rPr>
-      </w:pPr>
-      <w:r>
-        <w:rPr>
-          <w:sz w:val="28"/>
-          <w:szCs w:val="28"/>
-        </w:rPr>
-        <w:t>Команды MS-DOS (или команды командной строки) нужны для управления компьютером и выполнения различных задач без использования графического интерфейса. Вот несколько основных целей, для которых они используются</w:t>
-      </w:r>
-    </w:p>
-    <w:p>
-      <w:pPr>
-        <w:numPr>
-          <w:ilvl w:val="0"/>
-          <w:numId w:val="19"/>
-        </w:numPr>
-        <w:jc w:val="both"/>
-        <w:rPr>
-          <w:sz w:val="28"/>
-          <w:szCs w:val="28"/>
-        </w:rPr>
-      </w:pPr>
-      <w:r>
-        <w:rPr>
-          <w:sz w:val="28"/>
-          <w:szCs w:val="28"/>
-        </w:rPr>
-        <w:t xml:space="preserve">Запуск программ: Вы можете использовать команды </w:t>
-      </w:r>
-      <w:r>
-        <w:rPr>
-          <w:sz w:val="28"/>
-          <w:szCs w:val="28"/>
-          <w:lang w:val="en-GB"/>
-        </w:rPr>
-        <w:t>MS</w:t>
-      </w:r>
-      <w:r>
-        <w:rPr>
-          <w:sz w:val="28"/>
-          <w:szCs w:val="28"/>
-        </w:rPr>
-        <w:t>-</w:t>
-      </w:r>
-      <w:r>
-        <w:rPr>
-          <w:sz w:val="28"/>
-          <w:szCs w:val="28"/>
-          <w:lang w:val="en-GB"/>
-        </w:rPr>
-        <w:t>DOS</w:t>
-      </w:r>
-      <w:r>
-        <w:rPr>
-          <w:sz w:val="28"/>
-          <w:szCs w:val="28"/>
-        </w:rPr>
-        <w:t xml:space="preserve"> для запуска приложений, файлов и скриптов на вашем компьютере.</w:t>
-      </w:r>
-    </w:p>
-    <w:p>
-      <w:pPr>
-        <w:numPr>
-          <w:ilvl w:val="0"/>
-          <w:numId w:val="19"/>
-        </w:numPr>
-        <w:jc w:val="both"/>
-        <w:rPr>
-          <w:sz w:val="28"/>
-          <w:szCs w:val="28"/>
-        </w:rPr>
-      </w:pPr>
-      <w:r>
-        <w:rPr>
-          <w:sz w:val="28"/>
-          <w:szCs w:val="28"/>
-        </w:rPr>
-        <w:t>Управление файлами и папками</w:t>
-      </w:r>
-      <w:proofErr w:type="gramStart"/>
-      <w:r>
-        <w:rPr>
-          <w:sz w:val="28"/>
-          <w:szCs w:val="28"/>
-        </w:rPr>
-        <w:t>: С помощью</w:t>
-      </w:r>
-      <w:proofErr w:type="gramEnd"/>
-      <w:r>
-        <w:rPr>
-          <w:sz w:val="28"/>
-          <w:szCs w:val="28"/>
-        </w:rPr>
-        <w:t xml:space="preserve"> команд можно создавать, копировать, перемещать, переименовывать и удалять файлы и папки на жестком диске.</w:t>
-      </w:r>
-    </w:p>
-    <w:p>
-      <w:pPr>
-        <w:numPr>
-          <w:ilvl w:val="0"/>
-          <w:numId w:val="19"/>
-        </w:numPr>
-        <w:jc w:val="both"/>
-        <w:rPr>
-          <w:sz w:val="28"/>
-          <w:szCs w:val="28"/>
-        </w:rPr>
-      </w:pPr>
-      <w:r>
-        <w:rPr>
-          <w:sz w:val="28"/>
-          <w:szCs w:val="28"/>
-        </w:rPr>
-        <w:t>Работа с дисками и носителями информации: Вы можете форматировать диски, просматривать содержимое носителей информации, а также создавать резервные копии данных.</w:t>
-      </w:r>
-    </w:p>
-    <w:p>
-      <w:pPr>
-        <w:numPr>
-          <w:ilvl w:val="0"/>
-          <w:numId w:val="19"/>
-        </w:numPr>
-        <w:jc w:val="both"/>
-        <w:rPr>
-          <w:sz w:val="28"/>
-          <w:szCs w:val="28"/>
-        </w:rPr>
-      </w:pPr>
-      <w:r>
-        <w:rPr>
-          <w:sz w:val="28"/>
-          <w:szCs w:val="28"/>
-        </w:rPr>
-        <w:t xml:space="preserve">Настройка системы: Команды </w:t>
-      </w:r>
-      <w:r>
-        <w:rPr>
-          <w:sz w:val="28"/>
-          <w:szCs w:val="28"/>
-          <w:lang w:val="en-GB"/>
-        </w:rPr>
-        <w:t>MS</w:t>
-      </w:r>
-      <w:r>
-        <w:rPr>
-          <w:sz w:val="28"/>
-          <w:szCs w:val="28"/>
-        </w:rPr>
-        <w:t>-</w:t>
-      </w:r>
-      <w:r>
-        <w:rPr>
-          <w:sz w:val="28"/>
-          <w:szCs w:val="28"/>
-          <w:lang w:val="en-GB"/>
-        </w:rPr>
-        <w:t>DOS</w:t>
-      </w:r>
-      <w:r>
-        <w:rPr>
-          <w:sz w:val="28"/>
-          <w:szCs w:val="28"/>
-        </w:rPr>
-        <w:t xml:space="preserve"> позволяют изменять параметры системы, настраивать сетевые соединения, устанавливать и удалять программное обеспечение.</w:t>
-      </w:r>
-    </w:p>
-    <w:p>
-      <w:pPr>
-        <w:numPr>
-          <w:ilvl w:val="0"/>
-          <w:numId w:val="19"/>
-        </w:numPr>
-        <w:jc w:val="both"/>
-        <w:rPr>
-          <w:sz w:val="28"/>
-          <w:szCs w:val="28"/>
-        </w:rPr>
-      </w:pPr>
-      <w:r>
-        <w:rPr>
-          <w:sz w:val="28"/>
-          <w:szCs w:val="28"/>
-        </w:rPr>
-        <w:t>Диагностика и ремонт</w:t>
-      </w:r>
-      <w:proofErr w:type="gramStart"/>
-      <w:r>
-        <w:rPr>
-          <w:sz w:val="28"/>
-          <w:szCs w:val="28"/>
-        </w:rPr>
-        <w:t>: Они</w:t>
-      </w:r>
-      <w:proofErr w:type="gramEnd"/>
-      <w:r>
-        <w:rPr>
-          <w:sz w:val="28"/>
-          <w:szCs w:val="28"/>
-        </w:rPr>
-        <w:t xml:space="preserve"> также полезны для выполнения диагностики системы, поиска и устранения проблем, а также проверки состояния жестких дисков и других компонентов.</w:t>
-      </w:r>
-    </w:p>
-    <w:p>
-      <w:pPr>
-        <w:numPr>
-          <w:ilvl w:val="0"/>
-          <w:numId w:val="19"/>
-        </w:numPr>
-        <w:jc w:val="both"/>
-        <w:rPr>
-          <w:sz w:val="28"/>
-          <w:szCs w:val="28"/>
-        </w:rPr>
-      </w:pPr>
-      <w:r>
-        <w:rPr>
-          <w:sz w:val="28"/>
-          <w:szCs w:val="28"/>
-        </w:rPr>
-        <w:t>Автоматизация задач</w:t>
-      </w:r>
-      <w:proofErr w:type="gramStart"/>
-      <w:r>
-        <w:rPr>
-          <w:sz w:val="28"/>
-          <w:szCs w:val="28"/>
-        </w:rPr>
-        <w:t>: С помощью</w:t>
-      </w:r>
-      <w:proofErr w:type="gramEnd"/>
-      <w:r>
-        <w:rPr>
-          <w:sz w:val="28"/>
-          <w:szCs w:val="28"/>
-        </w:rPr>
-        <w:t xml:space="preserve"> команд можно создавать скрипты и пакетные файлы, которые выполняют серию операций автоматически.</w:t>
-      </w:r>
-    </w:p>
-    <w:p>
-      <w:pPr>
-        <w:jc w:val="both"/>
-        <w:rPr>
-          <w:sz w:val="28"/>
-          <w:szCs w:val="28"/>
-        </w:rPr>
-      </w:pPr>
-      <w:r>
-        <w:rPr>
-          <w:sz w:val="28"/>
-          <w:szCs w:val="28"/>
-        </w:rPr>
-        <w:t xml:space="preserve">Команды </w:t>
-      </w:r>
-      <w:r>
-        <w:rPr>
-          <w:sz w:val="28"/>
-          <w:szCs w:val="28"/>
-          <w:lang w:val="en-GB"/>
-        </w:rPr>
-        <w:t>MS</w:t>
-      </w:r>
-      <w:r>
-        <w:rPr>
-          <w:sz w:val="28"/>
-          <w:szCs w:val="28"/>
-        </w:rPr>
-        <w:t>-</w:t>
-      </w:r>
-      <w:r>
-        <w:rPr>
-          <w:sz w:val="28"/>
-          <w:szCs w:val="28"/>
-          <w:lang w:val="en-GB"/>
-        </w:rPr>
-        <w:t>DOS</w:t>
-      </w:r>
-      <w:r>
-        <w:rPr>
-          <w:sz w:val="28"/>
-          <w:szCs w:val="28"/>
-        </w:rPr>
-        <w:t xml:space="preserve"> предоставляют более гибкий и мощный способ управления компьютером по сравнению с графическим интерфейсом, и они по-прежнему используются в некоторых сценариях администрирования и обслуживания компьютеров.</w:t>
-      </w:r>
-    </w:p>
-    <w:p>
-      <w:pPr>
-        <w:jc w:val="both"/>
-        <w:rPr>
-          <w:sz w:val="28"/>
-          <w:szCs w:val="28"/>
-        </w:rPr>
-      </w:pPr>
-    </w:p>
-    <w:p>
-      <w:pPr>
-        <w:jc w:val="both"/>
-        <w:rPr>
-          <w:sz w:val="28"/>
-          <w:szCs w:val="28"/>
-        </w:rPr>
-      </w:pPr>
-    </w:p>
-    <w:p>
-      <w:pPr>
-        <w:jc w:val="both"/>
-        <w:rPr>
-          <w:sz w:val="28"/>
-          <w:szCs w:val="28"/>
-        </w:rPr>
-      </w:pPr>
-    </w:p>
-    <w:p>
-      <w:pPr>
-        <w:jc w:val="both"/>
-        <w:rPr>
-          <w:sz w:val="28"/>
-          <w:szCs w:val="28"/>
-        </w:rPr>
-      </w:pPr>
-    </w:p>
-    <w:p>
-      <w:pPr>
-        <w:jc w:val="both"/>
-        <w:rPr>
-          <w:sz w:val="28"/>
-          <w:szCs w:val="28"/>
-        </w:rPr>
-      </w:pPr>
-    </w:p>
-    <w:p>
-      <w:pPr>
-        <w:jc w:val="both"/>
-        <w:rPr>
-          <w:sz w:val="28"/>
-          <w:szCs w:val="28"/>
-        </w:rPr>
-      </w:pPr>
-    </w:p>
-    <w:p>
-      <w:pPr>
-        <w:jc w:val="both"/>
-        <w:rPr>
-          <w:sz w:val="28"/>
-          <w:szCs w:val="28"/>
-        </w:rPr>
-      </w:pPr>
-    </w:p>
-    <w:p>
-      <w:pPr>
-        <w:jc w:val="both"/>
-        <w:rPr>
-          <w:sz w:val="28"/>
-          <w:szCs w:val="28"/>
-        </w:rPr>
-      </w:pPr>
-    </w:p>
-    <w:p>
-      <w:pPr>
-        <w:jc w:val="both"/>
-        <w:rPr>
-          <w:sz w:val="28"/>
-          <w:szCs w:val="28"/>
-        </w:rPr>
-      </w:pPr>
-    </w:p>
-    <w:p>
-      <w:pPr>
-        <w:jc w:val="both"/>
-        <w:rPr>
-          <w:sz w:val="28"/>
-          <w:szCs w:val="28"/>
-        </w:rPr>
-      </w:pPr>
-    </w:p>
-    <w:p>
-      <w:pPr>
-        <w:jc w:val="both"/>
-        <w:rPr>
-          <w:sz w:val="28"/>
-          <w:szCs w:val="28"/>
-        </w:rPr>
-      </w:pPr>
-    </w:p>
-    <w:p>
-      <w:pPr>
-        <w:jc w:val="both"/>
-        <w:rPr>
-          <w:sz w:val="28"/>
-          <w:szCs w:val="28"/>
-        </w:rPr>
-      </w:pPr>
-    </w:p>
-    <w:p>
-      <w:pPr>
-        <w:jc w:val="both"/>
-        <w:rPr>
-          <w:sz w:val="28"/>
-          <w:szCs w:val="28"/>
-        </w:rPr>
-      </w:pPr>
-    </w:p>
-    <w:p>
-      <w:pPr>
-        <w:jc w:val="both"/>
-        <w:rPr>
-          <w:sz w:val="28"/>
-          <w:szCs w:val="28"/>
-        </w:rPr>
-      </w:pPr>
-    </w:p>
-    <w:p>
-      <w:pPr>
-        <w:jc w:val="both"/>
-        <w:rPr>
-          <w:sz w:val="28"/>
-          <w:szCs w:val="28"/>
-        </w:rPr>
-      </w:pPr>
-    </w:p>
-    <w:p>
-      <w:pPr>
-        <w:jc w:val="both"/>
-        <w:rPr>
-          <w:sz w:val="28"/>
-          <w:szCs w:val="28"/>
-        </w:rPr>
-      </w:pPr>
-    </w:p>
-    <w:p>
-      <w:pPr>
-        <w:jc w:val="both"/>
-        <w:rPr>
-          <w:sz w:val="28"/>
-          <w:szCs w:val="28"/>
-        </w:rPr>
-      </w:pPr>
-    </w:p>
-    <w:p>
-      <w:pPr>
-        <w:pStyle w:val="1"/>
-        <w:jc w:val="center"/>
-        <w:rPr>
-          <w:rFonts w:ascii="Times New Roman" w:hAnsi="Times New Roman" w:cs="Times New Roman"/>
-          <w:b/>
-          <w:bCs/>
-          <w:color w:val="auto"/>
-        </w:rPr>
-      </w:pPr>
-      <w:bookmarkStart w:id="24" w:name="_Toc147443217"/>
-      <w:r>
-        <w:rPr>
-          <w:rFonts w:ascii="Times New Roman" w:hAnsi="Times New Roman" w:cs="Times New Roman"/>
-          <w:b/>
-          <w:bCs/>
-          <w:color w:val="auto"/>
-        </w:rPr>
-        <w:t>ЛИТЕРАТУРА</w:t>
-      </w:r>
-      <w:bookmarkEnd w:id="24"/>
-    </w:p>
-    <w:p>
-      <w:pPr>
-        <w:pStyle w:val="a4"/>
-        <w:numPr>
-          <w:ilvl w:val="0"/>
-          <w:numId w:val="15"/>
-        </w:numPr>
-        <w:jc w:val="both"/>
-        <w:rPr>
-          <w:sz w:val="28"/>
-          <w:szCs w:val="28"/>
-        </w:rPr>
-      </w:pPr>
-      <w:hyperlink r:id="rId38" w:history="1">
-        <w:r>
-          <w:rPr>
-            <w:rStyle w:val="a5"/>
-            <w:color w:val="auto"/>
-            <w:sz w:val="28"/>
-            <w:szCs w:val="28"/>
-          </w:rPr>
-          <w:t>https://flibusta.su/book/30223-komandnaya-stroka-cmd-uchebnoe-posobie/read/</w:t>
-        </w:r>
-      </w:hyperlink>
-    </w:p>
-    <w:p>
-      <w:pPr>
-        <w:pStyle w:val="a4"/>
-        <w:numPr>
-          <w:ilvl w:val="0"/>
-          <w:numId w:val="15"/>
-        </w:numPr>
-        <w:jc w:val="both"/>
-        <w:rPr>
-          <w:sz w:val="28"/>
-          <w:szCs w:val="28"/>
-        </w:rPr>
-      </w:pPr>
-      <w:hyperlink r:id="rId39" w:history="1">
-        <w:r>
-          <w:rPr>
-            <w:rStyle w:val="a5"/>
-            <w:color w:val="auto"/>
-            <w:sz w:val="28"/>
-            <w:szCs w:val="28"/>
-          </w:rPr>
-          <w:t>https://learn.microsoft.com/ru-ru/windows-server/administration/windows-commands/cmd</w:t>
-        </w:r>
-      </w:hyperlink>
-    </w:p>
-    <w:p>
-      <w:pPr>
-        <w:pStyle w:val="a4"/>
-        <w:jc w:val="both"/>
-        <w:rPr>
-          <w:sz w:val="28"/>
-          <w:szCs w:val="28"/>
-        </w:rPr>
-      </w:pPr>
     </w:p>
     <w:sectPr>
       <w:pgSz w:w="11906" w:h="16838"/>

--- a/SO/Lab3/Report_Anastasiia.docx
+++ b/SO/Lab3/Report_Anastasiia.docx
@@ -1,6 +1,6 @@
 
 <file path=word/document.xml><?xml version="1.0" encoding="utf-8"?>
-<w:document xmlns:wpc="http://schemas.microsoft.com/office/word/2010/wordprocessingCanvas" xmlns:cx="http://schemas.microsoft.com/office/drawing/2014/chartex" xmlns:cx1="http://schemas.microsoft.com/office/drawing/2015/9/8/chartex" xmlns:cx2="http://schemas.microsoft.com/office/drawing/2015/10/21/chartex" xmlns:cx3="http://schemas.microsoft.com/office/drawing/2016/5/9/chartex" xmlns:cx4="http://schemas.microsoft.com/office/drawing/2016/5/10/chartex" xmlns:cx5="http://schemas.microsoft.com/office/drawing/2016/5/11/chartex" xmlns:cx6="http://schemas.microsoft.com/office/drawing/2016/5/12/chartex" xmlns:cx7="http://schemas.microsoft.com/office/drawing/2016/5/13/chartex" xmlns:cx8="http://schemas.microsoft.com/office/drawing/2016/5/14/chartex" xmlns:mc="http://schemas.openxmlformats.org/markup-compatibility/2006" xmlns:aink="http://schemas.microsoft.com/office/drawing/2016/ink" xmlns:am3d="http://schemas.microsoft.com/office/drawing/2017/model3d" xmlns:o="urn:schemas-microsoft-com:office:office" xmlns:oel="http://schemas.microsoft.com/office/2019/extlst" xmlns:r="http://schemas.openxmlformats.org/officeDocument/2006/relationships" xmlns:m="http://schemas.openxmlformats.org/officeDocument/2006/math" xmlns:v="urn:schemas-microsoft-com:vml" xmlns:wp14="http://schemas.microsoft.com/office/word/2010/wordprocessingDrawing" xmlns:wp="http://schemas.openxmlformats.org/drawingml/2006/wordprocessingDrawing" xmlns:w10="urn:schemas-microsoft-com:office:word" xmlns:w="http://schemas.openxmlformats.org/wordprocessingml/2006/main" xmlns:w14="http://schemas.microsoft.com/office/word/2010/wordml" xmlns:w15="http://schemas.microsoft.com/office/word/2012/wordml" xmlns:w16cex="http://schemas.microsoft.com/office/word/2018/wordml/cex" xmlns:w16cid="http://schemas.microsoft.com/office/word/2016/wordml/cid" xmlns:w16="http://schemas.microsoft.com/office/word/2018/wordml" xmlns:w16sdtdh="http://schemas.microsoft.com/office/word/2020/wordml/sdtdatahash" xmlns:w16se="http://schemas.microsoft.com/office/word/2015/wordml/symex" xmlns:wpg="http://schemas.microsoft.com/office/word/2010/wordprocessingGroup" xmlns:wpi="http://schemas.microsoft.com/office/word/2010/wordprocessingInk" xmlns:wne="http://schemas.microsoft.com/office/word/2006/wordml" xmlns:wps="http://schemas.microsoft.com/office/word/2010/wordprocessingShape" mc:Ignorable="w14 w15 w16se w16cid w16 w16cex w16sdtdh wp14">
+<w:document xmlns:wpc="http://schemas.microsoft.com/office/word/2010/wordprocessingCanvas" xmlns:mc="http://schemas.openxmlformats.org/markup-compatibility/2006" xmlns:o="urn:schemas-microsoft-com:office:office" xmlns:r="http://schemas.openxmlformats.org/officeDocument/2006/relationships" xmlns:m="http://schemas.openxmlformats.org/officeDocument/2006/math" xmlns:v="urn:schemas-microsoft-com:vml" xmlns:wp14="http://schemas.microsoft.com/office/word/2010/wordprocessingDrawing" xmlns:wp="http://schemas.openxmlformats.org/drawingml/2006/wordprocessingDrawing" xmlns:w10="urn:schemas-microsoft-com:office:word" xmlns:w="http://schemas.openxmlformats.org/wordprocessingml/2006/main" xmlns:w14="http://schemas.microsoft.com/office/word/2010/wordml" xmlns:w15="http://schemas.microsoft.com/office/word/2012/wordml" xmlns:wpg="http://schemas.microsoft.com/office/word/2010/wordprocessingGroup" xmlns:wpi="http://schemas.microsoft.com/office/word/2010/wordprocessingInk" xmlns:wne="http://schemas.microsoft.com/office/word/2006/wordml" xmlns:wps="http://schemas.microsoft.com/office/word/2010/wordprocessingShape" mc:Ignorable="w14 w15 wp14">
   <w:body>
     <w:p>
       <w:pPr>
@@ -2019,6 +2019,7 @@
           <w:noProof/>
           <w:sz w:val="28"/>
           <w:szCs w:val="28"/>
+          <w:lang w:val="en-GB" w:eastAsia="en-GB"/>
         </w:rPr>
         <w:drawing>
           <wp:inline distT="0" distB="0" distL="0" distR="0" wp14:anchorId="37C4A9F8" wp14:editId="359F9A30">
@@ -2146,7 +2147,7 @@
           <w:noProof/>
           <w:sz w:val="28"/>
           <w:szCs w:val="28"/>
-          <w:lang w:val="en-US"/>
+          <w:lang w:val="en-GB" w:eastAsia="en-GB"/>
         </w:rPr>
         <w:drawing>
           <wp:inline distT="0" distB="0" distL="0" distR="0" wp14:anchorId="6EB9D8B1" wp14:editId="6ABAF523">
@@ -2248,6 +2249,7 @@
           <w:noProof/>
           <w:sz w:val="28"/>
           <w:szCs w:val="28"/>
+          <w:lang w:val="en-GB" w:eastAsia="en-GB"/>
         </w:rPr>
         <w:drawing>
           <wp:inline distT="0" distB="0" distL="0" distR="0" wp14:anchorId="426147F6" wp14:editId="151E917A">
@@ -2386,6 +2388,7 @@
           <w:noProof/>
           <w:sz w:val="28"/>
           <w:szCs w:val="28"/>
+          <w:lang w:val="en-GB" w:eastAsia="en-GB"/>
         </w:rPr>
         <w:drawing>
           <wp:inline distT="0" distB="0" distL="0" distR="0" wp14:anchorId="1F452FD8" wp14:editId="3C4922EC">
@@ -2491,7 +2494,7 @@
           <w:noProof/>
           <w:sz w:val="28"/>
           <w:szCs w:val="28"/>
-          <w:lang w:val="en-US"/>
+          <w:lang w:val="en-GB" w:eastAsia="en-GB"/>
         </w:rPr>
         <w:drawing>
           <wp:inline distT="0" distB="0" distL="0" distR="0" wp14:anchorId="3BE6200C" wp14:editId="0B07196B">
@@ -2588,7 +2591,7 @@
           <w:noProof/>
           <w:sz w:val="28"/>
           <w:szCs w:val="28"/>
-          <w:lang w:val="en-US"/>
+          <w:lang w:val="en-GB" w:eastAsia="en-GB"/>
         </w:rPr>
         <w:drawing>
           <wp:inline distT="0" distB="0" distL="0" distR="0" wp14:anchorId="40CBB9E2" wp14:editId="62A6DC4E">
@@ -2728,7 +2731,7 @@
           <w:noProof/>
           <w:sz w:val="28"/>
           <w:szCs w:val="28"/>
-          <w:lang w:val="en-US"/>
+          <w:lang w:val="en-GB" w:eastAsia="en-GB"/>
         </w:rPr>
         <w:drawing>
           <wp:inline distT="0" distB="0" distL="0" distR="0" wp14:anchorId="2D31026F" wp14:editId="4C37362A">
@@ -2793,6 +2796,7 @@
           <w:noProof/>
           <w:sz w:val="28"/>
           <w:szCs w:val="28"/>
+          <w:lang w:val="en-GB" w:eastAsia="en-GB"/>
         </w:rPr>
         <w:drawing>
           <wp:inline distT="0" distB="0" distL="0" distR="0" wp14:anchorId="41B3209D" wp14:editId="0FF6F317">
@@ -2877,7 +2881,7 @@
           <w:noProof/>
           <w:sz w:val="28"/>
           <w:szCs w:val="28"/>
-          <w:lang w:val="en-US"/>
+          <w:lang w:val="en-GB" w:eastAsia="en-GB"/>
         </w:rPr>
         <w:drawing>
           <wp:inline distT="0" distB="0" distL="0" distR="0" wp14:anchorId="61B0E09A" wp14:editId="50094B5D">
@@ -3010,6 +3014,7 @@
           <w:noProof/>
           <w:sz w:val="28"/>
           <w:szCs w:val="28"/>
+          <w:lang w:val="en-GB" w:eastAsia="en-GB"/>
         </w:rPr>
         <w:drawing>
           <wp:inline distT="0" distB="0" distL="0" distR="0" wp14:anchorId="2DB81E53" wp14:editId="0B702A60">
@@ -3104,7 +3109,7 @@
           <w:noProof/>
           <w:sz w:val="28"/>
           <w:szCs w:val="28"/>
-          <w:lang w:val="en-US"/>
+          <w:lang w:val="en-GB" w:eastAsia="en-GB"/>
         </w:rPr>
         <w:lastRenderedPageBreak/>
         <w:drawing>
@@ -3199,7 +3204,7 @@
           <w:noProof/>
           <w:sz w:val="28"/>
           <w:szCs w:val="28"/>
-          <w:lang w:val="en-US"/>
+          <w:lang w:val="en-GB" w:eastAsia="en-GB"/>
         </w:rPr>
         <w:drawing>
           <wp:inline distT="0" distB="0" distL="0" distR="0" wp14:anchorId="39AE18CD" wp14:editId="798528AC">
@@ -3289,7 +3294,7 @@
           <w:noProof/>
           <w:sz w:val="28"/>
           <w:szCs w:val="28"/>
-          <w:lang w:val="en-US"/>
+          <w:lang w:val="en-GB" w:eastAsia="en-GB"/>
         </w:rPr>
         <w:drawing>
           <wp:inline distT="0" distB="0" distL="0" distR="0" wp14:anchorId="0F308578" wp14:editId="537CF49B">
@@ -3394,7 +3399,7 @@
           <w:noProof/>
           <w:sz w:val="28"/>
           <w:szCs w:val="28"/>
-          <w:lang w:val="en-US"/>
+          <w:lang w:val="en-GB" w:eastAsia="en-GB"/>
         </w:rPr>
         <w:drawing>
           <wp:inline distT="0" distB="0" distL="0" distR="0" wp14:anchorId="11E00F0D" wp14:editId="5BAE30E0">
@@ -3572,8 +3577,10 @@
       <w:r>
         <w:rPr>
           <w:b/>
-          <w:sz w:val="28"/>
-          <w:szCs w:val="28"/>
+          <w:noProof/>
+          <w:sz w:val="28"/>
+          <w:szCs w:val="28"/>
+          <w:lang w:val="en-GB" w:eastAsia="en-GB"/>
         </w:rPr>
         <w:drawing>
           <wp:inline distT="0" distB="0" distL="0" distR="0" wp14:anchorId="310DFD7D" wp14:editId="06924248">
@@ -3671,8 +3678,10 @@
       </w:pPr>
       <w:r>
         <w:rPr>
-          <w:sz w:val="28"/>
-          <w:szCs w:val="28"/>
+          <w:noProof/>
+          <w:sz w:val="28"/>
+          <w:szCs w:val="28"/>
+          <w:lang w:val="en-GB" w:eastAsia="en-GB"/>
         </w:rPr>
         <w:drawing>
           <wp:inline distT="0" distB="0" distL="0" distR="0" wp14:anchorId="2B34E0BD" wp14:editId="269E8190">
@@ -3749,15 +3758,16 @@
       </w:pPr>
       <w:r>
         <w:rPr>
-          <w:sz w:val="28"/>
-          <w:szCs w:val="28"/>
-          <w:lang w:val="en-US"/>
+          <w:noProof/>
+          <w:sz w:val="28"/>
+          <w:szCs w:val="28"/>
+          <w:lang w:val="en-GB" w:eastAsia="en-GB"/>
         </w:rPr>
         <w:lastRenderedPageBreak/>
         <w:drawing>
-          <wp:inline distT="0" distB="0" distL="0" distR="0" wp14:anchorId="76DF5B51" wp14:editId="3CC094FA">
-            <wp:extent cx="5940425" cy="7396480"/>
-            <wp:effectExtent l="0" t="0" r="3175" b="0"/>
+          <wp:inline distT="0" distB="0" distL="0" distR="0" wp14:anchorId="76DF5B51" wp14:editId="601F4527">
+            <wp:extent cx="4848131" cy="6036454"/>
+            <wp:effectExtent l="0" t="0" r="0" b="2540"/>
             <wp:docPr id="299254788" name="Рисунок 1"/>
             <wp:cNvGraphicFramePr>
               <a:graphicFrameLocks xmlns:a="http://schemas.openxmlformats.org/drawingml/2006/main" noChangeAspect="1"/>
@@ -3778,7 +3788,7 @@
                   <pic:spPr>
                     <a:xfrm>
                       <a:off x="0" y="0"/>
-                      <a:ext cx="5940425" cy="7396480"/>
+                      <a:ext cx="4856080" cy="6046351"/>
                     </a:xfrm>
                     <a:prstGeom prst="rect">
                       <a:avLst/>
@@ -3802,15 +3812,16 @@
       </w:pPr>
       <w:r>
         <w:rPr>
-          <w:sz w:val="28"/>
-          <w:szCs w:val="28"/>
-          <w:lang w:val="en-US"/>
+          <w:noProof/>
+          <w:sz w:val="28"/>
+          <w:szCs w:val="28"/>
+          <w:lang w:val="en-GB" w:eastAsia="en-GB"/>
         </w:rPr>
         <w:lastRenderedPageBreak/>
         <w:drawing>
-          <wp:inline distT="0" distB="0" distL="0" distR="0" wp14:anchorId="6BA3A4E6" wp14:editId="557BBFE4">
-            <wp:extent cx="5940425" cy="7522210"/>
-            <wp:effectExtent l="0" t="0" r="3175" b="2540"/>
+          <wp:inline distT="0" distB="0" distL="0" distR="0" wp14:anchorId="6BA3A4E6" wp14:editId="0DBD3959">
+            <wp:extent cx="4779551" cy="6052225"/>
+            <wp:effectExtent l="0" t="0" r="2540" b="5715"/>
             <wp:docPr id="1454583529" name="Рисунок 1"/>
             <wp:cNvGraphicFramePr>
               <a:graphicFrameLocks xmlns:a="http://schemas.openxmlformats.org/drawingml/2006/main" noChangeAspect="1"/>
@@ -3831,7 +3842,7 @@
                   <pic:spPr>
                     <a:xfrm>
                       <a:off x="0" y="0"/>
-                      <a:ext cx="5940425" cy="7522210"/>
+                      <a:ext cx="4788833" cy="6063979"/>
                     </a:xfrm>
                     <a:prstGeom prst="rect">
                       <a:avLst/>
@@ -3855,15 +3866,15 @@
       </w:pPr>
       <w:r>
         <w:rPr>
-          <w:sz w:val="28"/>
-          <w:szCs w:val="28"/>
-          <w:lang w:val="en-US"/>
-        </w:rPr>
-        <w:lastRenderedPageBreak/>
+          <w:noProof/>
+          <w:sz w:val="28"/>
+          <w:szCs w:val="28"/>
+          <w:lang w:val="en-GB" w:eastAsia="en-GB"/>
+        </w:rPr>
         <w:drawing>
-          <wp:inline distT="0" distB="0" distL="0" distR="0" wp14:anchorId="75B7F80C" wp14:editId="03238F55">
-            <wp:extent cx="5940425" cy="1878965"/>
-            <wp:effectExtent l="0" t="0" r="3175" b="6985"/>
+          <wp:inline distT="0" distB="0" distL="0" distR="0" wp14:anchorId="75B7F80C" wp14:editId="50CF4FBD">
+            <wp:extent cx="4768770" cy="1508369"/>
+            <wp:effectExtent l="0" t="0" r="0" b="0"/>
             <wp:docPr id="1736722940" name="Рисунок 1"/>
             <wp:cNvGraphicFramePr>
               <a:graphicFrameLocks xmlns:a="http://schemas.openxmlformats.org/drawingml/2006/main" noChangeAspect="1"/>
@@ -3884,7 +3895,7 @@
                   <pic:spPr>
                     <a:xfrm>
                       <a:off x="0" y="0"/>
-                      <a:ext cx="5940425" cy="1878965"/>
+                      <a:ext cx="4812005" cy="1522044"/>
                     </a:xfrm>
                     <a:prstGeom prst="rect">
                       <a:avLst/>
@@ -3896,6 +3907,1046 @@
           </wp:inline>
         </w:drawing>
       </w:r>
+    </w:p>
+    <w:p>
+      <w:pPr>
+        <w:jc w:val="center"/>
+        <w:rPr>
+          <w:sz w:val="28"/>
+          <w:szCs w:val="28"/>
+          <w:lang w:val="en-US"/>
+        </w:rPr>
+      </w:pPr>
+    </w:p>
+    <w:p>
+      <w:pPr>
+        <w:jc w:val="center"/>
+        <w:rPr>
+          <w:sz w:val="28"/>
+          <w:szCs w:val="28"/>
+          <w:lang w:val="en-US"/>
+        </w:rPr>
+      </w:pPr>
+      <w:r>
+        <w:rPr>
+          <w:noProof/>
+          <w:sz w:val="28"/>
+          <w:szCs w:val="28"/>
+          <w:lang w:val="en-GB" w:eastAsia="en-GB"/>
+        </w:rPr>
+        <w:lastRenderedPageBreak/>
+        <w:drawing>
+          <wp:inline distT="0" distB="0" distL="0" distR="0" wp14:anchorId="0A0F03D4" wp14:editId="7D12A046">
+            <wp:extent cx="4978656" cy="4623038"/>
+            <wp:effectExtent l="0" t="0" r="0" b="6350"/>
+            <wp:docPr id="5" name="Рисунок 5"/>
+            <wp:cNvGraphicFramePr>
+              <a:graphicFrameLocks xmlns:a="http://schemas.openxmlformats.org/drawingml/2006/main" noChangeAspect="1"/>
+            </wp:cNvGraphicFramePr>
+            <a:graphic xmlns:a="http://schemas.openxmlformats.org/drawingml/2006/main">
+              <a:graphicData uri="http://schemas.openxmlformats.org/drawingml/2006/picture">
+                <pic:pic xmlns:pic="http://schemas.openxmlformats.org/drawingml/2006/picture">
+                  <pic:nvPicPr>
+                    <pic:cNvPr id="1" name=""/>
+                    <pic:cNvPicPr/>
+                  </pic:nvPicPr>
+                  <pic:blipFill>
+                    <a:blip r:embed="rId27"/>
+                    <a:stretch>
+                      <a:fillRect/>
+                    </a:stretch>
+                  </pic:blipFill>
+                  <pic:spPr>
+                    <a:xfrm>
+                      <a:off x="0" y="0"/>
+                      <a:ext cx="4978656" cy="4623038"/>
+                    </a:xfrm>
+                    <a:prstGeom prst="rect">
+                      <a:avLst/>
+                    </a:prstGeom>
+                  </pic:spPr>
+                </pic:pic>
+              </a:graphicData>
+            </a:graphic>
+          </wp:inline>
+        </w:drawing>
+      </w:r>
+    </w:p>
+    <w:p>
+      <w:pPr>
+        <w:jc w:val="center"/>
+        <w:rPr>
+          <w:sz w:val="28"/>
+          <w:szCs w:val="28"/>
+          <w:lang w:val="en-US"/>
+        </w:rPr>
+      </w:pPr>
+    </w:p>
+    <w:p>
+      <w:pPr>
+        <w:jc w:val="center"/>
+        <w:rPr>
+          <w:sz w:val="28"/>
+          <w:szCs w:val="28"/>
+          <w:lang w:val="en-US"/>
+        </w:rPr>
+      </w:pPr>
+      <w:r>
+        <w:rPr>
+          <w:noProof/>
+          <w:sz w:val="28"/>
+          <w:szCs w:val="28"/>
+          <w:lang w:val="en-GB" w:eastAsia="en-GB"/>
+        </w:rPr>
+        <w:drawing>
+          <wp:inline distT="0" distB="0" distL="0" distR="0" wp14:anchorId="165A8D83" wp14:editId="2AF38F7E">
+            <wp:extent cx="5131064" cy="3860998"/>
+            <wp:effectExtent l="0" t="0" r="0" b="6350"/>
+            <wp:docPr id="6" name="Рисунок 6"/>
+            <wp:cNvGraphicFramePr>
+              <a:graphicFrameLocks xmlns:a="http://schemas.openxmlformats.org/drawingml/2006/main" noChangeAspect="1"/>
+            </wp:cNvGraphicFramePr>
+            <a:graphic xmlns:a="http://schemas.openxmlformats.org/drawingml/2006/main">
+              <a:graphicData uri="http://schemas.openxmlformats.org/drawingml/2006/picture">
+                <pic:pic xmlns:pic="http://schemas.openxmlformats.org/drawingml/2006/picture">
+                  <pic:nvPicPr>
+                    <pic:cNvPr id="1" name=""/>
+                    <pic:cNvPicPr/>
+                  </pic:nvPicPr>
+                  <pic:blipFill>
+                    <a:blip r:embed="rId28"/>
+                    <a:stretch>
+                      <a:fillRect/>
+                    </a:stretch>
+                  </pic:blipFill>
+                  <pic:spPr>
+                    <a:xfrm>
+                      <a:off x="0" y="0"/>
+                      <a:ext cx="5131064" cy="3860998"/>
+                    </a:xfrm>
+                    <a:prstGeom prst="rect">
+                      <a:avLst/>
+                    </a:prstGeom>
+                  </pic:spPr>
+                </pic:pic>
+              </a:graphicData>
+            </a:graphic>
+          </wp:inline>
+        </w:drawing>
+      </w:r>
+    </w:p>
+    <w:p>
+      <w:pPr>
+        <w:jc w:val="center"/>
+        <w:rPr>
+          <w:sz w:val="28"/>
+          <w:szCs w:val="28"/>
+          <w:lang w:val="en-US"/>
+        </w:rPr>
+      </w:pPr>
+    </w:p>
+    <w:p>
+      <w:pPr>
+        <w:jc w:val="center"/>
+        <w:rPr>
+          <w:sz w:val="28"/>
+          <w:szCs w:val="28"/>
+          <w:lang w:val="en-US"/>
+        </w:rPr>
+      </w:pPr>
+      <w:r>
+        <w:rPr>
+          <w:noProof/>
+          <w:sz w:val="28"/>
+          <w:szCs w:val="28"/>
+          <w:lang w:val="en-GB" w:eastAsia="en-GB"/>
+        </w:rPr>
+        <w:lastRenderedPageBreak/>
+        <w:drawing>
+          <wp:inline distT="0" distB="0" distL="0" distR="0" wp14:anchorId="67F6704C" wp14:editId="56AE6DF6">
+            <wp:extent cx="5940425" cy="3477260"/>
+            <wp:effectExtent l="0" t="0" r="3175" b="8890"/>
+            <wp:docPr id="7" name="Рисунок 7"/>
+            <wp:cNvGraphicFramePr>
+              <a:graphicFrameLocks xmlns:a="http://schemas.openxmlformats.org/drawingml/2006/main" noChangeAspect="1"/>
+            </wp:cNvGraphicFramePr>
+            <a:graphic xmlns:a="http://schemas.openxmlformats.org/drawingml/2006/main">
+              <a:graphicData uri="http://schemas.openxmlformats.org/drawingml/2006/picture">
+                <pic:pic xmlns:pic="http://schemas.openxmlformats.org/drawingml/2006/picture">
+                  <pic:nvPicPr>
+                    <pic:cNvPr id="1" name=""/>
+                    <pic:cNvPicPr/>
+                  </pic:nvPicPr>
+                  <pic:blipFill>
+                    <a:blip r:embed="rId29"/>
+                    <a:stretch>
+                      <a:fillRect/>
+                    </a:stretch>
+                  </pic:blipFill>
+                  <pic:spPr>
+                    <a:xfrm>
+                      <a:off x="0" y="0"/>
+                      <a:ext cx="5940425" cy="3477260"/>
+                    </a:xfrm>
+                    <a:prstGeom prst="rect">
+                      <a:avLst/>
+                    </a:prstGeom>
+                  </pic:spPr>
+                </pic:pic>
+              </a:graphicData>
+            </a:graphic>
+          </wp:inline>
+        </w:drawing>
+      </w:r>
+    </w:p>
+    <w:p>
+      <w:pPr>
+        <w:jc w:val="center"/>
+        <w:rPr>
+          <w:sz w:val="28"/>
+          <w:szCs w:val="28"/>
+          <w:lang w:val="en-US"/>
+        </w:rPr>
+      </w:pPr>
+    </w:p>
+    <w:p>
+      <w:pPr>
+        <w:jc w:val="center"/>
+        <w:rPr>
+          <w:sz w:val="28"/>
+          <w:szCs w:val="28"/>
+          <w:lang w:val="en-US"/>
+        </w:rPr>
+      </w:pPr>
+      <w:r>
+        <w:rPr>
+          <w:noProof/>
+          <w:sz w:val="28"/>
+          <w:szCs w:val="28"/>
+          <w:lang w:val="en-GB" w:eastAsia="en-GB"/>
+        </w:rPr>
+        <w:drawing>
+          <wp:inline distT="0" distB="0" distL="0" distR="0" wp14:anchorId="70F907C9" wp14:editId="1CAC9612">
+            <wp:extent cx="4356324" cy="2457576"/>
+            <wp:effectExtent l="0" t="0" r="6350" b="0"/>
+            <wp:docPr id="8" name="Рисунок 8"/>
+            <wp:cNvGraphicFramePr>
+              <a:graphicFrameLocks xmlns:a="http://schemas.openxmlformats.org/drawingml/2006/main" noChangeAspect="1"/>
+            </wp:cNvGraphicFramePr>
+            <a:graphic xmlns:a="http://schemas.openxmlformats.org/drawingml/2006/main">
+              <a:graphicData uri="http://schemas.openxmlformats.org/drawingml/2006/picture">
+                <pic:pic xmlns:pic="http://schemas.openxmlformats.org/drawingml/2006/picture">
+                  <pic:nvPicPr>
+                    <pic:cNvPr id="1" name=""/>
+                    <pic:cNvPicPr/>
+                  </pic:nvPicPr>
+                  <pic:blipFill>
+                    <a:blip r:embed="rId30"/>
+                    <a:stretch>
+                      <a:fillRect/>
+                    </a:stretch>
+                  </pic:blipFill>
+                  <pic:spPr>
+                    <a:xfrm>
+                      <a:off x="0" y="0"/>
+                      <a:ext cx="4356324" cy="2457576"/>
+                    </a:xfrm>
+                    <a:prstGeom prst="rect">
+                      <a:avLst/>
+                    </a:prstGeom>
+                  </pic:spPr>
+                </pic:pic>
+              </a:graphicData>
+            </a:graphic>
+          </wp:inline>
+        </w:drawing>
+      </w:r>
+    </w:p>
+    <w:p>
+      <w:pPr>
+        <w:jc w:val="center"/>
+        <w:rPr>
+          <w:sz w:val="28"/>
+          <w:szCs w:val="28"/>
+          <w:lang w:val="en-US"/>
+        </w:rPr>
+      </w:pPr>
+    </w:p>
+    <w:p>
+      <w:pPr>
+        <w:jc w:val="center"/>
+        <w:rPr>
+          <w:sz w:val="28"/>
+          <w:szCs w:val="28"/>
+          <w:lang w:val="en-US"/>
+        </w:rPr>
+      </w:pPr>
+    </w:p>
+    <w:p>
+      <w:pPr>
+        <w:jc w:val="center"/>
+        <w:rPr>
+          <w:sz w:val="28"/>
+          <w:szCs w:val="28"/>
+          <w:lang w:val="en-US"/>
+        </w:rPr>
+      </w:pPr>
+      <w:r>
+        <w:rPr>
+          <w:sz w:val="28"/>
+          <w:szCs w:val="28"/>
+          <w:lang w:val="en-US"/>
+        </w:rPr>
+        <w:t>Pause</w:t>
+      </w:r>
+    </w:p>
+    <w:p>
+      <w:pPr>
+        <w:jc w:val="center"/>
+        <w:rPr>
+          <w:sz w:val="28"/>
+          <w:szCs w:val="28"/>
+        </w:rPr>
+      </w:pPr>
+      <w:r>
+        <w:rPr>
+          <w:noProof/>
+          <w:sz w:val="28"/>
+          <w:szCs w:val="28"/>
+          <w:lang w:val="en-GB" w:eastAsia="en-GB"/>
+        </w:rPr>
+        <w:drawing>
+          <wp:inline distT="0" distB="0" distL="0" distR="0" wp14:anchorId="2FEA76A6" wp14:editId="50D69765">
+            <wp:extent cx="5829600" cy="882695"/>
+            <wp:effectExtent l="0" t="0" r="0" b="0"/>
+            <wp:docPr id="1" name="Рисунок 1"/>
+            <wp:cNvGraphicFramePr>
+              <a:graphicFrameLocks xmlns:a="http://schemas.openxmlformats.org/drawingml/2006/main" noChangeAspect="1"/>
+            </wp:cNvGraphicFramePr>
+            <a:graphic xmlns:a="http://schemas.openxmlformats.org/drawingml/2006/main">
+              <a:graphicData uri="http://schemas.openxmlformats.org/drawingml/2006/picture">
+                <pic:pic xmlns:pic="http://schemas.openxmlformats.org/drawingml/2006/picture">
+                  <pic:nvPicPr>
+                    <pic:cNvPr id="1" name=""/>
+                    <pic:cNvPicPr/>
+                  </pic:nvPicPr>
+                  <pic:blipFill>
+                    <a:blip r:embed="rId31"/>
+                    <a:stretch>
+                      <a:fillRect/>
+                    </a:stretch>
+                  </pic:blipFill>
+                  <pic:spPr>
+                    <a:xfrm>
+                      <a:off x="0" y="0"/>
+                      <a:ext cx="5829600" cy="882695"/>
+                    </a:xfrm>
+                    <a:prstGeom prst="rect">
+                      <a:avLst/>
+                    </a:prstGeom>
+                  </pic:spPr>
+                </pic:pic>
+              </a:graphicData>
+            </a:graphic>
+          </wp:inline>
+        </w:drawing>
+      </w:r>
+    </w:p>
+    <w:p>
+      <w:pPr>
+        <w:jc w:val="center"/>
+        <w:rPr>
+          <w:sz w:val="28"/>
+          <w:szCs w:val="28"/>
+          <w:lang w:val="en-US"/>
+        </w:rPr>
+      </w:pPr>
+      <w:r>
+        <w:rPr>
+          <w:noProof/>
+          <w:sz w:val="28"/>
+          <w:szCs w:val="28"/>
+          <w:lang w:val="en-GB" w:eastAsia="en-GB"/>
+        </w:rPr>
+        <w:lastRenderedPageBreak/>
+        <w:drawing>
+          <wp:inline distT="0" distB="0" distL="0" distR="0" wp14:anchorId="2E7534E2" wp14:editId="617A933F">
+            <wp:extent cx="4324572" cy="2432175"/>
+            <wp:effectExtent l="0" t="0" r="0" b="6350"/>
+            <wp:docPr id="2" name="Рисунок 2"/>
+            <wp:cNvGraphicFramePr>
+              <a:graphicFrameLocks xmlns:a="http://schemas.openxmlformats.org/drawingml/2006/main" noChangeAspect="1"/>
+            </wp:cNvGraphicFramePr>
+            <a:graphic xmlns:a="http://schemas.openxmlformats.org/drawingml/2006/main">
+              <a:graphicData uri="http://schemas.openxmlformats.org/drawingml/2006/picture">
+                <pic:pic xmlns:pic="http://schemas.openxmlformats.org/drawingml/2006/picture">
+                  <pic:nvPicPr>
+                    <pic:cNvPr id="1" name=""/>
+                    <pic:cNvPicPr/>
+                  </pic:nvPicPr>
+                  <pic:blipFill>
+                    <a:blip r:embed="rId32"/>
+                    <a:stretch>
+                      <a:fillRect/>
+                    </a:stretch>
+                  </pic:blipFill>
+                  <pic:spPr>
+                    <a:xfrm>
+                      <a:off x="0" y="0"/>
+                      <a:ext cx="4324572" cy="2432175"/>
+                    </a:xfrm>
+                    <a:prstGeom prst="rect">
+                      <a:avLst/>
+                    </a:prstGeom>
+                  </pic:spPr>
+                </pic:pic>
+              </a:graphicData>
+            </a:graphic>
+          </wp:inline>
+        </w:drawing>
+      </w:r>
+    </w:p>
+    <w:p>
+      <w:pPr>
+        <w:jc w:val="center"/>
+        <w:rPr>
+          <w:sz w:val="28"/>
+          <w:szCs w:val="28"/>
+          <w:lang w:val="en-US"/>
+        </w:rPr>
+      </w:pPr>
+    </w:p>
+    <w:p>
+      <w:pPr>
+        <w:jc w:val="center"/>
+        <w:rPr>
+          <w:sz w:val="28"/>
+          <w:szCs w:val="28"/>
+          <w:lang w:val="en-US"/>
+        </w:rPr>
+      </w:pPr>
+      <w:r>
+        <w:rPr>
+          <w:sz w:val="28"/>
+          <w:szCs w:val="28"/>
+          <w:lang w:val="en-US"/>
+        </w:rPr>
+        <w:t>set</w:t>
+      </w:r>
+    </w:p>
+    <w:p>
+      <w:pPr>
+        <w:jc w:val="center"/>
+        <w:rPr>
+          <w:sz w:val="28"/>
+          <w:szCs w:val="28"/>
+          <w:lang w:val="en-US"/>
+        </w:rPr>
+      </w:pPr>
+    </w:p>
+    <w:p>
+      <w:pPr>
+        <w:jc w:val="center"/>
+        <w:rPr>
+          <w:sz w:val="28"/>
+          <w:szCs w:val="28"/>
+          <w:lang w:val="en-US"/>
+        </w:rPr>
+      </w:pPr>
+      <w:r>
+        <w:rPr>
+          <w:noProof/>
+          <w:sz w:val="28"/>
+          <w:szCs w:val="28"/>
+          <w:lang w:val="en-GB" w:eastAsia="en-GB"/>
+        </w:rPr>
+        <w:drawing>
+          <wp:inline distT="0" distB="0" distL="0" distR="0" wp14:anchorId="07349C64" wp14:editId="04E76DD6">
+            <wp:extent cx="5940425" cy="4568190"/>
+            <wp:effectExtent l="0" t="0" r="3175" b="3810"/>
+            <wp:docPr id="3" name="Рисунок 3"/>
+            <wp:cNvGraphicFramePr>
+              <a:graphicFrameLocks xmlns:a="http://schemas.openxmlformats.org/drawingml/2006/main" noChangeAspect="1"/>
+            </wp:cNvGraphicFramePr>
+            <a:graphic xmlns:a="http://schemas.openxmlformats.org/drawingml/2006/main">
+              <a:graphicData uri="http://schemas.openxmlformats.org/drawingml/2006/picture">
+                <pic:pic xmlns:pic="http://schemas.openxmlformats.org/drawingml/2006/picture">
+                  <pic:nvPicPr>
+                    <pic:cNvPr id="1" name=""/>
+                    <pic:cNvPicPr/>
+                  </pic:nvPicPr>
+                  <pic:blipFill>
+                    <a:blip r:embed="rId33"/>
+                    <a:stretch>
+                      <a:fillRect/>
+                    </a:stretch>
+                  </pic:blipFill>
+                  <pic:spPr>
+                    <a:xfrm>
+                      <a:off x="0" y="0"/>
+                      <a:ext cx="5940425" cy="4568190"/>
+                    </a:xfrm>
+                    <a:prstGeom prst="rect">
+                      <a:avLst/>
+                    </a:prstGeom>
+                  </pic:spPr>
+                </pic:pic>
+              </a:graphicData>
+            </a:graphic>
+          </wp:inline>
+        </w:drawing>
+      </w:r>
+    </w:p>
+    <w:p>
+      <w:pPr>
+        <w:jc w:val="center"/>
+        <w:rPr>
+          <w:sz w:val="28"/>
+          <w:szCs w:val="28"/>
+          <w:lang w:val="en-US"/>
+        </w:rPr>
+      </w:pPr>
+      <w:r>
+        <w:rPr>
+          <w:noProof/>
+          <w:sz w:val="28"/>
+          <w:szCs w:val="28"/>
+          <w:lang w:val="en-GB" w:eastAsia="en-GB"/>
+        </w:rPr>
+        <w:lastRenderedPageBreak/>
+        <w:drawing>
+          <wp:inline distT="0" distB="0" distL="0" distR="0" wp14:anchorId="7091A4E8" wp14:editId="5E8A2CB6">
+            <wp:extent cx="5940425" cy="4412615"/>
+            <wp:effectExtent l="0" t="0" r="3175" b="6985"/>
+            <wp:docPr id="4" name="Рисунок 4"/>
+            <wp:cNvGraphicFramePr>
+              <a:graphicFrameLocks xmlns:a="http://schemas.openxmlformats.org/drawingml/2006/main" noChangeAspect="1"/>
+            </wp:cNvGraphicFramePr>
+            <a:graphic xmlns:a="http://schemas.openxmlformats.org/drawingml/2006/main">
+              <a:graphicData uri="http://schemas.openxmlformats.org/drawingml/2006/picture">
+                <pic:pic xmlns:pic="http://schemas.openxmlformats.org/drawingml/2006/picture">
+                  <pic:nvPicPr>
+                    <pic:cNvPr id="1" name=""/>
+                    <pic:cNvPicPr/>
+                  </pic:nvPicPr>
+                  <pic:blipFill>
+                    <a:blip r:embed="rId34"/>
+                    <a:stretch>
+                      <a:fillRect/>
+                    </a:stretch>
+                  </pic:blipFill>
+                  <pic:spPr>
+                    <a:xfrm>
+                      <a:off x="0" y="0"/>
+                      <a:ext cx="5940425" cy="4412615"/>
+                    </a:xfrm>
+                    <a:prstGeom prst="rect">
+                      <a:avLst/>
+                    </a:prstGeom>
+                  </pic:spPr>
+                </pic:pic>
+              </a:graphicData>
+            </a:graphic>
+          </wp:inline>
+        </w:drawing>
+      </w:r>
+    </w:p>
+    <w:p>
+      <w:pPr>
+        <w:jc w:val="center"/>
+        <w:rPr>
+          <w:sz w:val="28"/>
+          <w:szCs w:val="28"/>
+          <w:lang w:val="en-US"/>
+        </w:rPr>
+      </w:pPr>
+    </w:p>
+    <w:p>
+      <w:pPr>
+        <w:jc w:val="center"/>
+        <w:rPr>
+          <w:sz w:val="28"/>
+          <w:szCs w:val="28"/>
+          <w:lang w:val="en-US"/>
+        </w:rPr>
+      </w:pPr>
+      <w:r>
+        <w:rPr>
+          <w:noProof/>
+          <w:sz w:val="28"/>
+          <w:szCs w:val="28"/>
+          <w:lang w:val="en-GB" w:eastAsia="en-GB"/>
+        </w:rPr>
+        <w:drawing>
+          <wp:inline distT="0" distB="0" distL="0" distR="0" wp14:anchorId="793F826A" wp14:editId="147B17FE">
+            <wp:extent cx="4597636" cy="2844946"/>
+            <wp:effectExtent l="0" t="0" r="0" b="0"/>
+            <wp:docPr id="9" name="Рисунок 9"/>
+            <wp:cNvGraphicFramePr>
+              <a:graphicFrameLocks xmlns:a="http://schemas.openxmlformats.org/drawingml/2006/main" noChangeAspect="1"/>
+            </wp:cNvGraphicFramePr>
+            <a:graphic xmlns:a="http://schemas.openxmlformats.org/drawingml/2006/main">
+              <a:graphicData uri="http://schemas.openxmlformats.org/drawingml/2006/picture">
+                <pic:pic xmlns:pic="http://schemas.openxmlformats.org/drawingml/2006/picture">
+                  <pic:nvPicPr>
+                    <pic:cNvPr id="1" name=""/>
+                    <pic:cNvPicPr/>
+                  </pic:nvPicPr>
+                  <pic:blipFill>
+                    <a:blip r:embed="rId35"/>
+                    <a:stretch>
+                      <a:fillRect/>
+                    </a:stretch>
+                  </pic:blipFill>
+                  <pic:spPr>
+                    <a:xfrm>
+                      <a:off x="0" y="0"/>
+                      <a:ext cx="4597636" cy="2844946"/>
+                    </a:xfrm>
+                    <a:prstGeom prst="rect">
+                      <a:avLst/>
+                    </a:prstGeom>
+                  </pic:spPr>
+                </pic:pic>
+              </a:graphicData>
+            </a:graphic>
+          </wp:inline>
+        </w:drawing>
+      </w:r>
+    </w:p>
+    <w:p>
+      <w:pPr>
+        <w:jc w:val="center"/>
+        <w:rPr>
+          <w:sz w:val="28"/>
+          <w:szCs w:val="28"/>
+          <w:lang w:val="en-US"/>
+        </w:rPr>
+      </w:pPr>
+    </w:p>
+    <w:p>
+      <w:pPr>
+        <w:jc w:val="center"/>
+        <w:rPr>
+          <w:sz w:val="28"/>
+          <w:szCs w:val="28"/>
+          <w:lang w:val="en-US"/>
+        </w:rPr>
+      </w:pPr>
+    </w:p>
+    <w:p>
+      <w:pPr>
+        <w:jc w:val="center"/>
+        <w:rPr>
+          <w:sz w:val="28"/>
+          <w:szCs w:val="28"/>
+          <w:lang w:val="en-US"/>
+        </w:rPr>
+      </w:pPr>
+    </w:p>
+    <w:p>
+      <w:pPr>
+        <w:jc w:val="center"/>
+        <w:rPr>
+          <w:sz w:val="28"/>
+          <w:szCs w:val="28"/>
+          <w:lang w:val="en-US"/>
+        </w:rPr>
+      </w:pPr>
+      <w:r>
+        <w:rPr>
+          <w:noProof/>
+          <w:sz w:val="28"/>
+          <w:szCs w:val="28"/>
+          <w:lang w:val="en-GB" w:eastAsia="en-GB"/>
+        </w:rPr>
+        <w:lastRenderedPageBreak/>
+        <w:drawing>
+          <wp:inline distT="0" distB="0" distL="0" distR="0" wp14:anchorId="28213402" wp14:editId="1CD4E7F4">
+            <wp:extent cx="4978656" cy="4140413"/>
+            <wp:effectExtent l="0" t="0" r="0" b="0"/>
+            <wp:docPr id="10" name="Рисунок 10"/>
+            <wp:cNvGraphicFramePr>
+              <a:graphicFrameLocks xmlns:a="http://schemas.openxmlformats.org/drawingml/2006/main" noChangeAspect="1"/>
+            </wp:cNvGraphicFramePr>
+            <a:graphic xmlns:a="http://schemas.openxmlformats.org/drawingml/2006/main">
+              <a:graphicData uri="http://schemas.openxmlformats.org/drawingml/2006/picture">
+                <pic:pic xmlns:pic="http://schemas.openxmlformats.org/drawingml/2006/picture">
+                  <pic:nvPicPr>
+                    <pic:cNvPr id="1" name=""/>
+                    <pic:cNvPicPr/>
+                  </pic:nvPicPr>
+                  <pic:blipFill>
+                    <a:blip r:embed="rId36"/>
+                    <a:stretch>
+                      <a:fillRect/>
+                    </a:stretch>
+                  </pic:blipFill>
+                  <pic:spPr>
+                    <a:xfrm>
+                      <a:off x="0" y="0"/>
+                      <a:ext cx="4978656" cy="4140413"/>
+                    </a:xfrm>
+                    <a:prstGeom prst="rect">
+                      <a:avLst/>
+                    </a:prstGeom>
+                  </pic:spPr>
+                </pic:pic>
+              </a:graphicData>
+            </a:graphic>
+          </wp:inline>
+        </w:drawing>
+      </w:r>
+    </w:p>
+    <w:p>
+      <w:pPr>
+        <w:jc w:val="center"/>
+        <w:rPr>
+          <w:sz w:val="28"/>
+          <w:szCs w:val="28"/>
+          <w:lang w:val="en-US"/>
+        </w:rPr>
+      </w:pPr>
+    </w:p>
+    <w:p>
+      <w:pPr>
+        <w:jc w:val="center"/>
+        <w:rPr>
+          <w:sz w:val="28"/>
+          <w:szCs w:val="28"/>
+          <w:lang w:val="en-US"/>
+        </w:rPr>
+      </w:pPr>
+      <w:r>
+        <w:rPr>
+          <w:sz w:val="28"/>
+          <w:szCs w:val="28"/>
+          <w:lang w:val="en-US"/>
+        </w:rPr>
+        <w:t>Shift /n</w:t>
+      </w:r>
+    </w:p>
+    <w:p>
+      <w:pPr>
+        <w:jc w:val="center"/>
+        <w:rPr>
+          <w:sz w:val="28"/>
+          <w:szCs w:val="28"/>
+          <w:lang w:val="en-US"/>
+        </w:rPr>
+      </w:pPr>
+      <w:r>
+        <w:rPr>
+          <w:sz w:val="28"/>
+          <w:szCs w:val="28"/>
+          <w:lang w:val="en-US"/>
+        </w:rPr>
+        <w:drawing>
+          <wp:inline distT="0" distB="0" distL="0" distR="0" wp14:anchorId="13243C10" wp14:editId="1C366517">
+            <wp:extent cx="5940425" cy="2434590"/>
+            <wp:effectExtent l="0" t="0" r="3175" b="3810"/>
+            <wp:docPr id="11" name="Рисунок 11"/>
+            <wp:cNvGraphicFramePr>
+              <a:graphicFrameLocks xmlns:a="http://schemas.openxmlformats.org/drawingml/2006/main" noChangeAspect="1"/>
+            </wp:cNvGraphicFramePr>
+            <a:graphic xmlns:a="http://schemas.openxmlformats.org/drawingml/2006/main">
+              <a:graphicData uri="http://schemas.openxmlformats.org/drawingml/2006/picture">
+                <pic:pic xmlns:pic="http://schemas.openxmlformats.org/drawingml/2006/picture">
+                  <pic:nvPicPr>
+                    <pic:cNvPr id="1" name=""/>
+                    <pic:cNvPicPr/>
+                  </pic:nvPicPr>
+                  <pic:blipFill>
+                    <a:blip r:embed="rId37"/>
+                    <a:stretch>
+                      <a:fillRect/>
+                    </a:stretch>
+                  </pic:blipFill>
+                  <pic:spPr>
+                    <a:xfrm>
+                      <a:off x="0" y="0"/>
+                      <a:ext cx="5940425" cy="2434590"/>
+                    </a:xfrm>
+                    <a:prstGeom prst="rect">
+                      <a:avLst/>
+                    </a:prstGeom>
+                  </pic:spPr>
+                </pic:pic>
+              </a:graphicData>
+            </a:graphic>
+          </wp:inline>
+        </w:drawing>
+      </w:r>
+    </w:p>
+    <w:p>
+      <w:pPr>
+        <w:jc w:val="center"/>
+        <w:rPr>
+          <w:sz w:val="28"/>
+          <w:szCs w:val="28"/>
+          <w:lang w:val="en-US"/>
+        </w:rPr>
+      </w:pPr>
+    </w:p>
+    <w:p>
+      <w:pPr>
+        <w:jc w:val="center"/>
+        <w:rPr>
+          <w:sz w:val="28"/>
+          <w:szCs w:val="28"/>
+          <w:lang w:val="en-US"/>
+        </w:rPr>
+      </w:pPr>
+      <w:r>
+        <w:rPr>
+          <w:sz w:val="28"/>
+          <w:szCs w:val="28"/>
+          <w:lang w:val="en-US"/>
+        </w:rPr>
+        <w:lastRenderedPageBreak/>
+        <w:drawing>
+          <wp:inline distT="0" distB="0" distL="0" distR="0" wp14:anchorId="18C30446" wp14:editId="647B13CC">
+            <wp:extent cx="5940425" cy="3931285"/>
+            <wp:effectExtent l="0" t="0" r="3175" b="0"/>
+            <wp:docPr id="12" name="Рисунок 12"/>
+            <wp:cNvGraphicFramePr>
+              <a:graphicFrameLocks xmlns:a="http://schemas.openxmlformats.org/drawingml/2006/main" noChangeAspect="1"/>
+            </wp:cNvGraphicFramePr>
+            <a:graphic xmlns:a="http://schemas.openxmlformats.org/drawingml/2006/main">
+              <a:graphicData uri="http://schemas.openxmlformats.org/drawingml/2006/picture">
+                <pic:pic xmlns:pic="http://schemas.openxmlformats.org/drawingml/2006/picture">
+                  <pic:nvPicPr>
+                    <pic:cNvPr id="1" name=""/>
+                    <pic:cNvPicPr/>
+                  </pic:nvPicPr>
+                  <pic:blipFill>
+                    <a:blip r:embed="rId38"/>
+                    <a:stretch>
+                      <a:fillRect/>
+                    </a:stretch>
+                  </pic:blipFill>
+                  <pic:spPr>
+                    <a:xfrm>
+                      <a:off x="0" y="0"/>
+                      <a:ext cx="5940425" cy="3931285"/>
+                    </a:xfrm>
+                    <a:prstGeom prst="rect">
+                      <a:avLst/>
+                    </a:prstGeom>
+                  </pic:spPr>
+                </pic:pic>
+              </a:graphicData>
+            </a:graphic>
+          </wp:inline>
+        </w:drawing>
+      </w:r>
+    </w:p>
+    <w:p>
+      <w:pPr>
+        <w:jc w:val="center"/>
+        <w:rPr>
+          <w:sz w:val="28"/>
+          <w:szCs w:val="28"/>
+          <w:lang w:val="en-US"/>
+        </w:rPr>
+      </w:pPr>
+    </w:p>
+    <w:p>
+      <w:pPr>
+        <w:jc w:val="center"/>
+        <w:rPr>
+          <w:sz w:val="28"/>
+          <w:szCs w:val="28"/>
+          <w:lang w:val="en-US"/>
+        </w:rPr>
+      </w:pPr>
+    </w:p>
+    <w:p>
+      <w:pPr>
+        <w:jc w:val="center"/>
+        <w:rPr>
+          <w:sz w:val="28"/>
+          <w:szCs w:val="28"/>
+          <w:lang w:val="en-US"/>
+        </w:rPr>
+      </w:pPr>
+      <w:r>
+        <w:rPr>
+          <w:sz w:val="28"/>
+          <w:szCs w:val="28"/>
+          <w:lang w:val="en-US"/>
+        </w:rPr>
+        <w:t>Choice</w:t>
+      </w:r>
+    </w:p>
+    <w:p>
+      <w:pPr>
+        <w:jc w:val="center"/>
+        <w:rPr>
+          <w:sz w:val="28"/>
+          <w:szCs w:val="28"/>
+          <w:lang w:val="en-US"/>
+        </w:rPr>
+      </w:pPr>
+    </w:p>
+    <w:p>
+      <w:pPr>
+        <w:jc w:val="center"/>
+        <w:rPr>
+          <w:sz w:val="28"/>
+          <w:szCs w:val="28"/>
+          <w:lang w:val="en-US"/>
+        </w:rPr>
+      </w:pPr>
+      <w:r>
+        <w:rPr>
+          <w:sz w:val="28"/>
+          <w:szCs w:val="28"/>
+          <w:lang w:val="en-US"/>
+        </w:rPr>
+        <w:drawing>
+          <wp:inline distT="0" distB="0" distL="0" distR="0" wp14:anchorId="618026FE" wp14:editId="60F7B351">
+            <wp:extent cx="5940425" cy="3227070"/>
+            <wp:effectExtent l="0" t="0" r="3175" b="0"/>
+            <wp:docPr id="13" name="Рисунок 13"/>
+            <wp:cNvGraphicFramePr>
+              <a:graphicFrameLocks xmlns:a="http://schemas.openxmlformats.org/drawingml/2006/main" noChangeAspect="1"/>
+            </wp:cNvGraphicFramePr>
+            <a:graphic xmlns:a="http://schemas.openxmlformats.org/drawingml/2006/main">
+              <a:graphicData uri="http://schemas.openxmlformats.org/drawingml/2006/picture">
+                <pic:pic xmlns:pic="http://schemas.openxmlformats.org/drawingml/2006/picture">
+                  <pic:nvPicPr>
+                    <pic:cNvPr id="1" name=""/>
+                    <pic:cNvPicPr/>
+                  </pic:nvPicPr>
+                  <pic:blipFill>
+                    <a:blip r:embed="rId39"/>
+                    <a:stretch>
+                      <a:fillRect/>
+                    </a:stretch>
+                  </pic:blipFill>
+                  <pic:spPr>
+                    <a:xfrm>
+                      <a:off x="0" y="0"/>
+                      <a:ext cx="5940425" cy="3227070"/>
+                    </a:xfrm>
+                    <a:prstGeom prst="rect">
+                      <a:avLst/>
+                    </a:prstGeom>
+                  </pic:spPr>
+                </pic:pic>
+              </a:graphicData>
+            </a:graphic>
+          </wp:inline>
+        </w:drawing>
+      </w:r>
+    </w:p>
+    <w:p>
+      <w:pPr>
+        <w:jc w:val="center"/>
+        <w:rPr>
+          <w:sz w:val="28"/>
+          <w:szCs w:val="28"/>
+          <w:lang w:val="en-US"/>
+        </w:rPr>
+      </w:pPr>
+      <w:r>
+        <w:rPr>
+          <w:sz w:val="28"/>
+          <w:szCs w:val="28"/>
+          <w:lang w:val="en-US"/>
+        </w:rPr>
+        <w:lastRenderedPageBreak/>
+        <w:drawing>
+          <wp:inline distT="0" distB="0" distL="0" distR="0" wp14:anchorId="2393DA61" wp14:editId="601B81EE">
+            <wp:extent cx="5940425" cy="4091940"/>
+            <wp:effectExtent l="0" t="0" r="3175" b="3810"/>
+            <wp:docPr id="14" name="Рисунок 14"/>
+            <wp:cNvGraphicFramePr>
+              <a:graphicFrameLocks xmlns:a="http://schemas.openxmlformats.org/drawingml/2006/main" noChangeAspect="1"/>
+            </wp:cNvGraphicFramePr>
+            <a:graphic xmlns:a="http://schemas.openxmlformats.org/drawingml/2006/main">
+              <a:graphicData uri="http://schemas.openxmlformats.org/drawingml/2006/picture">
+                <pic:pic xmlns:pic="http://schemas.openxmlformats.org/drawingml/2006/picture">
+                  <pic:nvPicPr>
+                    <pic:cNvPr id="1" name=""/>
+                    <pic:cNvPicPr/>
+                  </pic:nvPicPr>
+                  <pic:blipFill>
+                    <a:blip r:embed="rId40"/>
+                    <a:stretch>
+                      <a:fillRect/>
+                    </a:stretch>
+                  </pic:blipFill>
+                  <pic:spPr>
+                    <a:xfrm>
+                      <a:off x="0" y="0"/>
+                      <a:ext cx="5940425" cy="4091940"/>
+                    </a:xfrm>
+                    <a:prstGeom prst="rect">
+                      <a:avLst/>
+                    </a:prstGeom>
+                  </pic:spPr>
+                </pic:pic>
+              </a:graphicData>
+            </a:graphic>
+          </wp:inline>
+        </w:drawing>
+      </w:r>
+    </w:p>
+    <w:p>
+      <w:pPr>
+        <w:jc w:val="center"/>
+        <w:rPr>
+          <w:sz w:val="28"/>
+          <w:szCs w:val="28"/>
+          <w:lang w:val="en-US"/>
+        </w:rPr>
+      </w:pPr>
+      <w:bookmarkStart w:id="6" w:name="_GoBack"/>
+      <w:r>
+        <w:rPr>
+          <w:sz w:val="28"/>
+          <w:szCs w:val="28"/>
+          <w:lang w:val="en-US"/>
+        </w:rPr>
+        <w:drawing>
+          <wp:inline distT="0" distB="0" distL="0" distR="0" wp14:anchorId="6410C1E1" wp14:editId="5038CC29">
+            <wp:extent cx="5940425" cy="1783715"/>
+            <wp:effectExtent l="0" t="0" r="3175" b="6985"/>
+            <wp:docPr id="15" name="Рисунок 15"/>
+            <wp:cNvGraphicFramePr>
+              <a:graphicFrameLocks xmlns:a="http://schemas.openxmlformats.org/drawingml/2006/main" noChangeAspect="1"/>
+            </wp:cNvGraphicFramePr>
+            <a:graphic xmlns:a="http://schemas.openxmlformats.org/drawingml/2006/main">
+              <a:graphicData uri="http://schemas.openxmlformats.org/drawingml/2006/picture">
+                <pic:pic xmlns:pic="http://schemas.openxmlformats.org/drawingml/2006/picture">
+                  <pic:nvPicPr>
+                    <pic:cNvPr id="1" name=""/>
+                    <pic:cNvPicPr/>
+                  </pic:nvPicPr>
+                  <pic:blipFill>
+                    <a:blip r:embed="rId41"/>
+                    <a:stretch>
+                      <a:fillRect/>
+                    </a:stretch>
+                  </pic:blipFill>
+                  <pic:spPr>
+                    <a:xfrm>
+                      <a:off x="0" y="0"/>
+                      <a:ext cx="5940425" cy="1783715"/>
+                    </a:xfrm>
+                    <a:prstGeom prst="rect">
+                      <a:avLst/>
+                    </a:prstGeom>
+                  </pic:spPr>
+                </pic:pic>
+              </a:graphicData>
+            </a:graphic>
+          </wp:inline>
+        </w:drawing>
+      </w:r>
+      <w:bookmarkEnd w:id="6"/>
     </w:p>
     <w:sectPr>
       <w:pgSz w:w="11906" w:h="16838"/>
@@ -3908,7 +4959,7 @@
 </file>
 
 <file path=word/endnotes.xml><?xml version="1.0" encoding="utf-8"?>
-<w:endnotes xmlns:wpc="http://schemas.microsoft.com/office/word/2010/wordprocessingCanvas" xmlns:cx="http://schemas.microsoft.com/office/drawing/2014/chartex" xmlns:cx1="http://schemas.microsoft.com/office/drawing/2015/9/8/chartex" xmlns:cx2="http://schemas.microsoft.com/office/drawing/2015/10/21/chartex" xmlns:cx3="http://schemas.microsoft.com/office/drawing/2016/5/9/chartex" xmlns:cx4="http://schemas.microsoft.com/office/drawing/2016/5/10/chartex" xmlns:cx5="http://schemas.microsoft.com/office/drawing/2016/5/11/chartex" xmlns:cx6="http://schemas.microsoft.com/office/drawing/2016/5/12/chartex" xmlns:cx7="http://schemas.microsoft.com/office/drawing/2016/5/13/chartex" xmlns:cx8="http://schemas.microsoft.com/office/drawing/2016/5/14/chartex" xmlns:mc="http://schemas.openxmlformats.org/markup-compatibility/2006" xmlns:aink="http://schemas.microsoft.com/office/drawing/2016/ink" xmlns:am3d="http://schemas.microsoft.com/office/drawing/2017/model3d" xmlns:o="urn:schemas-microsoft-com:office:office" xmlns:oel="http://schemas.microsoft.com/office/2019/extlst" xmlns:r="http://schemas.openxmlformats.org/officeDocument/2006/relationships" xmlns:m="http://schemas.openxmlformats.org/officeDocument/2006/math" xmlns:v="urn:schemas-microsoft-com:vml" xmlns:wp14="http://schemas.microsoft.com/office/word/2010/wordprocessingDrawing" xmlns:wp="http://schemas.openxmlformats.org/drawingml/2006/wordprocessingDrawing" xmlns:w10="urn:schemas-microsoft-com:office:word" xmlns:w="http://schemas.openxmlformats.org/wordprocessingml/2006/main" xmlns:w14="http://schemas.microsoft.com/office/word/2010/wordml" xmlns:w15="http://schemas.microsoft.com/office/word/2012/wordml" xmlns:w16cex="http://schemas.microsoft.com/office/word/2018/wordml/cex" xmlns:w16cid="http://schemas.microsoft.com/office/word/2016/wordml/cid" xmlns:w16="http://schemas.microsoft.com/office/word/2018/wordml" xmlns:w16sdtdh="http://schemas.microsoft.com/office/word/2020/wordml/sdtdatahash" xmlns:w16se="http://schemas.microsoft.com/office/word/2015/wordml/symex" xmlns:wpg="http://schemas.microsoft.com/office/word/2010/wordprocessingGroup" xmlns:wpi="http://schemas.microsoft.com/office/word/2010/wordprocessingInk" xmlns:wne="http://schemas.microsoft.com/office/word/2006/wordml" xmlns:wps="http://schemas.microsoft.com/office/word/2010/wordprocessingShape" mc:Ignorable="w14 w15 w16se w16cid w16 w16cex w16sdtdh wp14">
+<w:endnotes xmlns:wpc="http://schemas.microsoft.com/office/word/2010/wordprocessingCanvas" xmlns:mc="http://schemas.openxmlformats.org/markup-compatibility/2006" xmlns:o="urn:schemas-microsoft-com:office:office" xmlns:r="http://schemas.openxmlformats.org/officeDocument/2006/relationships" xmlns:m="http://schemas.openxmlformats.org/officeDocument/2006/math" xmlns:v="urn:schemas-microsoft-com:vml" xmlns:wp14="http://schemas.microsoft.com/office/word/2010/wordprocessingDrawing" xmlns:wp="http://schemas.openxmlformats.org/drawingml/2006/wordprocessingDrawing" xmlns:w10="urn:schemas-microsoft-com:office:word" xmlns:w="http://schemas.openxmlformats.org/wordprocessingml/2006/main" xmlns:w14="http://schemas.microsoft.com/office/word/2010/wordml" xmlns:w15="http://schemas.microsoft.com/office/word/2012/wordml" xmlns:wpg="http://schemas.microsoft.com/office/word/2010/wordprocessingGroup" xmlns:wpi="http://schemas.microsoft.com/office/word/2010/wordprocessingInk" xmlns:wne="http://schemas.microsoft.com/office/word/2006/wordml" xmlns:wps="http://schemas.microsoft.com/office/word/2010/wordprocessingShape" mc:Ignorable="w14 w15 wp14">
   <w:endnote w:type="separator" w:id="-1">
     <w:p>
       <w:r>
@@ -3927,7 +4978,7 @@
 </file>
 
 <file path=word/footnotes.xml><?xml version="1.0" encoding="utf-8"?>
-<w:footnotes xmlns:wpc="http://schemas.microsoft.com/office/word/2010/wordprocessingCanvas" xmlns:cx="http://schemas.microsoft.com/office/drawing/2014/chartex" xmlns:cx1="http://schemas.microsoft.com/office/drawing/2015/9/8/chartex" xmlns:cx2="http://schemas.microsoft.com/office/drawing/2015/10/21/chartex" xmlns:cx3="http://schemas.microsoft.com/office/drawing/2016/5/9/chartex" xmlns:cx4="http://schemas.microsoft.com/office/drawing/2016/5/10/chartex" xmlns:cx5="http://schemas.microsoft.com/office/drawing/2016/5/11/chartex" xmlns:cx6="http://schemas.microsoft.com/office/drawing/2016/5/12/chartex" xmlns:cx7="http://schemas.microsoft.com/office/drawing/2016/5/13/chartex" xmlns:cx8="http://schemas.microsoft.com/office/drawing/2016/5/14/chartex" xmlns:mc="http://schemas.openxmlformats.org/markup-compatibility/2006" xmlns:aink="http://schemas.microsoft.com/office/drawing/2016/ink" xmlns:am3d="http://schemas.microsoft.com/office/drawing/2017/model3d" xmlns:o="urn:schemas-microsoft-com:office:office" xmlns:oel="http://schemas.microsoft.com/office/2019/extlst" xmlns:r="http://schemas.openxmlformats.org/officeDocument/2006/relationships" xmlns:m="http://schemas.openxmlformats.org/officeDocument/2006/math" xmlns:v="urn:schemas-microsoft-com:vml" xmlns:wp14="http://schemas.microsoft.com/office/word/2010/wordprocessingDrawing" xmlns:wp="http://schemas.openxmlformats.org/drawingml/2006/wordprocessingDrawing" xmlns:w10="urn:schemas-microsoft-com:office:word" xmlns:w="http://schemas.openxmlformats.org/wordprocessingml/2006/main" xmlns:w14="http://schemas.microsoft.com/office/word/2010/wordml" xmlns:w15="http://schemas.microsoft.com/office/word/2012/wordml" xmlns:w16cex="http://schemas.microsoft.com/office/word/2018/wordml/cex" xmlns:w16cid="http://schemas.microsoft.com/office/word/2016/wordml/cid" xmlns:w16="http://schemas.microsoft.com/office/word/2018/wordml" xmlns:w16sdtdh="http://schemas.microsoft.com/office/word/2020/wordml/sdtdatahash" xmlns:w16se="http://schemas.microsoft.com/office/word/2015/wordml/symex" xmlns:wpg="http://schemas.microsoft.com/office/word/2010/wordprocessingGroup" xmlns:wpi="http://schemas.microsoft.com/office/word/2010/wordprocessingInk" xmlns:wne="http://schemas.microsoft.com/office/word/2006/wordml" xmlns:wps="http://schemas.microsoft.com/office/word/2010/wordprocessingShape" mc:Ignorable="w14 w15 w16se w16cid w16 w16cex w16sdtdh wp14">
+<w:footnotes xmlns:wpc="http://schemas.microsoft.com/office/word/2010/wordprocessingCanvas" xmlns:mc="http://schemas.openxmlformats.org/markup-compatibility/2006" xmlns:o="urn:schemas-microsoft-com:office:office" xmlns:r="http://schemas.openxmlformats.org/officeDocument/2006/relationships" xmlns:m="http://schemas.openxmlformats.org/officeDocument/2006/math" xmlns:v="urn:schemas-microsoft-com:vml" xmlns:wp14="http://schemas.microsoft.com/office/word/2010/wordprocessingDrawing" xmlns:wp="http://schemas.openxmlformats.org/drawingml/2006/wordprocessingDrawing" xmlns:w10="urn:schemas-microsoft-com:office:word" xmlns:w="http://schemas.openxmlformats.org/wordprocessingml/2006/main" xmlns:w14="http://schemas.microsoft.com/office/word/2010/wordml" xmlns:w15="http://schemas.microsoft.com/office/word/2012/wordml" xmlns:wpg="http://schemas.microsoft.com/office/word/2010/wordprocessingGroup" xmlns:wpi="http://schemas.microsoft.com/office/word/2010/wordprocessingInk" xmlns:wne="http://schemas.microsoft.com/office/word/2006/wordml" xmlns:wps="http://schemas.microsoft.com/office/word/2010/wordprocessingShape" mc:Ignorable="w14 w15 wp14">
   <w:footnote w:type="separator" w:id="-1">
     <w:p>
       <w:r>
@@ -3946,7 +4997,7 @@
 </file>
 
 <file path=word/numbering.xml><?xml version="1.0" encoding="utf-8"?>
-<w:numbering xmlns:wpc="http://schemas.microsoft.com/office/word/2010/wordprocessingCanvas" xmlns:cx="http://schemas.microsoft.com/office/drawing/2014/chartex" xmlns:cx1="http://schemas.microsoft.com/office/drawing/2015/9/8/chartex" xmlns:cx2="http://schemas.microsoft.com/office/drawing/2015/10/21/chartex" xmlns:cx3="http://schemas.microsoft.com/office/drawing/2016/5/9/chartex" xmlns:cx4="http://schemas.microsoft.com/office/drawing/2016/5/10/chartex" xmlns:cx5="http://schemas.microsoft.com/office/drawing/2016/5/11/chartex" xmlns:cx6="http://schemas.microsoft.com/office/drawing/2016/5/12/chartex" xmlns:cx7="http://schemas.microsoft.com/office/drawing/2016/5/13/chartex" xmlns:cx8="http://schemas.microsoft.com/office/drawing/2016/5/14/chartex" xmlns:mc="http://schemas.openxmlformats.org/markup-compatibility/2006" xmlns:aink="http://schemas.microsoft.com/office/drawing/2016/ink" xmlns:am3d="http://schemas.microsoft.com/office/drawing/2017/model3d" xmlns:o="urn:schemas-microsoft-com:office:office" xmlns:oel="http://schemas.microsoft.com/office/2019/extlst" xmlns:r="http://schemas.openxmlformats.org/officeDocument/2006/relationships" xmlns:m="http://schemas.openxmlformats.org/officeDocument/2006/math" xmlns:v="urn:schemas-microsoft-com:vml" xmlns:wp14="http://schemas.microsoft.com/office/word/2010/wordprocessingDrawing" xmlns:wp="http://schemas.openxmlformats.org/drawingml/2006/wordprocessingDrawing" xmlns:w10="urn:schemas-microsoft-com:office:word" xmlns:w="http://schemas.openxmlformats.org/wordprocessingml/2006/main" xmlns:w14="http://schemas.microsoft.com/office/word/2010/wordml" xmlns:w15="http://schemas.microsoft.com/office/word/2012/wordml" xmlns:w16cex="http://schemas.microsoft.com/office/word/2018/wordml/cex" xmlns:w16cid="http://schemas.microsoft.com/office/word/2016/wordml/cid" xmlns:w16="http://schemas.microsoft.com/office/word/2018/wordml" xmlns:w16sdtdh="http://schemas.microsoft.com/office/word/2020/wordml/sdtdatahash" xmlns:w16se="http://schemas.microsoft.com/office/word/2015/wordml/symex" xmlns:wpg="http://schemas.microsoft.com/office/word/2010/wordprocessingGroup" xmlns:wpi="http://schemas.microsoft.com/office/word/2010/wordprocessingInk" xmlns:wne="http://schemas.microsoft.com/office/word/2006/wordml" xmlns:wps="http://schemas.microsoft.com/office/word/2010/wordprocessingShape" mc:Ignorable="w14 w15 w16se w16cid w16 w16cex w16sdtdh wp14">
+<w:numbering xmlns:wpc="http://schemas.microsoft.com/office/word/2010/wordprocessingCanvas" xmlns:mc="http://schemas.openxmlformats.org/markup-compatibility/2006" xmlns:o="urn:schemas-microsoft-com:office:office" xmlns:r="http://schemas.openxmlformats.org/officeDocument/2006/relationships" xmlns:m="http://schemas.openxmlformats.org/officeDocument/2006/math" xmlns:v="urn:schemas-microsoft-com:vml" xmlns:wp14="http://schemas.microsoft.com/office/word/2010/wordprocessingDrawing" xmlns:wp="http://schemas.openxmlformats.org/drawingml/2006/wordprocessingDrawing" xmlns:w10="urn:schemas-microsoft-com:office:word" xmlns:w="http://schemas.openxmlformats.org/wordprocessingml/2006/main" xmlns:w14="http://schemas.microsoft.com/office/word/2010/wordml" xmlns:w15="http://schemas.microsoft.com/office/word/2012/wordml" xmlns:wpg="http://schemas.microsoft.com/office/word/2010/wordprocessingGroup" xmlns:wpi="http://schemas.microsoft.com/office/word/2010/wordprocessingInk" xmlns:wne="http://schemas.microsoft.com/office/word/2006/wordml" xmlns:wps="http://schemas.microsoft.com/office/word/2010/wordprocessingShape" mc:Ignorable="w14 w15 wp14">
   <w:abstractNum w:abstractNumId="0" w15:restartNumberingAfterBreak="0">
     <w:nsid w:val="024532E4"/>
     <w:multiLevelType w:val="hybridMultilevel"/>
@@ -5991,77 +7042,77 @@
       </w:pPr>
     </w:lvl>
   </w:abstractNum>
-  <w:num w:numId="1" w16cid:durableId="1696418393">
+  <w:num w:numId="1">
     <w:abstractNumId w:val="19"/>
   </w:num>
-  <w:num w:numId="2" w16cid:durableId="1579822287">
+  <w:num w:numId="2">
     <w:abstractNumId w:val="5"/>
   </w:num>
-  <w:num w:numId="3" w16cid:durableId="900364851">
+  <w:num w:numId="3">
     <w:abstractNumId w:val="11"/>
   </w:num>
-  <w:num w:numId="4" w16cid:durableId="1251161451">
+  <w:num w:numId="4">
     <w:abstractNumId w:val="4"/>
   </w:num>
-  <w:num w:numId="5" w16cid:durableId="1733964895">
+  <w:num w:numId="5">
     <w:abstractNumId w:val="18"/>
   </w:num>
-  <w:num w:numId="6" w16cid:durableId="949358702">
+  <w:num w:numId="6">
     <w:abstractNumId w:val="12"/>
   </w:num>
-  <w:num w:numId="7" w16cid:durableId="691148785">
+  <w:num w:numId="7">
     <w:abstractNumId w:val="8"/>
   </w:num>
-  <w:num w:numId="8" w16cid:durableId="1879659066">
+  <w:num w:numId="8">
     <w:abstractNumId w:val="6"/>
   </w:num>
-  <w:num w:numId="9" w16cid:durableId="1824271767">
+  <w:num w:numId="9">
     <w:abstractNumId w:val="9"/>
   </w:num>
-  <w:num w:numId="10" w16cid:durableId="1815566938">
+  <w:num w:numId="10">
     <w:abstractNumId w:val="16"/>
   </w:num>
-  <w:num w:numId="11" w16cid:durableId="1441949624">
+  <w:num w:numId="11">
     <w:abstractNumId w:val="17"/>
   </w:num>
-  <w:num w:numId="12" w16cid:durableId="983974316">
+  <w:num w:numId="12">
     <w:abstractNumId w:val="10"/>
   </w:num>
-  <w:num w:numId="13" w16cid:durableId="2099322798">
+  <w:num w:numId="13">
     <w:abstractNumId w:val="15"/>
   </w:num>
-  <w:num w:numId="14" w16cid:durableId="1311865019">
+  <w:num w:numId="14">
     <w:abstractNumId w:val="20"/>
   </w:num>
-  <w:num w:numId="15" w16cid:durableId="122041996">
+  <w:num w:numId="15">
     <w:abstractNumId w:val="21"/>
   </w:num>
-  <w:num w:numId="16" w16cid:durableId="1921988066">
+  <w:num w:numId="16">
     <w:abstractNumId w:val="14"/>
   </w:num>
-  <w:num w:numId="17" w16cid:durableId="1682125625">
+  <w:num w:numId="17">
     <w:abstractNumId w:val="2"/>
   </w:num>
-  <w:num w:numId="18" w16cid:durableId="1036277154">
+  <w:num w:numId="18">
     <w:abstractNumId w:val="1"/>
   </w:num>
-  <w:num w:numId="19" w16cid:durableId="908348290">
+  <w:num w:numId="19">
     <w:abstractNumId w:val="7"/>
   </w:num>
-  <w:num w:numId="20" w16cid:durableId="827019110">
+  <w:num w:numId="20">
     <w:abstractNumId w:val="13"/>
   </w:num>
-  <w:num w:numId="21" w16cid:durableId="2105369953">
+  <w:num w:numId="21">
     <w:abstractNumId w:val="3"/>
   </w:num>
-  <w:num w:numId="22" w16cid:durableId="1668749187">
+  <w:num w:numId="22">
     <w:abstractNumId w:val="0"/>
   </w:num>
 </w:numbering>
 </file>
 
 <file path=word/styles.xml><?xml version="1.0" encoding="utf-8"?>
-<w:styles xmlns:mc="http://schemas.openxmlformats.org/markup-compatibility/2006" xmlns:r="http://schemas.openxmlformats.org/officeDocument/2006/relationships" xmlns:w="http://schemas.openxmlformats.org/wordprocessingml/2006/main" xmlns:w14="http://schemas.microsoft.com/office/word/2010/wordml" xmlns:w15="http://schemas.microsoft.com/office/word/2012/wordml" xmlns:w16cex="http://schemas.microsoft.com/office/word/2018/wordml/cex" xmlns:w16cid="http://schemas.microsoft.com/office/word/2016/wordml/cid" xmlns:w16="http://schemas.microsoft.com/office/word/2018/wordml" xmlns:w16sdtdh="http://schemas.microsoft.com/office/word/2020/wordml/sdtdatahash" xmlns:w16se="http://schemas.microsoft.com/office/word/2015/wordml/symex" mc:Ignorable="w14 w15 w16se w16cid w16 w16cex w16sdtdh">
+<w:styles xmlns:mc="http://schemas.openxmlformats.org/markup-compatibility/2006" xmlns:r="http://schemas.openxmlformats.org/officeDocument/2006/relationships" xmlns:w="http://schemas.openxmlformats.org/wordprocessingml/2006/main" xmlns:w14="http://schemas.microsoft.com/office/word/2010/wordml" xmlns:w15="http://schemas.microsoft.com/office/word/2012/wordml" mc:Ignorable="w14 w15">
   <w:docDefaults>
     <w:rPrDefault>
       <w:rPr>
@@ -6077,7 +7128,7 @@
       </w:pPr>
     </w:pPrDefault>
   </w:docDefaults>
-  <w:latentStyles w:defLockedState="0" w:defUIPriority="99" w:defSemiHidden="0" w:defUnhideWhenUsed="0" w:defQFormat="0" w:count="376">
+  <w:latentStyles w:defLockedState="0" w:defUIPriority="99" w:defSemiHidden="0" w:defUnhideWhenUsed="0" w:defQFormat="0" w:count="371">
     <w:lsdException w:name="Normal" w:uiPriority="0" w:qFormat="1"/>
     <w:lsdException w:name="heading 1" w:uiPriority="9" w:qFormat="1"/>
     <w:lsdException w:name="heading 2" w:semiHidden="1" w:uiPriority="9" w:unhideWhenUsed="1" w:qFormat="1"/>
@@ -6449,11 +7500,6 @@
     <w:lsdException w:name="List Table 5 Dark Accent 6" w:uiPriority="50"/>
     <w:lsdException w:name="List Table 6 Colorful Accent 6" w:uiPriority="51"/>
     <w:lsdException w:name="List Table 7 Colorful Accent 6" w:uiPriority="52"/>
-    <w:lsdException w:name="Mention" w:semiHidden="1" w:unhideWhenUsed="1"/>
-    <w:lsdException w:name="Smart Hyperlink" w:semiHidden="1" w:unhideWhenUsed="1"/>
-    <w:lsdException w:name="Hashtag" w:semiHidden="1" w:unhideWhenUsed="1"/>
-    <w:lsdException w:name="Unresolved Mention" w:semiHidden="1" w:unhideWhenUsed="1"/>
-    <w:lsdException w:name="Smart Link" w:semiHidden="1" w:unhideWhenUsed="1"/>
   </w:latentStyles>
   <w:style w:type="paragraph" w:default="1" w:styleId="a">
     <w:name w:val="Normal"/>
@@ -7003,7 +8049,7 @@
 </file>
 
 <file path=customXml/itemProps1.xml><?xml version="1.0" encoding="utf-8"?>
-<ds:datastoreItem xmlns:ds="http://schemas.openxmlformats.org/officeDocument/2006/customXml" ds:itemID="{FDDE6202-A93A-411C-BE6E-323B45BB6ADC}">
+<ds:datastoreItem xmlns:ds="http://schemas.openxmlformats.org/officeDocument/2006/customXml" ds:itemID="{ACCB2191-21E4-483B-9380-585BB06A9031}">
   <ds:schemaRefs>
     <ds:schemaRef ds:uri="http://schemas.openxmlformats.org/officeDocument/2006/bibliography"/>
   </ds:schemaRefs>

--- a/SO/Lab3/Report_Anastasiia.docx
+++ b/SO/Lab3/Report_Anastasiia.docx
@@ -3971,6 +3971,8 @@
           </wp:inline>
         </w:drawing>
       </w:r>
+      <w:bookmarkStart w:id="6" w:name="_GoBack"/>
+      <w:bookmarkEnd w:id="6"/>
     </w:p>
     <w:p>
       <w:pPr>
@@ -4637,9 +4639,10 @@
       </w:pPr>
       <w:r>
         <w:rPr>
-          <w:sz w:val="28"/>
-          <w:szCs w:val="28"/>
-          <w:lang w:val="en-US"/>
+          <w:noProof/>
+          <w:sz w:val="28"/>
+          <w:szCs w:val="28"/>
+          <w:lang w:val="en-GB" w:eastAsia="en-GB"/>
         </w:rPr>
         <w:drawing>
           <wp:inline distT="0" distB="0" distL="0" distR="0" wp14:anchorId="13243C10" wp14:editId="1C366517">
@@ -4699,9 +4702,10 @@
       </w:pPr>
       <w:r>
         <w:rPr>
-          <w:sz w:val="28"/>
-          <w:szCs w:val="28"/>
-          <w:lang w:val="en-US"/>
+          <w:noProof/>
+          <w:sz w:val="28"/>
+          <w:szCs w:val="28"/>
+          <w:lang w:val="en-GB" w:eastAsia="en-GB"/>
         </w:rPr>
         <w:lastRenderedPageBreak/>
         <w:drawing>
@@ -4800,9 +4804,10 @@
       </w:pPr>
       <w:r>
         <w:rPr>
-          <w:sz w:val="28"/>
-          <w:szCs w:val="28"/>
-          <w:lang w:val="en-US"/>
+          <w:noProof/>
+          <w:sz w:val="28"/>
+          <w:szCs w:val="28"/>
+          <w:lang w:val="en-GB" w:eastAsia="en-GB"/>
         </w:rPr>
         <w:drawing>
           <wp:inline distT="0" distB="0" distL="0" distR="0" wp14:anchorId="618026FE" wp14:editId="60F7B351">
@@ -4852,9 +4857,10 @@
       </w:pPr>
       <w:r>
         <w:rPr>
-          <w:sz w:val="28"/>
-          <w:szCs w:val="28"/>
-          <w:lang w:val="en-US"/>
+          <w:noProof/>
+          <w:sz w:val="28"/>
+          <w:szCs w:val="28"/>
+          <w:lang w:val="en-GB" w:eastAsia="en-GB"/>
         </w:rPr>
         <w:lastRenderedPageBreak/>
         <w:drawing>
@@ -4903,12 +4909,12 @@
           <w:lang w:val="en-US"/>
         </w:rPr>
       </w:pPr>
-      <w:bookmarkStart w:id="6" w:name="_GoBack"/>
-      <w:r>
-        <w:rPr>
-          <w:sz w:val="28"/>
-          <w:szCs w:val="28"/>
-          <w:lang w:val="en-US"/>
+      <w:r>
+        <w:rPr>
+          <w:noProof/>
+          <w:sz w:val="28"/>
+          <w:szCs w:val="28"/>
+          <w:lang w:val="en-GB" w:eastAsia="en-GB"/>
         </w:rPr>
         <w:drawing>
           <wp:inline distT="0" distB="0" distL="0" distR="0" wp14:anchorId="6410C1E1" wp14:editId="5038CC29">
@@ -4946,7 +4952,42 @@
           </wp:inline>
         </w:drawing>
       </w:r>
-      <w:bookmarkEnd w:id="6"/>
+    </w:p>
+    <w:p>
+      <w:pPr>
+        <w:jc w:val="center"/>
+        <w:rPr>
+          <w:sz w:val="28"/>
+          <w:szCs w:val="28"/>
+          <w:lang w:val="en-US"/>
+        </w:rPr>
+      </w:pPr>
+    </w:p>
+    <w:p>
+      <w:pPr>
+        <w:jc w:val="center"/>
+        <w:rPr>
+          <w:sz w:val="28"/>
+          <w:szCs w:val="28"/>
+        </w:rPr>
+      </w:pPr>
+      <w:r>
+        <w:rPr>
+          <w:sz w:val="28"/>
+          <w:szCs w:val="28"/>
+        </w:rPr>
+        <w:t>Индивидуальное задание</w:t>
+      </w:r>
+    </w:p>
+    <w:p>
+      <w:pPr>
+        <w:jc w:val="center"/>
+        <w:rPr>
+          <w:sz w:val="28"/>
+          <w:szCs w:val="28"/>
+          <w:lang w:val="en-US"/>
+        </w:rPr>
+      </w:pPr>
     </w:p>
     <w:sectPr>
       <w:pgSz w:w="11906" w:h="16838"/>
@@ -8049,7 +8090,7 @@
 </file>
 
 <file path=customXml/itemProps1.xml><?xml version="1.0" encoding="utf-8"?>
-<ds:datastoreItem xmlns:ds="http://schemas.openxmlformats.org/officeDocument/2006/customXml" ds:itemID="{ACCB2191-21E4-483B-9380-585BB06A9031}">
+<ds:datastoreItem xmlns:ds="http://schemas.openxmlformats.org/officeDocument/2006/customXml" ds:itemID="{832C136A-4EDF-4293-9D19-A660AFBCD66A}">
   <ds:schemaRefs>
     <ds:schemaRef ds:uri="http://schemas.openxmlformats.org/officeDocument/2006/bibliography"/>
   </ds:schemaRefs>
